--- a/docs/vv/informe-final.docx
+++ b/docs/vv/informe-final.docx
@@ -151,7 +151,7 @@
         </w:rPr>
       </w:pPr>
       <w:r>
-        <w:t>Rene Descartes</w:t>
+        <w:t>Rene Herrera</w:t>
       </w:r>
     </w:p>
     <w:p>
@@ -3197,8 +3197,112 @@
       <w:r>
         <w:drawing>
           <wp:inline xmlns:a="http://schemas.openxmlformats.org/drawingml/2006/main" xmlns:pic="http://schemas.openxmlformats.org/drawingml/2006/picture">
+            <wp:extent cx="5400000" cy="3378947"/>
+            <wp:docPr id="9" name="Picture 9"/>
+            <wp:cNvGraphicFramePr>
+              <a:graphicFrameLocks noChangeAspect="1"/>
+            </wp:cNvGraphicFramePr>
+            <a:graphic>
+              <a:graphicData uri="http://schemas.openxmlformats.org/drawingml/2006/picture">
+                <pic:pic>
+                  <pic:nvPicPr>
+                    <pic:cNvPr id="0" name="11-jenkins-configuracion.png"/>
+                    <pic:cNvPicPr/>
+                  </pic:nvPicPr>
+                  <pic:blipFill>
+                    <a:blip r:embed="rId24"/>
+                    <a:stretch>
+                      <a:fillRect/>
+                    </a:stretch>
+                  </pic:blipFill>
+                  <pic:spPr>
+                    <a:xfrm>
+                      <a:off x="0" y="0"/>
+                      <a:ext cx="5400000" cy="3378947"/>
+                    </a:xfrm>
+                    <a:prstGeom prst="rect"/>
+                  </pic:spPr>
+                </pic:pic>
+              </a:graphicData>
+            </a:graphic>
+          </wp:inline>
+        </w:drawing>
+      </w:r>
+    </w:p>
+    <w:p>
+      <w:pPr>
+        <w:pStyle w:val="APAGraphorFigure"/>
+        <w:jc w:val="center"/>
+      </w:pPr>
+      <w:r>
+        <w:rPr>
+          <w:i/>
+          <w:sz w:val="18"/>
+        </w:rPr>
+        <w:t>Figura 9. El pipeline por dentro: se define desde el propio repositorio (Pipeline script from SCM), así que las siete etapas viven en el `Jenkinsfile` y no en la configuración del servidor.</w:t>
+      </w:r>
+    </w:p>
+    <w:p>
+      <w:pPr>
+        <w:jc w:val="center"/>
+      </w:pPr>
+      <w:r>
+        <w:drawing>
+          <wp:inline xmlns:a="http://schemas.openxmlformats.org/drawingml/2006/main" xmlns:pic="http://schemas.openxmlformats.org/drawingml/2006/picture">
+            <wp:extent cx="5040000" cy="6219329"/>
+            <wp:docPr id="10" name="Picture 10"/>
+            <wp:cNvGraphicFramePr>
+              <a:graphicFrameLocks noChangeAspect="1"/>
+            </wp:cNvGraphicFramePr>
+            <a:graphic>
+              <a:graphicData uri="http://schemas.openxmlformats.org/drawingml/2006/picture">
+                <pic:pic>
+                  <pic:nvPicPr>
+                    <pic:cNvPr id="0" name="12-cypress-resultados.png"/>
+                    <pic:cNvPicPr/>
+                  </pic:nvPicPr>
+                  <pic:blipFill>
+                    <a:blip r:embed="rId25"/>
+                    <a:stretch>
+                      <a:fillRect/>
+                    </a:stretch>
+                  </pic:blipFill>
+                  <pic:spPr>
+                    <a:xfrm>
+                      <a:off x="0" y="0"/>
+                      <a:ext cx="5040000" cy="6219329"/>
+                    </a:xfrm>
+                    <a:prstGeom prst="rect"/>
+                  </pic:spPr>
+                </pic:pic>
+              </a:graphicData>
+            </a:graphic>
+          </wp:inline>
+        </w:drawing>
+      </w:r>
+    </w:p>
+    <w:p>
+      <w:pPr>
+        <w:pStyle w:val="APAGraphorFigure"/>
+        <w:jc w:val="center"/>
+      </w:pPr>
+      <w:r>
+        <w:rPr>
+          <w:i/>
+          <w:sz w:val="18"/>
+        </w:rPr>
+        <w:t>Figura 10. Las 22 pruebas de Cypress, una a una: malla de tres nodos, aforo de diez, partida local y menú. Cero fallos.</w:t>
+      </w:r>
+    </w:p>
+    <w:p>
+      <w:pPr>
+        <w:jc w:val="center"/>
+      </w:pPr>
+      <w:r>
+        <w:drawing>
+          <wp:inline xmlns:a="http://schemas.openxmlformats.org/drawingml/2006/main" xmlns:pic="http://schemas.openxmlformats.org/drawingml/2006/picture">
             <wp:extent cx="5400000" cy="3410526"/>
-            <wp:docPr id="9" name="Picture 9"/>
+            <wp:docPr id="11" name="Picture 11"/>
             <wp:cNvGraphicFramePr>
               <a:graphicFrameLocks noChangeAspect="1"/>
             </wp:cNvGraphicFramePr>
@@ -3210,7 +3314,7 @@
                     <pic:cNvPicPr/>
                   </pic:nvPicPr>
                   <pic:blipFill>
-                    <a:blip r:embed="rId24"/>
+                    <a:blip r:embed="rId26"/>
                     <a:stretch>
                       <a:fillRect/>
                     </a:stretch>
@@ -3239,7 +3343,7 @@
           <w:i/>
           <w:sz w:val="18"/>
         </w:rPr>
-        <w:t>Figura 9. Burp Suite en medio de una partida: solo aparecen los saludos de señalización. Ni una carta, ni una mano, ni el mazo.</w:t>
+        <w:t>Figura 11. Burp Suite en medio de una partida: solo aparecen los saludos de señalización. Ni una carta, ni una mano, ni el mazo.</w:t>
       </w:r>
     </w:p>
     <w:p>
@@ -3247,150 +3351,7 @@
         <w:pStyle w:val="APALevel1"/>
       </w:pPr>
       <w:r>
-        <w:t>6. Límites y trabajo pendiente</w:t>
-      </w:r>
-    </w:p>
-    <w:p>
-      <w:pPr>
-        <w:pStyle w:val="ListParagraph"/>
-        <w:spacing w:after="40"/>
-        <w:ind w:left="567"/>
-      </w:pPr>
-      <w:r>
-        <w:rPr>
-          <w:b/>
-        </w:rPr>
-        <w:t xml:space="preserve">•  </w:t>
-      </w:r>
-      <w:r>
-        <w:rPr>
-          <w:b w:val="0"/>
-        </w:rPr>
-        <w:t xml:space="preserve">Falta probarlo </w:t>
-      </w:r>
-      <w:r>
-        <w:rPr>
-          <w:b/>
-        </w:rPr>
-        <w:t>entre dos redes domésticas distintas</w:t>
-      </w:r>
-      <w:r>
-        <w:rPr>
-          <w:b w:val="0"/>
-        </w:rPr>
-        <w:t>. Funciona en la misma WiFi y con túnel; el código para el resto ya está.</w:t>
-      </w:r>
-    </w:p>
-    <w:p>
-      <w:pPr>
-        <w:pStyle w:val="ListParagraph"/>
-        <w:spacing w:after="40"/>
-        <w:ind w:left="567"/>
-      </w:pPr>
-      <w:r>
-        <w:rPr>
-          <w:b/>
-        </w:rPr>
-        <w:t xml:space="preserve">•  </w:t>
-      </w:r>
-      <w:r>
-        <w:rPr>
-          <w:b w:val="0"/>
-        </w:rPr>
-        <w:t xml:space="preserve">Los diez jugadores están medidos con </w:t>
-      </w:r>
-      <w:r>
-        <w:rPr>
-          <w:b/>
-        </w:rPr>
-        <w:t>diez navegadores, no con diez teléfonos</w:t>
-      </w:r>
-      <w:r>
-        <w:rPr>
-          <w:b w:val="0"/>
-        </w:rPr>
-        <w:t>.</w:t>
-      </w:r>
-    </w:p>
-    <w:p>
-      <w:pPr>
-        <w:pStyle w:val="ListParagraph"/>
-        <w:spacing w:after="40"/>
-        <w:ind w:left="567"/>
-      </w:pPr>
-      <w:r>
-        <w:rPr>
-          <w:b/>
-        </w:rPr>
-        <w:t xml:space="preserve">•  </w:t>
-      </w:r>
-      <w:r>
-        <w:rPr>
-          <w:b w:val="0"/>
-        </w:rPr>
-        <w:t xml:space="preserve">Las pruebas de navegador </w:t>
-      </w:r>
-      <w:r>
-        <w:rPr>
-          <w:b/>
-        </w:rPr>
-        <w:t>se lanzan a mano</w:t>
-      </w:r>
-      <w:r>
-        <w:rPr>
-          <w:b w:val="0"/>
-        </w:rPr>
-        <w:t>; el resto ya se lanza solo en cada commit.</w:t>
-      </w:r>
-    </w:p>
-    <w:p>
-      <w:pPr>
-        <w:pStyle w:val="ListParagraph"/>
-        <w:spacing w:after="40"/>
-        <w:ind w:left="567"/>
-      </w:pPr>
-      <w:r>
-        <w:rPr>
-          <w:b/>
-        </w:rPr>
-        <w:t xml:space="preserve">•  </w:t>
-      </w:r>
-      <w:r>
-        <w:rPr>
-          <w:b w:val="0"/>
-        </w:rPr>
-        <w:t xml:space="preserve">El </w:t>
-      </w:r>
-      <w:r>
-        <w:rPr>
-          <w:b/>
-        </w:rPr>
-        <w:t>reciclado del mazo</w:t>
-      </w:r>
-      <w:r>
-        <w:rPr>
-          <w:b w:val="0"/>
-        </w:rPr>
-        <w:t xml:space="preserve"> (cuando se agota y se rebaraja el pozo) funciona, pero no tiene prueba automática.</w:t>
-      </w:r>
-    </w:p>
-    <w:p>
-      <w:pPr>
-        <w:pStyle w:val="APABodyText"/>
-      </w:pPr>
-      <w:r>
-        <w:rPr>
-          <w:b/>
-        </w:rPr>
-        <w:t>Lo que no está medido, se dice.</w:t>
-      </w:r>
-    </w:p>
-    <w:p>
-      <w:pPr>
-        <w:pStyle w:val="APALevel1"/>
-      </w:pPr>
-      <w:r>
-        <w:t>7. Conclusión</w:t>
+        <w:t>6. Conclusión</w:t>
       </w:r>
     </w:p>
     <w:p>

--- a/docs/vv/informe-final.docx
+++ b/docs/vv/informe-final.docx
@@ -2772,6 +2772,23 @@
       </w:pPr>
       <w:r>
         <w:t>5. Evidencias visuales</w:t>
+      </w:r>
+    </w:p>
+    <w:p>
+      <w:pPr>
+        <w:pStyle w:val="APABodyText"/>
+      </w:pPr>
+      <w:r>
+        <w:t xml:space="preserve">Las seis primeras capturas no se hicieron a mano: </w:t>
+      </w:r>
+      <w:r>
+        <w:rPr>
+          <w:b/>
+        </w:rPr>
+        <w:t>las toma la propia suite de Cypress mientras juega</w:t>
+      </w:r>
+      <w:r>
+        <w:t>, así que se regeneran solas en cada ejecución y no pueden quedarse desfasadas respecto al sistema.</w:t>
       </w:r>
     </w:p>
     <w:p>
@@ -2823,7 +2840,7 @@
           <w:i/>
           <w:sz w:val="18"/>
         </w:rPr>
-        <w:t>Figura 1. Pantalla de entrada. Se crea sala o se entra con un código de cuatro caracteres.</w:t>
+        <w:t>Figura 1. Capturada por la prueba de Cypress «menú principal». Pantalla de entrada: se crea sala o se entra con un código de cuatro caracteres.</w:t>
       </w:r>
     </w:p>
     <w:p>
@@ -2875,7 +2892,7 @@
           <w:i/>
           <w:sz w:val="18"/>
         </w:rPr>
-        <w:t>Figura 2. Mesa repartida: siete cartas, mazo, pozo y turno en curso.</w:t>
+        <w:t>Figura 2. Capturada por la prueba de Cypress «partida local». Mesa repartida: siete cartas, mazo, pozo y turno en curso.</w:t>
       </w:r>
     </w:p>
     <w:p>
@@ -2927,7 +2944,7 @@
           <w:i/>
           <w:sz w:val="18"/>
         </w:rPr>
-        <w:t>Figura 3. Tres navegadores reales con WebRTC: las tres réplicas publican la misma huella de estado.</w:t>
+        <w:t>Figura 3. Capturada por la prueba de Cypress «malla de tres nodos». Tres navegadores reales con WebRTC: las tres réplicas publican la misma huella de estado.</w:t>
       </w:r>
     </w:p>
     <w:p>
@@ -2979,7 +2996,7 @@
           <w:i/>
           <w:sz w:val="18"/>
         </w:rPr>
-        <w:t>Figura 4. Tolerancia a fallos: cae un nodo y los demás siguen jugando.</w:t>
+        <w:t>Figura 4. Capturada por la prueba de Cypress «malla de tres nodos». Tolerancia a fallos: cae un nodo y los demás siguen jugando.</w:t>
       </w:r>
     </w:p>
     <w:p>
@@ -3031,7 +3048,7 @@
           <w:i/>
           <w:sz w:val="18"/>
         </w:rPr>
-        <w:t>Figura 5. Pantalla Maestra: líder, testigo, convergencia, huella de cada nodo e historial de la malla. Es la verificación en vivo de que todos ven la misma partida.</w:t>
+        <w:t>Figura 5. Capturada por la prueba de Cypress «malla de tres nodos». La Pantalla Maestra: líder, testigo, convergencia, huella de cada nodo e historial de la malla.</w:t>
       </w:r>
     </w:p>
     <w:p>
@@ -3083,7 +3100,7 @@
           <w:i/>
           <w:sz w:val="18"/>
         </w:rPr>
-        <w:t>Figura 6. Aforo: diez navegadores en la misma sala, 45 conexiones directas.</w:t>
+        <w:t>Figura 6. Capturada por la prueba de Cypress «aforo: diez caben, el once no». Diez navegadores en la misma sala, 45 conexiones directas.</w:t>
       </w:r>
     </w:p>
     <w:p>
@@ -3239,7 +3256,7 @@
           <w:i/>
           <w:sz w:val="18"/>
         </w:rPr>
-        <w:t>Figura 9. El pipeline por dentro: se define desde el propio repositorio (Pipeline script from SCM), así que las siete etapas viven en el `Jenkinsfile` y no en la configuración del servidor.</w:t>
+        <w:t>Figura 9. Jenkins — el pipeline por dentro. Se define como «Pipeline script from SCM», así que las siete etapas viven en el Jenkinsfile del repositorio y no en la configuración del servidor.</w:t>
       </w:r>
     </w:p>
     <w:p>

--- a/docs/vv/informe-final.docx
+++ b/docs/vv/informe-final.docx
@@ -3266,8 +3266,164 @@
       <w:r>
         <w:drawing>
           <wp:inline xmlns:a="http://schemas.openxmlformats.org/drawingml/2006/main" xmlns:pic="http://schemas.openxmlformats.org/drawingml/2006/picture">
+            <wp:extent cx="5040000" cy="2522178"/>
+            <wp:docPr id="10" name="Picture 10"/>
+            <wp:cNvGraphicFramePr>
+              <a:graphicFrameLocks noChangeAspect="1"/>
+            </wp:cNvGraphicFramePr>
+            <a:graphic>
+              <a:graphicData uri="http://schemas.openxmlformats.org/drawingml/2006/picture">
+                <pic:pic>
+                  <pic:nvPicPr>
+                    <pic:cNvPr id="0" name="13-cypress-consola-suite.png"/>
+                    <pic:cNvPicPr/>
+                  </pic:nvPicPr>
+                  <pic:blipFill>
+                    <a:blip r:embed="rId25"/>
+                    <a:stretch>
+                      <a:fillRect/>
+                    </a:stretch>
+                  </pic:blipFill>
+                  <pic:spPr>
+                    <a:xfrm>
+                      <a:off x="0" y="0"/>
+                      <a:ext cx="5040000" cy="2522178"/>
+                    </a:xfrm>
+                    <a:prstGeom prst="rect"/>
+                  </pic:spPr>
+                </pic:pic>
+              </a:graphicData>
+            </a:graphic>
+          </wp:inline>
+        </w:drawing>
+      </w:r>
+    </w:p>
+    <w:p>
+      <w:pPr>
+        <w:pStyle w:val="APAGraphorFigure"/>
+        <w:jc w:val="center"/>
+      </w:pPr>
+      <w:r>
+        <w:rPr>
+          <w:i/>
+          <w:sz w:val="18"/>
+        </w:rPr>
+        <w:t>Figura 10. La suite completa ejecutándose en consola: los cuatro archivos, 22 pruebas, 22 pasadas, 0 fallos, en 5 minutos y 43 segundos.</w:t>
+      </w:r>
+    </w:p>
+    <w:p>
+      <w:pPr>
+        <w:jc w:val="center"/>
+      </w:pPr>
+      <w:r>
+        <w:drawing>
+          <wp:inline xmlns:a="http://schemas.openxmlformats.org/drawingml/2006/main" xmlns:pic="http://schemas.openxmlformats.org/drawingml/2006/picture">
+            <wp:extent cx="5040000" cy="2619931"/>
+            <wp:docPr id="11" name="Picture 11"/>
+            <wp:cNvGraphicFramePr>
+              <a:graphicFrameLocks noChangeAspect="1"/>
+            </wp:cNvGraphicFramePr>
+            <a:graphic>
+              <a:graphicData uri="http://schemas.openxmlformats.org/drawingml/2006/picture">
+                <pic:pic>
+                  <pic:nvPicPr>
+                    <pic:cNvPr id="0" name="14-cypress-consola-malla.png"/>
+                    <pic:cNvPicPr/>
+                  </pic:nvPicPr>
+                  <pic:blipFill>
+                    <a:blip r:embed="rId26"/>
+                    <a:stretch>
+                      <a:fillRect/>
+                    </a:stretch>
+                  </pic:blipFill>
+                  <pic:spPr>
+                    <a:xfrm>
+                      <a:off x="0" y="0"/>
+                      <a:ext cx="5040000" cy="2619931"/>
+                    </a:xfrm>
+                    <a:prstGeom prst="rect"/>
+                  </pic:spPr>
+                </pic:pic>
+              </a:graphicData>
+            </a:graphic>
+          </wp:inline>
+        </w:drawing>
+      </w:r>
+    </w:p>
+    <w:p>
+      <w:pPr>
+        <w:pStyle w:val="APAGraphorFigure"/>
+        <w:jc w:val="center"/>
+      </w:pPr>
+      <w:r>
+        <w:rPr>
+          <w:i/>
+          <w:sz w:val="18"/>
+        </w:rPr>
+        <w:t>Figura 11. La prueba de la malla, ejecutada sola: 5 de 5, y las tres capturas que deja escritas como evidencia. Es la que levanta tres navegadores con WebRTC real.</w:t>
+      </w:r>
+    </w:p>
+    <w:p>
+      <w:pPr>
+        <w:jc w:val="center"/>
+      </w:pPr>
+      <w:r>
+        <w:drawing>
+          <wp:inline xmlns:a="http://schemas.openxmlformats.org/drawingml/2006/main" xmlns:pic="http://schemas.openxmlformats.org/drawingml/2006/picture">
+            <wp:extent cx="5040000" cy="3164736"/>
+            <wp:docPr id="12" name="Picture 12"/>
+            <wp:cNvGraphicFramePr>
+              <a:graphicFrameLocks noChangeAspect="1"/>
+            </wp:cNvGraphicFramePr>
+            <a:graphic>
+              <a:graphicData uri="http://schemas.openxmlformats.org/drawingml/2006/picture">
+                <pic:pic>
+                  <pic:nvPicPr>
+                    <pic:cNvPr id="0" name="15-distribuida-consola.png"/>
+                    <pic:cNvPicPr/>
+                  </pic:nvPicPr>
+                  <pic:blipFill>
+                    <a:blip r:embed="rId27"/>
+                    <a:stretch>
+                      <a:fillRect/>
+                    </a:stretch>
+                  </pic:blipFill>
+                  <pic:spPr>
+                    <a:xfrm>
+                      <a:off x="0" y="0"/>
+                      <a:ext cx="5040000" cy="3164736"/>
+                    </a:xfrm>
+                    <a:prstGeom prst="rect"/>
+                  </pic:spPr>
+                </pic:pic>
+              </a:graphicData>
+            </a:graphic>
+          </wp:inline>
+        </w:drawing>
+      </w:r>
+    </w:p>
+    <w:p>
+      <w:pPr>
+        <w:pStyle w:val="APAGraphorFigure"/>
+        <w:jc w:val="center"/>
+      </w:pPr>
+      <w:r>
+        <w:rPr>
+          <w:i/>
+          <w:sz w:val="18"/>
+        </w:rPr>
+        <w:t>Figura 12. Validación distribuida en consola: las mediciones de coste con 3, 5 y 10 nodos, y 7 de 7 propiedades verificadas.</w:t>
+      </w:r>
+    </w:p>
+    <w:p>
+      <w:pPr>
+        <w:jc w:val="center"/>
+      </w:pPr>
+      <w:r>
+        <w:drawing>
+          <wp:inline xmlns:a="http://schemas.openxmlformats.org/drawingml/2006/main" xmlns:pic="http://schemas.openxmlformats.org/drawingml/2006/picture">
             <wp:extent cx="5040000" cy="6219329"/>
-            <wp:docPr id="10" name="Picture 10"/>
+            <wp:docPr id="13" name="Picture 13"/>
             <wp:cNvGraphicFramePr>
               <a:graphicFrameLocks noChangeAspect="1"/>
             </wp:cNvGraphicFramePr>
@@ -3279,7 +3435,7 @@
                     <pic:cNvPicPr/>
                   </pic:nvPicPr>
                   <pic:blipFill>
-                    <a:blip r:embed="rId25"/>
+                    <a:blip r:embed="rId28"/>
                     <a:stretch>
                       <a:fillRect/>
                     </a:stretch>
@@ -3308,7 +3464,7 @@
           <w:i/>
           <w:sz w:val="18"/>
         </w:rPr>
-        <w:t>Figura 10. Las 22 pruebas de Cypress, una a una: malla de tres nodos, aforo de diez, partida local y menú. Cero fallos.</w:t>
+        <w:t>Figura 13. Las 22 pruebas de Cypress, una a una: malla de tres nodos, aforo de diez, partida local y menú. Cero fallos.</w:t>
       </w:r>
     </w:p>
     <w:p>
@@ -3319,7 +3475,7 @@
         <w:drawing>
           <wp:inline xmlns:a="http://schemas.openxmlformats.org/drawingml/2006/main" xmlns:pic="http://schemas.openxmlformats.org/drawingml/2006/picture">
             <wp:extent cx="5400000" cy="3410526"/>
-            <wp:docPr id="11" name="Picture 11"/>
+            <wp:docPr id="14" name="Picture 14"/>
             <wp:cNvGraphicFramePr>
               <a:graphicFrameLocks noChangeAspect="1"/>
             </wp:cNvGraphicFramePr>
@@ -3331,7 +3487,7 @@
                     <pic:cNvPicPr/>
                   </pic:nvPicPr>
                   <pic:blipFill>
-                    <a:blip r:embed="rId26"/>
+                    <a:blip r:embed="rId29"/>
                     <a:stretch>
                       <a:fillRect/>
                     </a:stretch>
@@ -3360,7 +3516,7 @@
           <w:i/>
           <w:sz w:val="18"/>
         </w:rPr>
-        <w:t>Figura 11. Burp Suite en medio de una partida: solo aparecen los saludos de señalización. Ni una carta, ni una mano, ni el mazo.</w:t>
+        <w:t>Figura 14. Burp Suite en medio de una partida: solo aparecen los saludos de señalización. Ni una carta, ni una mano, ni el mazo.</w:t>
       </w:r>
     </w:p>
     <w:p>

--- a/docs/vv/informe-final.docx
+++ b/docs/vv/informe-final.docx
@@ -1,6 +1,6 @@
 
 <file path=word/document.xml><?xml version="1.0" encoding="utf-8"?>
-<w:document xmlns:wpc="http://schemas.microsoft.com/office/word/2010/wordprocessingCanvas" xmlns:cx="http://schemas.microsoft.com/office/drawing/2014/chartex" xmlns:cx1="http://schemas.microsoft.com/office/drawing/2015/9/8/chartex" xmlns:cx2="http://schemas.microsoft.com/office/drawing/2015/10/21/chartex" xmlns:cx3="http://schemas.microsoft.com/office/drawing/2016/5/9/chartex" xmlns:cx4="http://schemas.microsoft.com/office/drawing/2016/5/10/chartex" xmlns:cx5="http://schemas.microsoft.com/office/drawing/2016/5/11/chartex" xmlns:cx6="http://schemas.microsoft.com/office/drawing/2016/5/12/chartex" xmlns:cx7="http://schemas.microsoft.com/office/drawing/2016/5/13/chartex" xmlns:cx8="http://schemas.microsoft.com/office/drawing/2016/5/14/chartex" xmlns:mc="http://schemas.openxmlformats.org/markup-compatibility/2006" xmlns:aink="http://schemas.microsoft.com/office/drawing/2016/ink" xmlns:am3d="http://schemas.microsoft.com/office/drawing/2017/model3d" xmlns:o="urn:schemas-microsoft-com:office:office" xmlns:oel="http://schemas.microsoft.com/office/2019/extlst" xmlns:r="http://schemas.openxmlformats.org/officeDocument/2006/relationships" xmlns:m="http://schemas.openxmlformats.org/officeDocument/2006/math" xmlns:v="urn:schemas-microsoft-com:vml" xmlns:wp14="http://schemas.microsoft.com/office/word/2010/wordprocessingDrawing" xmlns:wp="http://schemas.openxmlformats.org/drawingml/2006/wordprocessingDrawing" xmlns:w10="urn:schemas-microsoft-com:office:word" xmlns:w="http://schemas.openxmlformats.org/wordprocessingml/2006/main" xmlns:w14="http://schemas.microsoft.com/office/word/2010/wordml" xmlns:w15="http://schemas.microsoft.com/office/word/2012/wordml" xmlns:w16cex="http://schemas.microsoft.com/office/word/2018/wordml/cex" xmlns:w16cid="http://schemas.microsoft.com/office/word/2016/wordml/cid" xmlns:w16="http://schemas.microsoft.com/office/word/2018/wordml" xmlns:w16du="http://schemas.microsoft.com/office/word/2023/wordml/word16du" xmlns:w16sdtdh="http://schemas.microsoft.com/office/word/2020/wordml/sdtdatahash" xmlns:w16sdtfl="http://schemas.microsoft.com/office/word/2024/wordml/sdtformatlock" xmlns:w16se="http://schemas.microsoft.com/office/word/2015/wordml/symex" xmlns:wpg="http://schemas.microsoft.com/office/word/2010/wordprocessingGroup" xmlns:wpi="http://schemas.microsoft.com/office/word/2010/wordprocessingInk" xmlns:wne="http://schemas.microsoft.com/office/word/2006/wordml" xmlns:wps="http://schemas.microsoft.com/office/word/2010/wordprocessingShape" mc:Ignorable="w14 w15 w16se w16cid w16 w16cex w16sdtdh w16sdtfl w16du wp14">
+<w:document xmlns:wpc="http://schemas.microsoft.com/office/word/2010/wordprocessingCanvas" xmlns:cx="http://schemas.microsoft.com/office/drawing/2014/chartex" xmlns:cx1="http://schemas.microsoft.com/office/drawing/2015/9/8/chartex" xmlns:cx2="http://schemas.microsoft.com/office/drawing/2015/10/21/chartex" xmlns:cx3="http://schemas.microsoft.com/office/drawing/2016/5/9/chartex" xmlns:cx4="http://schemas.microsoft.com/office/drawing/2016/5/10/chartex" xmlns:cx5="http://schemas.microsoft.com/office/drawing/2016/5/11/chartex" xmlns:cx6="http://schemas.microsoft.com/office/drawing/2016/5/12/chartex" xmlns:cx7="http://schemas.microsoft.com/office/drawing/2016/5/13/chartex" xmlns:cx8="http://schemas.microsoft.com/office/drawing/2016/5/14/chartex" xmlns:mc="http://schemas.openxmlformats.org/markup-compatibility/2006" xmlns:aink="http://schemas.microsoft.com/office/drawing/2016/ink" xmlns:am3d="http://schemas.microsoft.com/office/drawing/2017/model3d" xmlns:o="urn:schemas-microsoft-com:office:office" xmlns:oel="http://schemas.microsoft.com/office/2019/extlst" xmlns:r="http://schemas.openxmlformats.org/officeDocument/2006/relationships" xmlns:m="http://schemas.openxmlformats.org/officeDocument/2006/math" xmlns:v="urn:schemas-microsoft-com:vml" xmlns:wp14="http://schemas.microsoft.com/office/word/2010/wordprocessingDrawing" xmlns:wp="http://schemas.openxmlformats.org/drawingml/2006/wordprocessingDrawing" xmlns:w10="urn:schemas-microsoft-com:office:word" xmlns:w="http://schemas.openxmlformats.org/wordprocessingml/2006/main" xmlns:w14="http://schemas.microsoft.com/office/word/2010/wordml" xmlns:w15="http://schemas.microsoft.com/office/word/2012/wordml" xmlns:w16cei="http://schemas.microsoft.com/office/word/2026/wordml/cei" xmlns:w16cex="http://schemas.microsoft.com/office/word/2018/wordml/cex" xmlns:w16cid="http://schemas.microsoft.com/office/word/2016/wordml/cid" xmlns:w16="http://schemas.microsoft.com/office/word/2018/wordml" xmlns:w16du="http://schemas.microsoft.com/office/word/2023/wordml/word16du" xmlns:w16sdtdh="http://schemas.microsoft.com/office/word/2020/wordml/sdtdatahash" xmlns:w16sdtfl="http://schemas.microsoft.com/office/word/2024/wordml/sdtformatlock" xmlns:w16se="http://schemas.microsoft.com/office/word/2015/wordml/symex" xmlns:wpg="http://schemas.microsoft.com/office/word/2010/wordprocessingGroup" xmlns:wpi="http://schemas.microsoft.com/office/word/2010/wordprocessingInk" xmlns:wne="http://schemas.microsoft.com/office/word/2006/wordml" xmlns:wps="http://schemas.microsoft.com/office/word/2010/wordprocessingShape" mc:Ignorable="w14 w15 w16se w16cid w16 w16cex w16sdtdh w16sdtfl w16du wp14">
   <w:body>
     <w:p>
       <w:pPr>
@@ -91,12 +91,67 @@
           <w:lang w:val="es-EC"/>
         </w:rPr>
       </w:pPr>
+      <w:r>
+        <w:rPr>
+          <w:lang w:val="es-EC"/>
+        </w:rPr>
+        <w:t>Verificación y Validación del sistema Bug</w:t>
+      </w:r>
+    </w:p>
+    <w:p>
+      <w:pPr>
+        <w:pStyle w:val="APATitlePage"/>
+        <w:spacing w:line="480" w:lineRule="auto"/>
+        <w:rPr>
+          <w:lang w:val="es-EC"/>
+        </w:rPr>
+      </w:pPr>
+      <w:r>
+        <w:rPr>
+          <w:lang w:val="es-EC"/>
+        </w:rPr>
+        <w:t xml:space="preserve">Juego de cartas P2P descentralizado </w:t>
+      </w:r>
+    </w:p>
+    <w:p>
+      <w:pPr>
+        <w:pStyle w:val="APATitlePage"/>
+        <w:spacing w:line="480" w:lineRule="auto"/>
+        <w:rPr>
+          <w:lang w:val="es-EC"/>
+        </w:rPr>
+      </w:pPr>
+    </w:p>
+    <w:p>
+      <w:pPr>
+        <w:pStyle w:val="APATitlePage"/>
+        <w:spacing w:line="480" w:lineRule="auto"/>
+        <w:rPr>
+          <w:lang w:val="es-EC"/>
+        </w:rPr>
+      </w:pPr>
+    </w:p>
+    <w:p>
+      <w:pPr>
+        <w:pStyle w:val="APATitlePage"/>
+        <w:spacing w:line="480" w:lineRule="auto"/>
+        <w:rPr>
+          <w:u w:val="single"/>
+          <w:lang w:val="es-EC"/>
+        </w:rPr>
+      </w:pPr>
+      <w:r>
+        <w:rPr>
+          <w:lang w:val="es-EC"/>
+        </w:rPr>
+        <w:t xml:space="preserve">Santiago </w:t>
+      </w:r>
       <w:proofErr w:type="spellStart"/>
       <w:r>
         <w:rPr>
           <w:lang w:val="es-EC"/>
         </w:rPr>
-        <w:t>Verificación y Validación del sistema Bug</w:t>
+        <w:t>Esquetini</w:t>
       </w:r>
       <w:proofErr w:type="spellEnd"/>
     </w:p>
@@ -109,7 +164,10 @@
         </w:rPr>
       </w:pPr>
       <w:r>
-        <w:t>Juego de cartas P2P descentralizado — informe final</w:t>
+        <w:rPr>
+          <w:lang w:val="es-EC"/>
+        </w:rPr>
+        <w:t>Samuel Vega</w:t>
       </w:r>
     </w:p>
     <w:p>
@@ -117,18 +175,15 @@
         <w:pStyle w:val="APATitlePage"/>
         <w:spacing w:line="480" w:lineRule="auto"/>
         <w:rPr>
-          <w:u w:val="single"/>
-          <w:lang w:val="es-EC"/>
-        </w:rPr>
-      </w:pPr>
-      <w:r>
-        <w:rPr>
-          <w:lang w:val="es-EC"/>
-        </w:rPr>
-        <w:t>Santiago Esquetini</w:t>
-      </w:r>
-      <w:proofErr w:type="spellStart"/>
-      <w:proofErr w:type="spellEnd"/>
+          <w:lang w:val="es-EC"/>
+        </w:rPr>
+      </w:pPr>
+      <w:r>
+        <w:rPr>
+          <w:lang w:val="es-EC"/>
+        </w:rPr>
+        <w:t>Rene Herrera</w:t>
+      </w:r>
     </w:p>
     <w:p>
       <w:pPr>
@@ -138,9 +193,6 @@
           <w:lang w:val="es-EC"/>
         </w:rPr>
       </w:pPr>
-      <w:r>
-        <w:t>Samuel Vega</w:t>
-      </w:r>
     </w:p>
     <w:p>
       <w:pPr>
@@ -150,9 +202,6 @@
           <w:lang w:val="es-EC"/>
         </w:rPr>
       </w:pPr>
-      <w:r>
-        <w:t>Rene Herrera</w:t>
-      </w:r>
     </w:p>
     <w:p>
       <w:pPr>
@@ -225,14 +274,12 @@
           <w:lang w:val="es-EC"/>
         </w:rPr>
       </w:pPr>
-      <w:proofErr w:type="spellStart"/>
       <w:r>
         <w:rPr>
           <w:lang w:val="es-EC"/>
         </w:rPr>
         <w:t>Martes, 11 de agosto de 2026</w:t>
       </w:r>
-      <w:proofErr w:type="spellEnd"/>
     </w:p>
     <w:bookmarkEnd w:id="0"/>
     <w:bookmarkEnd w:id="1"/>
@@ -246,70 +293,86 @@
         <w:pStyle w:val="APALevel1"/>
       </w:pPr>
       <w:r>
+        <w:lastRenderedPageBreak/>
         <w:t>Resumen</w:t>
       </w:r>
     </w:p>
     <w:p>
       <w:pPr>
         <w:pStyle w:val="APABodyText"/>
-      </w:pPr>
-      <w:r>
-        <w:t xml:space="preserve">Bug es un juego de cartas multijugador peer-to-peer: las cartas viajan directas de un navegador a otro por WebRTC y </w:t>
-      </w:r>
-      <w:r>
-        <w:rPr>
-          <w:b/>
-        </w:rPr>
-        <w:t>no existe ningún servidor de juego</w:t>
-      </w:r>
-      <w:r>
-        <w:t xml:space="preserve">. El único servidor presenta a los jugadores y se aparta; si se apaga a mitad de partida, </w:t>
-      </w:r>
-      <w:r>
-        <w:rPr>
-          <w:b/>
-        </w:rPr>
-        <w:t>la partida sigue</w:t>
-      </w:r>
-      <w:r>
-        <w:t>.</w:t>
+        <w:rPr>
+          <w:lang w:val="es-EC"/>
+        </w:rPr>
+      </w:pPr>
+      <w:r>
+        <w:rPr>
+          <w:lang w:val="es-EC"/>
+        </w:rPr>
+        <w:t>Bug es un juego de cartas multijugador peer-</w:t>
+      </w:r>
+      <w:proofErr w:type="spellStart"/>
+      <w:r>
+        <w:rPr>
+          <w:lang w:val="es-EC"/>
+        </w:rPr>
+        <w:t>to</w:t>
+      </w:r>
+      <w:proofErr w:type="spellEnd"/>
+      <w:r>
+        <w:rPr>
+          <w:lang w:val="es-EC"/>
+        </w:rPr>
+        <w:t xml:space="preserve">-peer: las cartas viajan directas de un navegador a otro por </w:t>
+      </w:r>
+      <w:proofErr w:type="spellStart"/>
+      <w:r>
+        <w:rPr>
+          <w:lang w:val="es-EC"/>
+        </w:rPr>
+        <w:t>WebRTC</w:t>
+      </w:r>
+      <w:proofErr w:type="spellEnd"/>
+      <w:r>
+        <w:rPr>
+          <w:lang w:val="es-EC"/>
+        </w:rPr>
+        <w:t xml:space="preserve"> y no existe ningún servidor de juego. El único servidor presenta a los jugadores y se aparta; si se apaga a mitad de partida, la partida sigue.</w:t>
       </w:r>
     </w:p>
     <w:p>
       <w:pPr>
         <w:pStyle w:val="APABodyText"/>
-      </w:pPr>
-      <w:r>
-        <w:t xml:space="preserve">Este documento reúne el informe técnico, los resultados de las pruebas con sus métricas y las evidencias visuales. Todas las cifras salen de la última ejecución real del pipeline: </w:t>
-      </w:r>
-      <w:r>
-        <w:rPr>
-          <w:b/>
-        </w:rPr>
-        <w:t>ninguna está escrita a mano</w:t>
-      </w:r>
-      <w:r>
-        <w:t>.</w:t>
+        <w:rPr>
+          <w:lang w:val="es-EC"/>
+        </w:rPr>
+      </w:pPr>
+      <w:r>
+        <w:rPr>
+          <w:lang w:val="es-EC"/>
+        </w:rPr>
+        <w:t>Este documento reúne el informe técnico, los resultados de las pruebas con sus métricas y las evidencias visuales. Todas las cifras salen de la última ejecución real del pipeline: ninguna está escrita a mano.</w:t>
       </w:r>
     </w:p>
     <w:tbl>
       <w:tblPr>
         <w:tblStyle w:val="TableGrid"/>
-        <w:tblW w:type="auto" w:w="0"/>
+        <w:tblW w:w="0" w:type="auto"/>
         <w:jc w:val="center"/>
-        <w:tblLook w:firstColumn="1" w:firstRow="1" w:lastColumn="0" w:lastRow="0" w:noHBand="0" w:noVBand="1" w:val="04A0"/>
+        <w:tblLook w:val="04A0" w:firstRow="1" w:lastRow="0" w:firstColumn="1" w:lastColumn="0" w:noHBand="0" w:noVBand="1"/>
       </w:tblPr>
       <w:tblGrid>
-        <w:gridCol w:w="4249"/>
-        <w:gridCol w:w="4249"/>
+        <w:gridCol w:w="3679"/>
+        <w:gridCol w:w="4809"/>
       </w:tblGrid>
       <w:tr>
-        <w:tc>
-          <w:tcPr>
-            <w:tcW w:type="dxa" w:w="3685"/>
-          </w:tcPr>
-          <w:p>
-            <w:r/>
+        <w:trPr>
+          <w:jc w:val="center"/>
+        </w:trPr>
+        <w:tc>
+          <w:tcPr>
+            <w:tcW w:w="3685" w:type="dxa"/>
+          </w:tcPr>
+          <w:p>
             <w:r>
               <w:rPr>
                 <w:b/>
@@ -321,10 +384,9 @@
         </w:tc>
         <w:tc>
           <w:tcPr>
-            <w:tcW w:type="dxa" w:w="4819"/>
-          </w:tcPr>
-          <w:p>
-            <w:r/>
+            <w:tcW w:w="4819" w:type="dxa"/>
+          </w:tcPr>
+          <w:p>
             <w:r>
               <w:rPr>
                 <w:b/>
@@ -336,15 +398,16 @@
         </w:tc>
       </w:tr>
       <w:tr>
-        <w:tc>
-          <w:tcPr>
-            <w:tcW w:type="dxa" w:w="3685"/>
-          </w:tcPr>
-          <w:p>
-            <w:r/>
-            <w:r>
-              <w:rPr>
-                <w:b w:val="0"/>
+        <w:trPr>
+          <w:jc w:val="center"/>
+        </w:trPr>
+        <w:tc>
+          <w:tcPr>
+            <w:tcW w:w="3685" w:type="dxa"/>
+          </w:tcPr>
+          <w:p>
+            <w:r>
+              <w:rPr>
                 <w:sz w:val="18"/>
               </w:rPr>
               <w:t>Comprobaciones automatizadas</w:t>
@@ -353,10 +416,9 @@
         </w:tc>
         <w:tc>
           <w:tcPr>
-            <w:tcW w:type="dxa" w:w="4819"/>
-          </w:tcPr>
-          <w:p>
-            <w:r/>
+            <w:tcW w:w="4819" w:type="dxa"/>
+          </w:tcPr>
+          <w:p>
             <w:r>
               <w:rPr>
                 <w:b/>
@@ -366,7 +428,6 @@
             </w:r>
             <w:r>
               <w:rPr>
-                <w:b w:val="0"/>
                 <w:sz w:val="18"/>
               </w:rPr>
               <w:t xml:space="preserve"> · 0 fallos</w:t>
@@ -375,15 +436,16 @@
         </w:tc>
       </w:tr>
       <w:tr>
-        <w:tc>
-          <w:tcPr>
-            <w:tcW w:type="dxa" w:w="3685"/>
-          </w:tcPr>
-          <w:p>
-            <w:r/>
-            <w:r>
-              <w:rPr>
-                <w:b w:val="0"/>
+        <w:trPr>
+          <w:jc w:val="center"/>
+        </w:trPr>
+        <w:tc>
+          <w:tcPr>
+            <w:tcW w:w="3685" w:type="dxa"/>
+          </w:tcPr>
+          <w:p>
+            <w:r>
+              <w:rPr>
                 <w:sz w:val="18"/>
               </w:rPr>
               <w:t>Cobertura de código</w:t>
@@ -392,10 +454,9 @@
         </w:tc>
         <w:tc>
           <w:tcPr>
-            <w:tcW w:type="dxa" w:w="4819"/>
-          </w:tcPr>
-          <w:p>
-            <w:r/>
+            <w:tcW w:w="4819" w:type="dxa"/>
+          </w:tcPr>
+          <w:p>
             <w:r>
               <w:rPr>
                 <w:b/>
@@ -405,7 +466,6 @@
             </w:r>
             <w:r>
               <w:rPr>
-                <w:b w:val="0"/>
                 <w:sz w:val="18"/>
               </w:rPr>
               <w:t xml:space="preserve"> (5.665 líneas analizadas)</w:t>
@@ -414,15 +474,16 @@
         </w:tc>
       </w:tr>
       <w:tr>
-        <w:tc>
-          <w:tcPr>
-            <w:tcW w:type="dxa" w:w="3685"/>
-          </w:tcPr>
-          <w:p>
-            <w:r/>
-            <w:r>
-              <w:rPr>
-                <w:b w:val="0"/>
+        <w:trPr>
+          <w:jc w:val="center"/>
+        </w:trPr>
+        <w:tc>
+          <w:tcPr>
+            <w:tcW w:w="3685" w:type="dxa"/>
+          </w:tcPr>
+          <w:p>
+            <w:r>
+              <w:rPr>
                 <w:sz w:val="18"/>
               </w:rPr>
               <w:t>Puerta de calidad (SonarQube)</w:t>
@@ -431,10 +492,9 @@
         </w:tc>
         <w:tc>
           <w:tcPr>
-            <w:tcW w:type="dxa" w:w="4819"/>
-          </w:tcPr>
-          <w:p>
-            <w:r/>
+            <w:tcW w:w="4819" w:type="dxa"/>
+          </w:tcPr>
+          <w:p>
             <w:r>
               <w:rPr>
                 <w:b/>
@@ -444,7 +504,6 @@
             </w:r>
             <w:r>
               <w:rPr>
-                <w:b w:val="0"/>
                 <w:sz w:val="18"/>
               </w:rPr>
               <w:t xml:space="preserve"> · Seguridad A · Fiabilidad A · Mantenibilidad A</w:t>
@@ -453,15 +512,16 @@
         </w:tc>
       </w:tr>
       <w:tr>
-        <w:tc>
-          <w:tcPr>
-            <w:tcW w:type="dxa" w:w="3685"/>
-          </w:tcPr>
-          <w:p>
-            <w:r/>
-            <w:r>
-              <w:rPr>
-                <w:b w:val="0"/>
+        <w:trPr>
+          <w:jc w:val="center"/>
+        </w:trPr>
+        <w:tc>
+          <w:tcPr>
+            <w:tcW w:w="3685" w:type="dxa"/>
+          </w:tcPr>
+          <w:p>
+            <w:r>
+              <w:rPr>
                 <w:sz w:val="18"/>
               </w:rPr>
               <w:t>Ataques bloqueados</w:t>
@@ -470,10 +530,9 @@
         </w:tc>
         <w:tc>
           <w:tcPr>
-            <w:tcW w:type="dxa" w:w="4819"/>
-          </w:tcPr>
-          <w:p>
-            <w:r/>
+            <w:tcW w:w="4819" w:type="dxa"/>
+          </w:tcPr>
+          <w:p>
             <w:r>
               <w:rPr>
                 <w:b/>
@@ -485,15 +544,16 @@
         </w:tc>
       </w:tr>
       <w:tr>
-        <w:tc>
-          <w:tcPr>
-            <w:tcW w:type="dxa" w:w="3685"/>
-          </w:tcPr>
-          <w:p>
-            <w:r/>
-            <w:r>
-              <w:rPr>
-                <w:b w:val="0"/>
+        <w:trPr>
+          <w:jc w:val="center"/>
+        </w:trPr>
+        <w:tc>
+          <w:tcPr>
+            <w:tcW w:w="3685" w:type="dxa"/>
+          </w:tcPr>
+          <w:p>
+            <w:r>
+              <w:rPr>
                 <w:sz w:val="18"/>
               </w:rPr>
               <w:t>Propiedades distribuidas verificadas</w:t>
@@ -502,10 +562,9 @@
         </w:tc>
         <w:tc>
           <w:tcPr>
-            <w:tcW w:type="dxa" w:w="4819"/>
-          </w:tcPr>
-          <w:p>
-            <w:r/>
+            <w:tcW w:w="4819" w:type="dxa"/>
+          </w:tcPr>
+          <w:p>
             <w:r>
               <w:rPr>
                 <w:b/>
@@ -517,15 +576,16 @@
         </w:tc>
       </w:tr>
       <w:tr>
-        <w:tc>
-          <w:tcPr>
-            <w:tcW w:type="dxa" w:w="3685"/>
-          </w:tcPr>
-          <w:p>
-            <w:r/>
-            <w:r>
-              <w:rPr>
-                <w:b w:val="0"/>
+        <w:trPr>
+          <w:jc w:val="center"/>
+        </w:trPr>
+        <w:tc>
+          <w:tcPr>
+            <w:tcW w:w="3685" w:type="dxa"/>
+          </w:tcPr>
+          <w:p>
+            <w:r>
+              <w:rPr>
                 <w:sz w:val="18"/>
               </w:rPr>
               <w:t>Defectos encontrados y corregidos</w:t>
@@ -534,10 +594,9 @@
         </w:tc>
         <w:tc>
           <w:tcPr>
-            <w:tcW w:type="dxa" w:w="4819"/>
-          </w:tcPr>
-          <w:p>
-            <w:r/>
+            <w:tcW w:w="4819" w:type="dxa"/>
+          </w:tcPr>
+          <w:p>
             <w:r>
               <w:rPr>
                 <w:b/>
@@ -547,7 +606,6 @@
             </w:r>
             <w:r>
               <w:rPr>
-                <w:b w:val="0"/>
                 <w:sz w:val="18"/>
               </w:rPr>
               <w:t xml:space="preserve"> (+ 6 vulnerabilidades)</w:t>
@@ -568,9 +626,27 @@
     <w:p>
       <w:pPr>
         <w:pStyle w:val="APABodyText"/>
-      </w:pPr>
-      <w:r>
-        <w:t>Cada navegador ejecuta el juego entero —las reglas, el mazo y su propia copia del estado— y se conecta con todos los demás formando una malla: 6 conexiones entre 4 jugadores, 45 entre 10. El servidor solo interviene en el primer saludo.</w:t>
+        <w:rPr>
+          <w:lang w:val="es-EC"/>
+        </w:rPr>
+      </w:pPr>
+      <w:r>
+        <w:rPr>
+          <w:lang w:val="es-EC"/>
+        </w:rPr>
+        <w:t>Cada navegador ejecuta el juego entero</w:t>
+      </w:r>
+      <w:r>
+        <w:rPr>
+          <w:lang w:val="es-EC"/>
+        </w:rPr>
+        <w:t xml:space="preserve">, </w:t>
+      </w:r>
+      <w:r>
+        <w:rPr>
+          <w:lang w:val="es-EC"/>
+        </w:rPr>
+        <w:t>las reglas, el mazo y su propia copia del estado y se conecta con todos los demás formando una malla: 6 conexiones entre 4 jugadores, 45 entre 10. El servidor solo interviene en el primer saludo.</w:t>
       </w:r>
     </w:p>
     <w:p>
@@ -584,51 +660,44 @@
     <w:tbl>
       <w:tblPr>
         <w:tblStyle w:val="TableGrid"/>
-        <w:tblW w:type="auto" w:w="0"/>
+        <w:tblW w:w="0" w:type="auto"/>
         <w:jc w:val="center"/>
-        <w:tblLook w:firstColumn="1" w:firstRow="1" w:lastColumn="0" w:lastRow="0" w:noHBand="0" w:noVBand="1" w:val="04A0"/>
+        <w:tblLook w:val="04A0" w:firstRow="1" w:lastRow="0" w:firstColumn="1" w:lastColumn="0" w:noHBand="0" w:noVBand="1"/>
       </w:tblPr>
       <w:tblGrid>
-        <w:gridCol w:w="2833"/>
-        <w:gridCol w:w="2833"/>
-        <w:gridCol w:w="2833"/>
+        <w:gridCol w:w="2828"/>
+        <w:gridCol w:w="2830"/>
+        <w:gridCol w:w="2830"/>
       </w:tblGrid>
       <w:tr>
-        <w:tc>
-          <w:tcPr>
-            <w:tcW w:type="dxa" w:w="2835"/>
-          </w:tcPr>
-          <w:p>
-            <w:r/>
+        <w:trPr>
+          <w:jc w:val="center"/>
+        </w:trPr>
+        <w:tc>
+          <w:tcPr>
+            <w:tcW w:w="2835" w:type="dxa"/>
+          </w:tcPr>
+          <w:p/>
+        </w:tc>
+        <w:tc>
+          <w:tcPr>
+            <w:tcW w:w="2835" w:type="dxa"/>
+          </w:tcPr>
+          <w:p>
             <w:r>
               <w:rPr>
                 <w:b/>
                 <w:sz w:val="18"/>
               </w:rPr>
-            </w:r>
-          </w:p>
-        </w:tc>
-        <w:tc>
-          <w:tcPr>
-            <w:tcW w:type="dxa" w:w="2835"/>
-          </w:tcPr>
-          <w:p>
-            <w:r/>
-            <w:r>
-              <w:rPr>
-                <w:b/>
-                <w:sz w:val="18"/>
-              </w:rPr>
               <w:t>El contenedor</w:t>
             </w:r>
           </w:p>
         </w:tc>
         <w:tc>
           <w:tcPr>
-            <w:tcW w:type="dxa" w:w="2835"/>
-          </w:tcPr>
-          <w:p>
-            <w:r/>
+            <w:tcW w:w="2835" w:type="dxa"/>
+          </w:tcPr>
+          <w:p>
             <w:r>
               <w:rPr>
                 <w:b/>
@@ -640,15 +709,16 @@
         </w:tc>
       </w:tr>
       <w:tr>
-        <w:tc>
-          <w:tcPr>
-            <w:tcW w:type="dxa" w:w="2835"/>
-          </w:tcPr>
-          <w:p>
-            <w:r/>
-            <w:r>
-              <w:rPr>
-                <w:b w:val="0"/>
+        <w:trPr>
+          <w:jc w:val="center"/>
+        </w:trPr>
+        <w:tc>
+          <w:tcPr>
+            <w:tcW w:w="2835" w:type="dxa"/>
+          </w:tcPr>
+          <w:p>
+            <w:r>
+              <w:rPr>
                 <w:sz w:val="18"/>
               </w:rPr>
               <w:t>Motor de reglas</w:t>
@@ -657,13 +727,11 @@
         </w:tc>
         <w:tc>
           <w:tcPr>
-            <w:tcW w:type="dxa" w:w="2835"/>
-          </w:tcPr>
-          <w:p>
-            <w:r/>
-            <w:r>
-              <w:rPr>
-                <w:b w:val="0"/>
+            <w:tcW w:w="2835" w:type="dxa"/>
+          </w:tcPr>
+          <w:p>
+            <w:r>
+              <w:rPr>
                 <w:sz w:val="18"/>
               </w:rPr>
               <w:t>No</w:t>
@@ -672,13 +740,11 @@
         </w:tc>
         <w:tc>
           <w:tcPr>
-            <w:tcW w:type="dxa" w:w="2835"/>
-          </w:tcPr>
-          <w:p>
-            <w:r/>
-            <w:r>
-              <w:rPr>
-                <w:b w:val="0"/>
+            <w:tcW w:w="2835" w:type="dxa"/>
+          </w:tcPr>
+          <w:p>
+            <w:r>
+              <w:rPr>
                 <w:sz w:val="18"/>
               </w:rPr>
               <w:t>Sí, entero</w:t>
@@ -687,15 +753,16 @@
         </w:tc>
       </w:tr>
       <w:tr>
-        <w:tc>
-          <w:tcPr>
-            <w:tcW w:type="dxa" w:w="2835"/>
-          </w:tcPr>
-          <w:p>
-            <w:r/>
-            <w:r>
-              <w:rPr>
-                <w:b w:val="0"/>
+        <w:trPr>
+          <w:jc w:val="center"/>
+        </w:trPr>
+        <w:tc>
+          <w:tcPr>
+            <w:tcW w:w="2835" w:type="dxa"/>
+          </w:tcPr>
+          <w:p>
+            <w:r>
+              <w:rPr>
                 <w:sz w:val="18"/>
               </w:rPr>
               <w:t>Estado de la partida</w:t>
@@ -704,13 +771,11 @@
         </w:tc>
         <w:tc>
           <w:tcPr>
-            <w:tcW w:type="dxa" w:w="2835"/>
-          </w:tcPr>
-          <w:p>
-            <w:r/>
-            <w:r>
-              <w:rPr>
-                <w:b w:val="0"/>
+            <w:tcW w:w="2835" w:type="dxa"/>
+          </w:tcPr>
+          <w:p>
+            <w:r>
+              <w:rPr>
                 <w:sz w:val="18"/>
               </w:rPr>
               <w:t>No</w:t>
@@ -719,13 +784,11 @@
         </w:tc>
         <w:tc>
           <w:tcPr>
-            <w:tcW w:type="dxa" w:w="2835"/>
-          </w:tcPr>
-          <w:p>
-            <w:r/>
-            <w:r>
-              <w:rPr>
-                <w:b w:val="0"/>
+            <w:tcW w:w="2835" w:type="dxa"/>
+          </w:tcPr>
+          <w:p>
+            <w:r>
+              <w:rPr>
                 <w:sz w:val="18"/>
               </w:rPr>
               <w:t>Su propia réplica</w:t>
@@ -734,15 +797,16 @@
         </w:tc>
       </w:tr>
       <w:tr>
-        <w:tc>
-          <w:tcPr>
-            <w:tcW w:type="dxa" w:w="2835"/>
-          </w:tcPr>
-          <w:p>
-            <w:r/>
-            <w:r>
-              <w:rPr>
-                <w:b w:val="0"/>
+        <w:trPr>
+          <w:jc w:val="center"/>
+        </w:trPr>
+        <w:tc>
+          <w:tcPr>
+            <w:tcW w:w="2835" w:type="dxa"/>
+          </w:tcPr>
+          <w:p>
+            <w:r>
+              <w:rPr>
                 <w:sz w:val="18"/>
               </w:rPr>
               <w:t>Ve las cartas</w:t>
@@ -751,13 +815,11 @@
         </w:tc>
         <w:tc>
           <w:tcPr>
-            <w:tcW w:type="dxa" w:w="2835"/>
-          </w:tcPr>
-          <w:p>
-            <w:r/>
-            <w:r>
-              <w:rPr>
-                <w:b w:val="0"/>
+            <w:tcW w:w="2835" w:type="dxa"/>
+          </w:tcPr>
+          <w:p>
+            <w:r>
+              <w:rPr>
                 <w:sz w:val="18"/>
               </w:rPr>
               <w:t>Nunca</w:t>
@@ -766,13 +828,11 @@
         </w:tc>
         <w:tc>
           <w:tcPr>
-            <w:tcW w:type="dxa" w:w="2835"/>
-          </w:tcPr>
-          <w:p>
-            <w:r/>
-            <w:r>
-              <w:rPr>
-                <w:b w:val="0"/>
+            <w:tcW w:w="2835" w:type="dxa"/>
+          </w:tcPr>
+          <w:p>
+            <w:r>
+              <w:rPr>
                 <w:sz w:val="18"/>
               </w:rPr>
               <w:t>Solo las suyas</w:t>
@@ -781,15 +841,16 @@
         </w:tc>
       </w:tr>
       <w:tr>
-        <w:tc>
-          <w:tcPr>
-            <w:tcW w:type="dxa" w:w="2835"/>
-          </w:tcPr>
-          <w:p>
-            <w:r/>
-            <w:r>
-              <w:rPr>
-                <w:b w:val="0"/>
+        <w:trPr>
+          <w:jc w:val="center"/>
+        </w:trPr>
+        <w:tc>
+          <w:tcPr>
+            <w:tcW w:w="2835" w:type="dxa"/>
+          </w:tcPr>
+          <w:p>
+            <w:r>
+              <w:rPr>
                 <w:sz w:val="18"/>
               </w:rPr>
               <w:t>Decide el turno</w:t>
@@ -798,13 +859,11 @@
         </w:tc>
         <w:tc>
           <w:tcPr>
-            <w:tcW w:type="dxa" w:w="2835"/>
-          </w:tcPr>
-          <w:p>
-            <w:r/>
-            <w:r>
-              <w:rPr>
-                <w:b w:val="0"/>
+            <w:tcW w:w="2835" w:type="dxa"/>
+          </w:tcPr>
+          <w:p>
+            <w:r>
+              <w:rPr>
                 <w:sz w:val="18"/>
               </w:rPr>
               <w:t>No</w:t>
@@ -813,13 +872,11 @@
         </w:tc>
         <w:tc>
           <w:tcPr>
-            <w:tcW w:type="dxa" w:w="2835"/>
-          </w:tcPr>
-          <w:p>
-            <w:r/>
-            <w:r>
-              <w:rPr>
-                <w:b w:val="0"/>
+            <w:tcW w:w="2835" w:type="dxa"/>
+          </w:tcPr>
+          <w:p>
+            <w:r>
+              <w:rPr>
                 <w:sz w:val="18"/>
               </w:rPr>
               <w:t>El testigo, entre navegadores</w:t>
@@ -832,8 +889,14 @@
     <w:p>
       <w:pPr>
         <w:pStyle w:val="APABodyText"/>
-      </w:pPr>
-      <w:r>
+        <w:rPr>
+          <w:lang w:val="es-EC"/>
+        </w:rPr>
+      </w:pPr>
+      <w:r>
+        <w:rPr>
+          <w:lang w:val="es-EC"/>
+        </w:rPr>
         <w:t>Quitar el árbitro abre cuatro problemas, y el sistema los resuelve con cuatro mecanismos clásicos de sistemas distribuidos:</w:t>
       </w:r>
     </w:p>
@@ -847,18 +910,9 @@
         <w:rPr>
           <w:b/>
         </w:rPr>
-        <w:t xml:space="preserve">•  </w:t>
-      </w:r>
-      <w:r>
-        <w:rPr>
-          <w:b/>
-        </w:rPr>
-        <w:t>Turno</w:t>
-      </w:r>
-      <w:r>
-        <w:rPr>
-          <w:b w:val="0"/>
-        </w:rPr>
+        <w:t>•  Turno</w:t>
+      </w:r>
+      <w:r>
         <w:t xml:space="preserve"> — exclusión mutua por paso de testigo con número de secuencia.</w:t>
       </w:r>
     </w:p>
@@ -872,18 +926,9 @@
         <w:rPr>
           <w:b/>
         </w:rPr>
-        <w:t xml:space="preserve">•  </w:t>
-      </w:r>
-      <w:r>
-        <w:rPr>
-          <w:b/>
-        </w:rPr>
-        <w:t>Orden</w:t>
-      </w:r>
-      <w:r>
-        <w:rPr>
-          <w:b w:val="0"/>
-        </w:rPr>
+        <w:t>•  Orden</w:t>
+      </w:r>
+      <w:r>
         <w:t xml:space="preserve"> — relojes lógicos de Lamport, con desempate por identificador de jugador.</w:t>
       </w:r>
     </w:p>
@@ -897,19 +942,14 @@
         <w:rPr>
           <w:b/>
         </w:rPr>
-        <w:t xml:space="preserve">•  </w:t>
-      </w:r>
-      <w:r>
-        <w:rPr>
-          <w:b/>
-        </w:rPr>
-        <w:t>Consistencia</w:t>
-      </w:r>
-      <w:r>
-        <w:rPr>
-          <w:b w:val="0"/>
-        </w:rPr>
-        <w:t xml:space="preserve"> — estado replicado desde una semilla común, verificado con una huella.</w:t>
+        <w:t>•  Consistencia</w:t>
+      </w:r>
+      <w:r>
+        <w:t xml:space="preserve"> — estado replicado desde una semilla común, verificado con una </w:t>
+      </w:r>
+      <w:r>
+        <w:lastRenderedPageBreak/>
+        <w:t>huella.</w:t>
       </w:r>
     </w:p>
     <w:p>
@@ -922,18 +962,9 @@
         <w:rPr>
           <w:b/>
         </w:rPr>
-        <w:t xml:space="preserve">•  </w:t>
-      </w:r>
-      <w:r>
-        <w:rPr>
-          <w:b/>
-        </w:rPr>
-        <w:t>Tolerancia a fallos</w:t>
-      </w:r>
-      <w:r>
-        <w:rPr>
-          <w:b w:val="0"/>
-        </w:rPr>
+        <w:t>•  Tolerancia a fallos</w:t>
+      </w:r>
+      <w:r>
         <w:t xml:space="preserve"> — latidos (2,5 s sospechoso / 6 s caído) y elección de líder Bully.</w:t>
       </w:r>
     </w:p>
@@ -948,30 +979,38 @@
     <w:p>
       <w:pPr>
         <w:pStyle w:val="APABodyText"/>
-      </w:pPr>
-      <w:r>
+        <w:rPr>
+          <w:lang w:val="es-EC"/>
+        </w:rPr>
+      </w:pPr>
+      <w:r>
+        <w:rPr>
+          <w:lang w:val="es-EC"/>
+        </w:rPr>
         <w:t>Cinco capas, cada una para una pregunta que las otras no pueden contestar:</w:t>
       </w:r>
     </w:p>
     <w:tbl>
       <w:tblPr>
         <w:tblStyle w:val="TableGrid"/>
-        <w:tblW w:type="auto" w:w="0"/>
+        <w:tblW w:w="0" w:type="auto"/>
         <w:jc w:val="center"/>
-        <w:tblLook w:firstColumn="1" w:firstRow="1" w:lastColumn="0" w:lastRow="0" w:noHBand="0" w:noVBand="1" w:val="04A0"/>
+        <w:tblLook w:val="04A0" w:firstRow="1" w:lastRow="0" w:firstColumn="1" w:lastColumn="0" w:noHBand="0" w:noVBand="1"/>
       </w:tblPr>
       <w:tblGrid>
-        <w:gridCol w:w="2833"/>
-        <w:gridCol w:w="2833"/>
-        <w:gridCol w:w="2833"/>
+        <w:gridCol w:w="2547"/>
+        <w:gridCol w:w="4242"/>
+        <w:gridCol w:w="1699"/>
       </w:tblGrid>
       <w:tr>
-        <w:tc>
-          <w:tcPr>
-            <w:tcW w:type="dxa" w:w="2551"/>
-          </w:tcPr>
-          <w:p>
-            <w:r/>
+        <w:trPr>
+          <w:jc w:val="center"/>
+        </w:trPr>
+        <w:tc>
+          <w:tcPr>
+            <w:tcW w:w="2551" w:type="dxa"/>
+          </w:tcPr>
+          <w:p>
             <w:r>
               <w:rPr>
                 <w:b/>
@@ -983,10 +1022,9 @@
         </w:tc>
         <w:tc>
           <w:tcPr>
-            <w:tcW w:type="dxa" w:w="4252"/>
-          </w:tcPr>
-          <w:p>
-            <w:r/>
+            <w:tcW w:w="4252" w:type="dxa"/>
+          </w:tcPr>
+          <w:p>
             <w:r>
               <w:rPr>
                 <w:b/>
@@ -998,10 +1036,9 @@
         </w:tc>
         <w:tc>
           <w:tcPr>
-            <w:tcW w:type="dxa" w:w="1701"/>
-          </w:tcPr>
-          <w:p>
-            <w:r/>
+            <w:tcW w:w="1701" w:type="dxa"/>
+          </w:tcPr>
+          <w:p>
             <w:r>
               <w:rPr>
                 <w:b/>
@@ -1013,15 +1050,16 @@
         </w:tc>
       </w:tr>
       <w:tr>
-        <w:tc>
-          <w:tcPr>
-            <w:tcW w:type="dxa" w:w="2551"/>
-          </w:tcPr>
-          <w:p>
-            <w:r/>
-            <w:r>
-              <w:rPr>
-                <w:b w:val="0"/>
+        <w:trPr>
+          <w:jc w:val="center"/>
+        </w:trPr>
+        <w:tc>
+          <w:tcPr>
+            <w:tcW w:w="2551" w:type="dxa"/>
+          </w:tcPr>
+          <w:p>
+            <w:r>
+              <w:rPr>
                 <w:sz w:val="18"/>
               </w:rPr>
               <w:t>Vitest</w:t>
@@ -1030,13 +1068,11 @@
         </w:tc>
         <w:tc>
           <w:tcPr>
-            <w:tcW w:type="dxa" w:w="4252"/>
-          </w:tcPr>
-          <w:p>
-            <w:r/>
-            <w:r>
-              <w:rPr>
-                <w:b w:val="0"/>
+            <w:tcW w:w="4252" w:type="dxa"/>
+          </w:tcPr>
+          <w:p>
+            <w:r>
+              <w:rPr>
                 <w:sz w:val="18"/>
               </w:rPr>
               <w:t>¿El motor y los algoritmos hacen lo que dicen?</w:t>
@@ -1045,13 +1081,11 @@
         </w:tc>
         <w:tc>
           <w:tcPr>
-            <w:tcW w:type="dxa" w:w="1701"/>
-          </w:tcPr>
-          <w:p>
-            <w:r/>
-            <w:r>
-              <w:rPr>
-                <w:b w:val="0"/>
+            <w:tcW w:w="1701" w:type="dxa"/>
+          </w:tcPr>
+          <w:p>
+            <w:r>
+              <w:rPr>
                 <w:sz w:val="18"/>
               </w:rPr>
               <w:t>194 pruebas</w:t>
@@ -1060,15 +1094,16 @@
         </w:tc>
       </w:tr>
       <w:tr>
-        <w:tc>
-          <w:tcPr>
-            <w:tcW w:type="dxa" w:w="2551"/>
-          </w:tcPr>
-          <w:p>
-            <w:r/>
-            <w:r>
-              <w:rPr>
-                <w:b w:val="0"/>
+        <w:trPr>
+          <w:jc w:val="center"/>
+        </w:trPr>
+        <w:tc>
+          <w:tcPr>
+            <w:tcW w:w="2551" w:type="dxa"/>
+          </w:tcPr>
+          <w:p>
+            <w:r>
+              <w:rPr>
                 <w:sz w:val="18"/>
               </w:rPr>
               <w:t>Cypress</w:t>
@@ -1077,13 +1112,11 @@
         </w:tc>
         <w:tc>
           <w:tcPr>
-            <w:tcW w:type="dxa" w:w="4252"/>
-          </w:tcPr>
-          <w:p>
-            <w:r/>
-            <w:r>
-              <w:rPr>
-                <w:b w:val="0"/>
+            <w:tcW w:w="4252" w:type="dxa"/>
+          </w:tcPr>
+          <w:p>
+            <w:r>
+              <w:rPr>
                 <w:sz w:val="18"/>
               </w:rPr>
               <w:t>¿Funciona en navegadores reales, jugando?</w:t>
@@ -1092,13 +1125,11 @@
         </w:tc>
         <w:tc>
           <w:tcPr>
-            <w:tcW w:type="dxa" w:w="1701"/>
-          </w:tcPr>
-          <w:p>
-            <w:r/>
-            <w:r>
-              <w:rPr>
-                <w:b w:val="0"/>
+            <w:tcW w:w="1701" w:type="dxa"/>
+          </w:tcPr>
+          <w:p>
+            <w:r>
+              <w:rPr>
                 <w:sz w:val="18"/>
               </w:rPr>
               <w:t>22 pruebas</w:t>
@@ -1107,15 +1138,16 @@
         </w:tc>
       </w:tr>
       <w:tr>
-        <w:tc>
-          <w:tcPr>
-            <w:tcW w:type="dxa" w:w="2551"/>
-          </w:tcPr>
-          <w:p>
-            <w:r/>
-            <w:r>
-              <w:rPr>
-                <w:b w:val="0"/>
+        <w:trPr>
+          <w:jc w:val="center"/>
+        </w:trPr>
+        <w:tc>
+          <w:tcPr>
+            <w:tcW w:w="2551" w:type="dxa"/>
+          </w:tcPr>
+          <w:p>
+            <w:r>
+              <w:rPr>
                 <w:sz w:val="18"/>
               </w:rPr>
               <w:t>Burp Suite + banco propio</w:t>
@@ -1124,13 +1156,11 @@
         </w:tc>
         <w:tc>
           <w:tcPr>
-            <w:tcW w:type="dxa" w:w="4252"/>
-          </w:tcPr>
-          <w:p>
-            <w:r/>
-            <w:r>
-              <w:rPr>
-                <w:b w:val="0"/>
+            <w:tcW w:w="4252" w:type="dxa"/>
+          </w:tcPr>
+          <w:p>
+            <w:r>
+              <w:rPr>
                 <w:sz w:val="18"/>
               </w:rPr>
               <w:t>¿Aguanta si alguien hace trampas a propósito?</w:t>
@@ -1139,13 +1169,11 @@
         </w:tc>
         <w:tc>
           <w:tcPr>
-            <w:tcW w:type="dxa" w:w="1701"/>
-          </w:tcPr>
-          <w:p>
-            <w:r/>
-            <w:r>
-              <w:rPr>
-                <w:b w:val="0"/>
+            <w:tcW w:w="1701" w:type="dxa"/>
+          </w:tcPr>
+          <w:p>
+            <w:r>
+              <w:rPr>
                 <w:sz w:val="18"/>
               </w:rPr>
               <w:t>11 ataques</w:t>
@@ -1154,15 +1182,16 @@
         </w:tc>
       </w:tr>
       <w:tr>
-        <w:tc>
-          <w:tcPr>
-            <w:tcW w:type="dxa" w:w="2551"/>
-          </w:tcPr>
-          <w:p>
-            <w:r/>
-            <w:r>
-              <w:rPr>
-                <w:b w:val="0"/>
+        <w:trPr>
+          <w:jc w:val="center"/>
+        </w:trPr>
+        <w:tc>
+          <w:tcPr>
+            <w:tcW w:w="2551" w:type="dxa"/>
+          </w:tcPr>
+          <w:p>
+            <w:r>
+              <w:rPr>
                 <w:sz w:val="18"/>
               </w:rPr>
               <w:t>Simulador propio</w:t>
@@ -1171,13 +1200,11 @@
         </w:tc>
         <w:tc>
           <w:tcPr>
-            <w:tcW w:type="dxa" w:w="4252"/>
-          </w:tcPr>
-          <w:p>
-            <w:r/>
-            <w:r>
-              <w:rPr>
-                <w:b w:val="0"/>
+            <w:tcW w:w="4252" w:type="dxa"/>
+          </w:tcPr>
+          <w:p>
+            <w:r>
+              <w:rPr>
                 <w:sz w:val="18"/>
               </w:rPr>
               <w:t>¿Se sostiene con la red rota?</w:t>
@@ -1186,13 +1213,11 @@
         </w:tc>
         <w:tc>
           <w:tcPr>
-            <w:tcW w:type="dxa" w:w="1701"/>
-          </w:tcPr>
-          <w:p>
-            <w:r/>
-            <w:r>
-              <w:rPr>
-                <w:b w:val="0"/>
+            <w:tcW w:w="1701" w:type="dxa"/>
+          </w:tcPr>
+          <w:p>
+            <w:r>
+              <w:rPr>
                 <w:sz w:val="18"/>
               </w:rPr>
               <w:t>7 propiedades</w:t>
@@ -1201,15 +1226,16 @@
         </w:tc>
       </w:tr>
       <w:tr>
-        <w:tc>
-          <w:tcPr>
-            <w:tcW w:type="dxa" w:w="2551"/>
-          </w:tcPr>
-          <w:p>
-            <w:r/>
-            <w:r>
-              <w:rPr>
-                <w:b w:val="0"/>
+        <w:trPr>
+          <w:jc w:val="center"/>
+        </w:trPr>
+        <w:tc>
+          <w:tcPr>
+            <w:tcW w:w="2551" w:type="dxa"/>
+          </w:tcPr>
+          <w:p>
+            <w:r>
+              <w:rPr>
                 <w:sz w:val="18"/>
               </w:rPr>
               <w:t>SonarQube + Jenkins</w:t>
@@ -1218,13 +1244,11 @@
         </w:tc>
         <w:tc>
           <w:tcPr>
-            <w:tcW w:type="dxa" w:w="4252"/>
-          </w:tcPr>
-          <w:p>
-            <w:r/>
-            <w:r>
-              <w:rPr>
-                <w:b w:val="0"/>
+            <w:tcW w:w="4252" w:type="dxa"/>
+          </w:tcPr>
+          <w:p>
+            <w:r>
+              <w:rPr>
                 <w:sz w:val="18"/>
               </w:rPr>
               <w:t>¿La calidad se mantiene en cada cambio?</w:t>
@@ -1233,13 +1257,11 @@
         </w:tc>
         <w:tc>
           <w:tcPr>
-            <w:tcW w:type="dxa" w:w="1701"/>
-          </w:tcPr>
-          <w:p>
-            <w:r/>
-            <w:r>
-              <w:rPr>
-                <w:b w:val="0"/>
+            <w:tcW w:w="1701" w:type="dxa"/>
+          </w:tcPr>
+          <w:p>
+            <w:r>
+              <w:rPr>
                 <w:sz w:val="18"/>
               </w:rPr>
               <w:t>7 etapas</w:t>
@@ -1252,18 +1274,27 @@
     <w:p>
       <w:pPr>
         <w:pStyle w:val="APABodyText"/>
-      </w:pPr>
-      <w:r>
-        <w:t xml:space="preserve">Las dos últimas capas </w:t>
-      </w:r>
-      <w:r>
-        <w:rPr>
-          <w:b/>
-        </w:rPr>
-        <w:t>hubo que escribirlas</w:t>
-      </w:r>
-      <w:r>
-        <w:t>: ninguna herramienta comercial sabe qué es «el turno de Bug» ni cuándo dos jugadores están de acuerdo.</w:t>
+        <w:rPr>
+          <w:lang w:val="es-EC"/>
+        </w:rPr>
+      </w:pPr>
+      <w:r>
+        <w:rPr>
+          <w:lang w:val="es-EC"/>
+        </w:rPr>
+        <w:t xml:space="preserve">Las dos últimas </w:t>
+      </w:r>
+      <w:r>
+        <w:rPr>
+          <w:lang w:val="es-EC"/>
+        </w:rPr>
+        <w:t>capas hubo que escribirlas: ninguna herramienta comercial sabe qué es «el turno de Bug» ni cuándo dos jugadores están de acuerdo</w:t>
+      </w:r>
+      <w:r>
+        <w:rPr>
+          <w:lang w:val="es-EC"/>
+        </w:rPr>
+        <w:t>.</w:t>
       </w:r>
     </w:p>
     <w:p>
@@ -1285,22 +1316,24 @@
     <w:tbl>
       <w:tblPr>
         <w:tblStyle w:val="TableGrid"/>
-        <w:tblW w:type="auto" w:w="0"/>
+        <w:tblW w:w="0" w:type="auto"/>
         <w:jc w:val="center"/>
-        <w:tblLook w:firstColumn="1" w:firstRow="1" w:lastColumn="0" w:lastRow="0" w:noHBand="0" w:noVBand="1" w:val="04A0"/>
+        <w:tblLook w:val="04A0" w:firstRow="1" w:lastRow="0" w:firstColumn="1" w:lastColumn="0" w:noHBand="0" w:noVBand="1"/>
       </w:tblPr>
       <w:tblGrid>
-        <w:gridCol w:w="2833"/>
-        <w:gridCol w:w="2833"/>
-        <w:gridCol w:w="2833"/>
+        <w:gridCol w:w="2265"/>
+        <w:gridCol w:w="1415"/>
+        <w:gridCol w:w="4808"/>
       </w:tblGrid>
       <w:tr>
-        <w:tc>
-          <w:tcPr>
-            <w:tcW w:type="dxa" w:w="2268"/>
-          </w:tcPr>
-          <w:p>
-            <w:r/>
+        <w:trPr>
+          <w:jc w:val="center"/>
+        </w:trPr>
+        <w:tc>
+          <w:tcPr>
+            <w:tcW w:w="2268" w:type="dxa"/>
+          </w:tcPr>
+          <w:p>
             <w:r>
               <w:rPr>
                 <w:b/>
@@ -1312,10 +1345,9 @@
         </w:tc>
         <w:tc>
           <w:tcPr>
-            <w:tcW w:type="dxa" w:w="1417"/>
-          </w:tcPr>
-          <w:p>
-            <w:r/>
+            <w:tcW w:w="1417" w:type="dxa"/>
+          </w:tcPr>
+          <w:p>
             <w:r>
               <w:rPr>
                 <w:b/>
@@ -1327,10 +1359,9 @@
         </w:tc>
         <w:tc>
           <w:tcPr>
-            <w:tcW w:type="dxa" w:w="4819"/>
-          </w:tcPr>
-          <w:p>
-            <w:r/>
+            <w:tcW w:w="4819" w:type="dxa"/>
+          </w:tcPr>
+          <w:p>
             <w:r>
               <w:rPr>
                 <w:b/>
@@ -1342,15 +1373,16 @@
         </w:tc>
       </w:tr>
       <w:tr>
-        <w:tc>
-          <w:tcPr>
-            <w:tcW w:type="dxa" w:w="2268"/>
-          </w:tcPr>
-          <w:p>
-            <w:r/>
-            <w:r>
-              <w:rPr>
-                <w:b w:val="0"/>
+        <w:trPr>
+          <w:jc w:val="center"/>
+        </w:trPr>
+        <w:tc>
+          <w:tcPr>
+            <w:tcW w:w="2268" w:type="dxa"/>
+          </w:tcPr>
+          <w:p>
+            <w:r>
+              <w:rPr>
                 <w:sz w:val="18"/>
               </w:rPr>
               <w:t>engine</w:t>
@@ -1359,13 +1391,11 @@
         </w:tc>
         <w:tc>
           <w:tcPr>
-            <w:tcW w:type="dxa" w:w="1417"/>
-          </w:tcPr>
-          <w:p>
-            <w:r/>
-            <w:r>
-              <w:rPr>
-                <w:b w:val="0"/>
+            <w:tcW w:w="1417" w:type="dxa"/>
+          </w:tcPr>
+          <w:p>
+            <w:r>
+              <w:rPr>
                 <w:sz w:val="18"/>
               </w:rPr>
               <w:t>74</w:t>
@@ -1374,13 +1404,11 @@
         </w:tc>
         <w:tc>
           <w:tcPr>
-            <w:tcW w:type="dxa" w:w="4819"/>
-          </w:tcPr>
-          <w:p>
-            <w:r/>
-            <w:r>
-              <w:rPr>
-                <w:b w:val="0"/>
+            <w:tcW w:w="4819" w:type="dxa"/>
+          </w:tcPr>
+          <w:p>
+            <w:r>
+              <w:rPr>
                 <w:sz w:val="18"/>
               </w:rPr>
               <w:t>Reglas, determinismo, casos límite de cada carta</w:t>
@@ -1389,15 +1417,16 @@
         </w:tc>
       </w:tr>
       <w:tr>
-        <w:tc>
-          <w:tcPr>
-            <w:tcW w:type="dxa" w:w="2268"/>
-          </w:tcPr>
-          <w:p>
-            <w:r/>
-            <w:r>
-              <w:rPr>
-                <w:b w:val="0"/>
+        <w:trPr>
+          <w:jc w:val="center"/>
+        </w:trPr>
+        <w:tc>
+          <w:tcPr>
+            <w:tcW w:w="2268" w:type="dxa"/>
+          </w:tcPr>
+          <w:p>
+            <w:r>
+              <w:rPr>
                 <w:sz w:val="18"/>
               </w:rPr>
               <w:t>net</w:t>
@@ -1406,13 +1435,11 @@
         </w:tc>
         <w:tc>
           <w:tcPr>
-            <w:tcW w:type="dxa" w:w="1417"/>
-          </w:tcPr>
-          <w:p>
-            <w:r/>
-            <w:r>
-              <w:rPr>
-                <w:b w:val="0"/>
+            <w:tcW w:w="1417" w:type="dxa"/>
+          </w:tcPr>
+          <w:p>
+            <w:r>
+              <w:rPr>
                 <w:sz w:val="18"/>
               </w:rPr>
               <w:t>60</w:t>
@@ -1421,13 +1448,11 @@
         </w:tc>
         <w:tc>
           <w:tcPr>
-            <w:tcW w:type="dxa" w:w="4819"/>
-          </w:tcPr>
-          <w:p>
-            <w:r/>
-            <w:r>
-              <w:rPr>
-                <w:b w:val="0"/>
+            <w:tcW w:w="4819" w:type="dxa"/>
+          </w:tcPr>
+          <w:p>
+            <w:r>
+              <w:rPr>
                 <w:sz w:val="18"/>
               </w:rPr>
               <w:t>Lamport, replicación, testigo, Bully, reconexión</w:t>
@@ -1436,15 +1461,16 @@
         </w:tc>
       </w:tr>
       <w:tr>
-        <w:tc>
-          <w:tcPr>
-            <w:tcW w:type="dxa" w:w="2268"/>
-          </w:tcPr>
-          <w:p>
-            <w:r/>
-            <w:r>
-              <w:rPr>
-                <w:b w:val="0"/>
+        <w:trPr>
+          <w:jc w:val="center"/>
+        </w:trPr>
+        <w:tc>
+          <w:tcPr>
+            <w:tcW w:w="2268" w:type="dxa"/>
+          </w:tcPr>
+          <w:p>
+            <w:r>
+              <w:rPr>
                 <w:sz w:val="18"/>
               </w:rPr>
               <w:t>signaling</w:t>
@@ -1453,13 +1479,11 @@
         </w:tc>
         <w:tc>
           <w:tcPr>
-            <w:tcW w:type="dxa" w:w="1417"/>
-          </w:tcPr>
-          <w:p>
-            <w:r/>
-            <w:r>
-              <w:rPr>
-                <w:b w:val="0"/>
+            <w:tcW w:w="1417" w:type="dxa"/>
+          </w:tcPr>
+          <w:p>
+            <w:r>
+              <w:rPr>
                 <w:sz w:val="18"/>
               </w:rPr>
               <w:t>27</w:t>
@@ -1468,13 +1492,11 @@
         </w:tc>
         <w:tc>
           <w:tcPr>
-            <w:tcW w:type="dxa" w:w="4819"/>
-          </w:tcPr>
-          <w:p>
-            <w:r/>
-            <w:r>
-              <w:rPr>
-                <w:b w:val="0"/>
+            <w:tcW w:w="4819" w:type="dxa"/>
+          </w:tcPr>
+          <w:p>
+            <w:r>
+              <w:rPr>
                 <w:sz w:val="18"/>
               </w:rPr>
               <w:t>Aforo, introductores, guardas, salud</w:t>
@@ -1483,15 +1505,16 @@
         </w:tc>
       </w:tr>
       <w:tr>
-        <w:tc>
-          <w:tcPr>
-            <w:tcW w:type="dxa" w:w="2268"/>
-          </w:tcPr>
-          <w:p>
-            <w:r/>
-            <w:r>
-              <w:rPr>
-                <w:b w:val="0"/>
+        <w:trPr>
+          <w:jc w:val="center"/>
+        </w:trPr>
+        <w:tc>
+          <w:tcPr>
+            <w:tcW w:w="2268" w:type="dxa"/>
+          </w:tcPr>
+          <w:p>
+            <w:r>
+              <w:rPr>
                 <w:sz w:val="18"/>
               </w:rPr>
               <w:t>web</w:t>
@@ -1500,13 +1523,11 @@
         </w:tc>
         <w:tc>
           <w:tcPr>
-            <w:tcW w:type="dxa" w:w="1417"/>
-          </w:tcPr>
-          <w:p>
-            <w:r/>
-            <w:r>
-              <w:rPr>
-                <w:b w:val="0"/>
+            <w:tcW w:w="1417" w:type="dxa"/>
+          </w:tcPr>
+          <w:p>
+            <w:r>
+              <w:rPr>
                 <w:sz w:val="18"/>
               </w:rPr>
               <w:t>33</w:t>
@@ -1515,13 +1536,11 @@
         </w:tc>
         <w:tc>
           <w:tcPr>
-            <w:tcW w:type="dxa" w:w="4819"/>
-          </w:tcPr>
-          <w:p>
-            <w:r/>
-            <w:r>
-              <w:rPr>
-                <w:b w:val="0"/>
+            <w:tcW w:w="4819" w:type="dxa"/>
+          </w:tcPr>
+          <w:p>
+            <w:r>
+              <w:rPr>
                 <w:sz w:val="18"/>
               </w:rPr>
               <w:t>Señalización, identidades, azar seguro, efectos</w:t>
@@ -1530,15 +1549,16 @@
         </w:tc>
       </w:tr>
       <w:tr>
-        <w:tc>
-          <w:tcPr>
-            <w:tcW w:type="dxa" w:w="2268"/>
-          </w:tcPr>
-          <w:p>
-            <w:r/>
-            <w:r>
-              <w:rPr>
-                <w:b w:val="0"/>
+        <w:trPr>
+          <w:jc w:val="center"/>
+        </w:trPr>
+        <w:tc>
+          <w:tcPr>
+            <w:tcW w:w="2268" w:type="dxa"/>
+          </w:tcPr>
+          <w:p>
+            <w:r>
+              <w:rPr>
                 <w:sz w:val="18"/>
               </w:rPr>
               <w:t>Cypress (navegador)</w:t>
@@ -1547,13 +1567,11 @@
         </w:tc>
         <w:tc>
           <w:tcPr>
-            <w:tcW w:type="dxa" w:w="1417"/>
-          </w:tcPr>
-          <w:p>
-            <w:r/>
-            <w:r>
-              <w:rPr>
-                <w:b w:val="0"/>
+            <w:tcW w:w="1417" w:type="dxa"/>
+          </w:tcPr>
+          <w:p>
+            <w:r>
+              <w:rPr>
                 <w:sz w:val="18"/>
               </w:rPr>
               <w:t>22</w:t>
@@ -1562,13 +1580,11 @@
         </w:tc>
         <w:tc>
           <w:tcPr>
-            <w:tcW w:type="dxa" w:w="4819"/>
-          </w:tcPr>
-          <w:p>
-            <w:r/>
-            <w:r>
-              <w:rPr>
-                <w:b w:val="0"/>
+            <w:tcW w:w="4819" w:type="dxa"/>
+          </w:tcPr>
+          <w:p>
+            <w:r>
+              <w:rPr>
                 <w:sz w:val="18"/>
               </w:rPr>
               <w:t>Menú, partida local y malla con 3 y 10 navegadores</w:t>
@@ -1577,12 +1593,14 @@
         </w:tc>
       </w:tr>
       <w:tr>
-        <w:tc>
-          <w:tcPr>
-            <w:tcW w:type="dxa" w:w="2268"/>
-          </w:tcPr>
-          <w:p>
-            <w:r/>
+        <w:trPr>
+          <w:jc w:val="center"/>
+        </w:trPr>
+        <w:tc>
+          <w:tcPr>
+            <w:tcW w:w="2268" w:type="dxa"/>
+          </w:tcPr>
+          <w:p>
             <w:r>
               <w:rPr>
                 <w:b/>
@@ -1594,10 +1612,9 @@
         </w:tc>
         <w:tc>
           <w:tcPr>
-            <w:tcW w:type="dxa" w:w="1417"/>
-          </w:tcPr>
-          <w:p>
-            <w:r/>
+            <w:tcW w:w="1417" w:type="dxa"/>
+          </w:tcPr>
+          <w:p>
             <w:r>
               <w:rPr>
                 <w:b/>
@@ -1609,13 +1626,11 @@
         </w:tc>
         <w:tc>
           <w:tcPr>
-            <w:tcW w:type="dxa" w:w="4819"/>
-          </w:tcPr>
-          <w:p>
-            <w:r/>
-            <w:r>
-              <w:rPr>
-                <w:b w:val="0"/>
+            <w:tcW w:w="4819" w:type="dxa"/>
+          </w:tcPr>
+          <w:p>
+            <w:r>
+              <w:rPr>
                 <w:sz w:val="18"/>
               </w:rPr>
               <w:t xml:space="preserve">más 11 ataques y 7 propiedades = </w:t>
@@ -1643,22 +1658,24 @@
     <w:tbl>
       <w:tblPr>
         <w:tblStyle w:val="TableGrid"/>
-        <w:tblW w:type="auto" w:w="0"/>
+        <w:tblW w:w="0" w:type="auto"/>
         <w:jc w:val="center"/>
-        <w:tblLook w:firstColumn="1" w:firstRow="1" w:lastColumn="0" w:lastRow="0" w:noHBand="0" w:noVBand="1" w:val="04A0"/>
+        <w:tblLook w:val="04A0" w:firstRow="1" w:lastRow="0" w:firstColumn="1" w:lastColumn="0" w:noHBand="0" w:noVBand="1"/>
       </w:tblPr>
       <w:tblGrid>
-        <w:gridCol w:w="2833"/>
-        <w:gridCol w:w="2833"/>
-        <w:gridCol w:w="2833"/>
+        <w:gridCol w:w="680"/>
+        <w:gridCol w:w="3565"/>
+        <w:gridCol w:w="4243"/>
       </w:tblGrid>
       <w:tr>
-        <w:tc>
-          <w:tcPr>
-            <w:tcW w:type="dxa" w:w="680"/>
-          </w:tcPr>
-          <w:p>
-            <w:r/>
+        <w:trPr>
+          <w:jc w:val="center"/>
+        </w:trPr>
+        <w:tc>
+          <w:tcPr>
+            <w:tcW w:w="680" w:type="dxa"/>
+          </w:tcPr>
+          <w:p>
             <w:r>
               <w:rPr>
                 <w:b/>
@@ -1670,10 +1687,9 @@
         </w:tc>
         <w:tc>
           <w:tcPr>
-            <w:tcW w:type="dxa" w:w="3572"/>
-          </w:tcPr>
-          <w:p>
-            <w:r/>
+            <w:tcW w:w="3572" w:type="dxa"/>
+          </w:tcPr>
+          <w:p>
             <w:r>
               <w:rPr>
                 <w:b/>
@@ -1685,10 +1701,9 @@
         </w:tc>
         <w:tc>
           <w:tcPr>
-            <w:tcW w:type="dxa" w:w="4252"/>
-          </w:tcPr>
-          <w:p>
-            <w:r/>
+            <w:tcW w:w="4252" w:type="dxa"/>
+          </w:tcPr>
+          <w:p>
             <w:r>
               <w:rPr>
                 <w:b/>
@@ -1700,15 +1715,16 @@
         </w:tc>
       </w:tr>
       <w:tr>
-        <w:tc>
-          <w:tcPr>
-            <w:tcW w:type="dxa" w:w="680"/>
-          </w:tcPr>
-          <w:p>
-            <w:r/>
-            <w:r>
-              <w:rPr>
-                <w:b w:val="0"/>
+        <w:trPr>
+          <w:jc w:val="center"/>
+        </w:trPr>
+        <w:tc>
+          <w:tcPr>
+            <w:tcW w:w="680" w:type="dxa"/>
+          </w:tcPr>
+          <w:p>
+            <w:r>
+              <w:rPr>
                 <w:sz w:val="18"/>
               </w:rPr>
               <w:t>D1</w:t>
@@ -1717,13 +1733,11 @@
         </w:tc>
         <w:tc>
           <w:tcPr>
-            <w:tcW w:type="dxa" w:w="3572"/>
-          </w:tcPr>
-          <w:p>
-            <w:r/>
-            <w:r>
-              <w:rPr>
-                <w:b w:val="0"/>
+            <w:tcW w:w="3572" w:type="dxa"/>
+          </w:tcPr>
+          <w:p>
+            <w:r>
+              <w:rPr>
                 <w:sz w:val="18"/>
               </w:rPr>
               <w:t>Convergencia con la red revuelta</w:t>
@@ -1732,13 +1746,11 @@
         </w:tc>
         <w:tc>
           <w:tcPr>
-            <w:tcW w:type="dxa" w:w="4252"/>
-          </w:tcPr>
-          <w:p>
-            <w:r/>
-            <w:r>
-              <w:rPr>
-                <w:b w:val="0"/>
+            <w:tcW w:w="4252" w:type="dxa"/>
+          </w:tcPr>
+          <w:p>
+            <w:r>
+              <w:rPr>
                 <w:sz w:val="18"/>
               </w:rPr>
               <w:t>3, 5 y 10 nodos · misma huella en todos</w:t>
@@ -1747,15 +1759,16 @@
         </w:tc>
       </w:tr>
       <w:tr>
-        <w:tc>
-          <w:tcPr>
-            <w:tcW w:type="dxa" w:w="680"/>
-          </w:tcPr>
-          <w:p>
-            <w:r/>
-            <w:r>
-              <w:rPr>
-                <w:b w:val="0"/>
+        <w:trPr>
+          <w:jc w:val="center"/>
+        </w:trPr>
+        <w:tc>
+          <w:tcPr>
+            <w:tcW w:w="680" w:type="dxa"/>
+          </w:tcPr>
+          <w:p>
+            <w:r>
+              <w:rPr>
                 <w:sz w:val="18"/>
               </w:rPr>
               <w:t>D2</w:t>
@@ -1764,13 +1777,11 @@
         </w:tc>
         <w:tc>
           <w:tcPr>
-            <w:tcW w:type="dxa" w:w="3572"/>
-          </w:tcPr>
-          <w:p>
-            <w:r/>
-            <w:r>
-              <w:rPr>
-                <w:b w:val="0"/>
+            <w:tcW w:w="3572" w:type="dxa"/>
+          </w:tcPr>
+          <w:p>
+            <w:r>
+              <w:rPr>
                 <w:sz w:val="18"/>
               </w:rPr>
               <w:t>Orden total de eventos concurrentes</w:t>
@@ -1779,13 +1790,11 @@
         </w:tc>
         <w:tc>
           <w:tcPr>
-            <w:tcW w:type="dxa" w:w="4252"/>
-          </w:tcPr>
-          <w:p>
-            <w:r/>
-            <w:r>
-              <w:rPr>
-                <w:b w:val="0"/>
+            <w:tcW w:w="4252" w:type="dxa"/>
+          </w:tcPr>
+          <w:p>
+            <w:r>
+              <w:rPr>
                 <w:sz w:val="18"/>
               </w:rPr>
               <w:t>12 órdenes de entrega · una sola secuencia</w:t>
@@ -1794,15 +1803,16 @@
         </w:tc>
       </w:tr>
       <w:tr>
-        <w:tc>
-          <w:tcPr>
-            <w:tcW w:type="dxa" w:w="680"/>
-          </w:tcPr>
-          <w:p>
-            <w:r/>
-            <w:r>
-              <w:rPr>
-                <w:b w:val="0"/>
+        <w:trPr>
+          <w:jc w:val="center"/>
+        </w:trPr>
+        <w:tc>
+          <w:tcPr>
+            <w:tcW w:w="680" w:type="dxa"/>
+          </w:tcPr>
+          <w:p>
+            <w:r>
+              <w:rPr>
                 <w:sz w:val="18"/>
               </w:rPr>
               <w:t>D3</w:t>
@@ -1811,13 +1821,11 @@
         </w:tc>
         <w:tc>
           <w:tcPr>
-            <w:tcW w:type="dxa" w:w="3572"/>
-          </w:tcPr>
-          <w:p>
-            <w:r/>
-            <w:r>
-              <w:rPr>
-                <w:b w:val="0"/>
+            <w:tcW w:w="3572" w:type="dxa"/>
+          </w:tcPr>
+          <w:p>
+            <w:r>
+              <w:rPr>
                 <w:sz w:val="18"/>
               </w:rPr>
               <w:t>Exclusión mutua sobre el turno</w:t>
@@ -1826,13 +1834,11 @@
         </w:tc>
         <w:tc>
           <w:tcPr>
-            <w:tcW w:type="dxa" w:w="4252"/>
-          </w:tcPr>
-          <w:p>
-            <w:r/>
-            <w:r>
-              <w:rPr>
-                <w:b w:val="0"/>
+            <w:tcW w:w="4252" w:type="dxa"/>
+          </w:tcPr>
+          <w:p>
+            <w:r>
+              <w:rPr>
                 <w:sz w:val="18"/>
               </w:rPr>
               <w:t>200 cesiones · 200 con poseedor único</w:t>
@@ -1841,15 +1847,16 @@
         </w:tc>
       </w:tr>
       <w:tr>
-        <w:tc>
-          <w:tcPr>
-            <w:tcW w:type="dxa" w:w="680"/>
-          </w:tcPr>
-          <w:p>
-            <w:r/>
-            <w:r>
-              <w:rPr>
-                <w:b w:val="0"/>
+        <w:trPr>
+          <w:jc w:val="center"/>
+        </w:trPr>
+        <w:tc>
+          <w:tcPr>
+            <w:tcW w:w="680" w:type="dxa"/>
+          </w:tcPr>
+          <w:p>
+            <w:r>
+              <w:rPr>
                 <w:sz w:val="18"/>
               </w:rPr>
               <w:t>D4</w:t>
@@ -1858,13 +1865,11 @@
         </w:tc>
         <w:tc>
           <w:tcPr>
-            <w:tcW w:type="dxa" w:w="3572"/>
-          </w:tcPr>
-          <w:p>
-            <w:r/>
-            <w:r>
-              <w:rPr>
-                <w:b w:val="0"/>
+            <w:tcW w:w="3572" w:type="dxa"/>
+          </w:tcPr>
+          <w:p>
+            <w:r>
+              <w:rPr>
                 <w:sz w:val="18"/>
               </w:rPr>
               <w:t>Detección de caídas por latidos</w:t>
@@ -1873,13 +1878,11 @@
         </w:tc>
         <w:tc>
           <w:tcPr>
-            <w:tcW w:type="dxa" w:w="4252"/>
-          </w:tcPr>
-          <w:p>
-            <w:r/>
-            <w:r>
-              <w:rPr>
-                <w:b w:val="0"/>
+            <w:tcW w:w="4252" w:type="dxa"/>
+          </w:tcPr>
+          <w:p>
+            <w:r>
+              <w:rPr>
                 <w:sz w:val="18"/>
               </w:rPr>
               <w:t>sospechoso 2.500 ms · caído 6.000 ms</w:t>
@@ -1888,15 +1891,16 @@
         </w:tc>
       </w:tr>
       <w:tr>
-        <w:tc>
-          <w:tcPr>
-            <w:tcW w:type="dxa" w:w="680"/>
-          </w:tcPr>
-          <w:p>
-            <w:r/>
-            <w:r>
-              <w:rPr>
-                <w:b w:val="0"/>
+        <w:trPr>
+          <w:jc w:val="center"/>
+        </w:trPr>
+        <w:tc>
+          <w:tcPr>
+            <w:tcW w:w="680" w:type="dxa"/>
+          </w:tcPr>
+          <w:p>
+            <w:r>
+              <w:rPr>
                 <w:sz w:val="18"/>
               </w:rPr>
               <w:t>D5</w:t>
@@ -1905,13 +1909,11 @@
         </w:tc>
         <w:tc>
           <w:tcPr>
-            <w:tcW w:type="dxa" w:w="3572"/>
-          </w:tcPr>
-          <w:p>
-            <w:r/>
-            <w:r>
-              <w:rPr>
-                <w:b w:val="0"/>
+            <w:tcW w:w="3572" w:type="dxa"/>
+          </w:tcPr>
+          <w:p>
+            <w:r>
+              <w:rPr>
                 <w:sz w:val="18"/>
               </w:rPr>
               <w:t>Elección de líder (Bully)</w:t>
@@ -1920,13 +1922,11 @@
         </w:tc>
         <w:tc>
           <w:tcPr>
-            <w:tcW w:type="dxa" w:w="4252"/>
-          </w:tcPr>
-          <w:p>
-            <w:r/>
-            <w:r>
-              <w:rPr>
-                <w:b w:val="0"/>
+            <w:tcW w:w="4252" w:type="dxa"/>
+          </w:tcPr>
+          <w:p>
+            <w:r>
+              <w:rPr>
                 <w:sz w:val="18"/>
               </w:rPr>
               <w:t>acuerdo unánime · reelección si cae el favorito</w:t>
@@ -1935,15 +1935,16 @@
         </w:tc>
       </w:tr>
       <w:tr>
-        <w:tc>
-          <w:tcPr>
-            <w:tcW w:type="dxa" w:w="680"/>
-          </w:tcPr>
-          <w:p>
-            <w:r/>
-            <w:r>
-              <w:rPr>
-                <w:b w:val="0"/>
+        <w:trPr>
+          <w:jc w:val="center"/>
+        </w:trPr>
+        <w:tc>
+          <w:tcPr>
+            <w:tcW w:w="680" w:type="dxa"/>
+          </w:tcPr>
+          <w:p>
+            <w:r>
+              <w:rPr>
                 <w:sz w:val="18"/>
               </w:rPr>
               <w:t>D6</w:t>
@@ -1952,13 +1953,11 @@
         </w:tc>
         <w:tc>
           <w:tcPr>
-            <w:tcW w:type="dxa" w:w="3572"/>
-          </w:tcPr>
-          <w:p>
-            <w:r/>
-            <w:r>
-              <w:rPr>
-                <w:b w:val="0"/>
+            <w:tcW w:w="3572" w:type="dxa"/>
+          </w:tcPr>
+          <w:p>
+            <w:r>
+              <w:rPr>
                 <w:sz w:val="18"/>
               </w:rPr>
               <w:t>Recuperación de un nodo desviado</w:t>
@@ -1967,13 +1966,11 @@
         </w:tc>
         <w:tc>
           <w:tcPr>
-            <w:tcW w:type="dxa" w:w="4252"/>
-          </w:tcPr>
-          <w:p>
-            <w:r/>
-            <w:r>
-              <w:rPr>
-                <w:b w:val="0"/>
+            <w:tcW w:w="4252" w:type="dxa"/>
+          </w:tcPr>
+          <w:p>
+            <w:r>
+              <w:rPr>
                 <w:sz w:val="18"/>
               </w:rPr>
               <w:t>60 eventos recuperados de 120</w:t>
@@ -1982,15 +1979,16 @@
         </w:tc>
       </w:tr>
       <w:tr>
-        <w:tc>
-          <w:tcPr>
-            <w:tcW w:type="dxa" w:w="680"/>
-          </w:tcPr>
-          <w:p>
-            <w:r/>
-            <w:r>
-              <w:rPr>
-                <w:b w:val="0"/>
+        <w:trPr>
+          <w:jc w:val="center"/>
+        </w:trPr>
+        <w:tc>
+          <w:tcPr>
+            <w:tcW w:w="680" w:type="dxa"/>
+          </w:tcPr>
+          <w:p>
+            <w:r>
+              <w:rPr>
                 <w:sz w:val="18"/>
               </w:rPr>
               <w:t>D7</w:t>
@@ -1999,13 +1997,11 @@
         </w:tc>
         <w:tc>
           <w:tcPr>
-            <w:tcW w:type="dxa" w:w="3572"/>
-          </w:tcPr>
-          <w:p>
-            <w:r/>
-            <w:r>
-              <w:rPr>
-                <w:b w:val="0"/>
+            <w:tcW w:w="3572" w:type="dxa"/>
+          </w:tcPr>
+          <w:p>
+            <w:r>
+              <w:rPr>
                 <w:sz w:val="18"/>
               </w:rPr>
               <w:t>Coste de la replicación</w:t>
@@ -2014,13 +2010,11 @@
         </w:tc>
         <w:tc>
           <w:tcPr>
-            <w:tcW w:type="dxa" w:w="4252"/>
-          </w:tcPr>
-          <w:p>
-            <w:r/>
-            <w:r>
-              <w:rPr>
-                <w:b w:val="0"/>
+            <w:tcW w:w="4252" w:type="dxa"/>
+          </w:tcPr>
+          <w:p>
+            <w:r>
+              <w:rPr>
                 <w:sz w:val="18"/>
               </w:rPr>
               <w:t>desorden realista &lt; 30× el trabajo mínimo</w:t>
@@ -2043,37 +2037,76 @@
         <w:pStyle w:val="APABodyText"/>
       </w:pPr>
       <w:r>
-        <w:t xml:space="preserve">Se atacó la señalización con Burp Suite y los once ataques quedaron automatizados. </w:t>
-      </w:r>
-      <w:r>
-        <w:rPr>
-          <w:b/>
-        </w:rPr>
-        <w:t>Seis eran vulnerabilidades reales</w:t>
-      </w:r>
-      <w:r>
-        <w:t>, dos de ellas críticas.</w:t>
+        <w:rPr>
+          <w:lang w:val="es-EC"/>
+        </w:rPr>
+        <w:lastRenderedPageBreak/>
+        <w:t xml:space="preserve">Se atacó la señalización </w:t>
+      </w:r>
+      <w:r>
+        <w:rPr>
+          <w:lang w:val="es-EC"/>
+        </w:rPr>
+        <w:t xml:space="preserve">con </w:t>
+      </w:r>
+      <w:proofErr w:type="spellStart"/>
+      <w:r>
+        <w:rPr>
+          <w:lang w:val="es-EC"/>
+        </w:rPr>
+        <w:t>Burp</w:t>
+      </w:r>
+      <w:proofErr w:type="spellEnd"/>
+      <w:r>
+        <w:rPr>
+          <w:lang w:val="es-EC"/>
+        </w:rPr>
+        <w:t xml:space="preserve"> Suite y los once ataques quedaron automatizados. </w:t>
+      </w:r>
+      <w:r>
+        <w:t xml:space="preserve">Seis </w:t>
+      </w:r>
+      <w:proofErr w:type="spellStart"/>
+      <w:r>
+        <w:t>eran</w:t>
+      </w:r>
+      <w:proofErr w:type="spellEnd"/>
+      <w:r>
+        <w:t xml:space="preserve"> </w:t>
+      </w:r>
+      <w:proofErr w:type="spellStart"/>
+      <w:r>
+        <w:t>vulnerabilidades</w:t>
+      </w:r>
+      <w:proofErr w:type="spellEnd"/>
+      <w:r>
+        <w:t xml:space="preserve"> reales, dos</w:t>
+      </w:r>
+      <w:r>
+        <w:t xml:space="preserve"> de ellas críticas.</w:t>
       </w:r>
     </w:p>
     <w:tbl>
       <w:tblPr>
         <w:tblStyle w:val="TableGrid"/>
-        <w:tblW w:type="auto" w:w="0"/>
+        <w:tblW w:w="0" w:type="auto"/>
         <w:jc w:val="center"/>
-        <w:tblLook w:firstColumn="1" w:firstRow="1" w:lastColumn="0" w:lastRow="0" w:noHBand="0" w:noVBand="1" w:val="04A0"/>
+        <w:tblLook w:val="04A0" w:firstRow="1" w:lastRow="0" w:firstColumn="1" w:lastColumn="0" w:noHBand="0" w:noVBand="1"/>
       </w:tblPr>
       <w:tblGrid>
-        <w:gridCol w:w="2833"/>
-        <w:gridCol w:w="2833"/>
-        <w:gridCol w:w="2833"/>
+        <w:gridCol w:w="3960"/>
+        <w:gridCol w:w="2264"/>
+        <w:gridCol w:w="2264"/>
       </w:tblGrid>
       <w:tr>
-        <w:tc>
-          <w:tcPr>
-            <w:tcW w:type="dxa" w:w="3969"/>
-          </w:tcPr>
-          <w:p>
-            <w:r/>
+        <w:trPr>
+          <w:jc w:val="center"/>
+        </w:trPr>
+        <w:tc>
+          <w:tcPr>
+            <w:tcW w:w="3969" w:type="dxa"/>
+          </w:tcPr>
+          <w:p>
             <w:r>
               <w:rPr>
                 <w:b/>
@@ -2085,10 +2118,9 @@
         </w:tc>
         <w:tc>
           <w:tcPr>
-            <w:tcW w:type="dxa" w:w="2268"/>
-          </w:tcPr>
-          <w:p>
-            <w:r/>
+            <w:tcW w:w="2268" w:type="dxa"/>
+          </w:tcPr>
+          <w:p>
             <w:r>
               <w:rPr>
                 <w:b/>
@@ -2100,10 +2132,9 @@
         </w:tc>
         <w:tc>
           <w:tcPr>
-            <w:tcW w:type="dxa" w:w="2268"/>
-          </w:tcPr>
-          <w:p>
-            <w:r/>
+            <w:tcW w:w="2268" w:type="dxa"/>
+          </w:tcPr>
+          <w:p>
             <w:r>
               <w:rPr>
                 <w:b/>
@@ -2115,15 +2146,16 @@
         </w:tc>
       </w:tr>
       <w:tr>
-        <w:tc>
-          <w:tcPr>
-            <w:tcW w:type="dxa" w:w="3969"/>
-          </w:tcPr>
-          <w:p>
-            <w:r/>
-            <w:r>
-              <w:rPr>
-                <w:b w:val="0"/>
+        <w:trPr>
+          <w:jc w:val="center"/>
+        </w:trPr>
+        <w:tc>
+          <w:tcPr>
+            <w:tcW w:w="3969" w:type="dxa"/>
+          </w:tcPr>
+          <w:p>
+            <w:r>
+              <w:rPr>
                 <w:sz w:val="18"/>
               </w:rPr>
               <w:t>S1 · Suplantar a otro jugador</w:t>
@@ -2132,13 +2164,11 @@
         </w:tc>
         <w:tc>
           <w:tcPr>
-            <w:tcW w:type="dxa" w:w="2268"/>
-          </w:tcPr>
-          <w:p>
-            <w:r/>
-            <w:r>
-              <w:rPr>
-                <w:b w:val="0"/>
+            <w:tcW w:w="2268" w:type="dxa"/>
+          </w:tcPr>
+          <w:p>
+            <w:r>
+              <w:rPr>
                 <w:sz w:val="18"/>
               </w:rPr>
               <w:t>Se colaba</w:t>
@@ -2147,13 +2177,11 @@
         </w:tc>
         <w:tc>
           <w:tcPr>
-            <w:tcW w:type="dxa" w:w="2268"/>
-          </w:tcPr>
-          <w:p>
-            <w:r/>
-            <w:r>
-              <w:rPr>
-                <w:b w:val="0"/>
+            <w:tcW w:w="2268" w:type="dxa"/>
+          </w:tcPr>
+          <w:p>
+            <w:r>
+              <w:rPr>
                 <w:sz w:val="18"/>
               </w:rPr>
               <w:t>Bloqueado</w:t>
@@ -2162,15 +2190,16 @@
         </w:tc>
       </w:tr>
       <w:tr>
-        <w:tc>
-          <w:tcPr>
-            <w:tcW w:type="dxa" w:w="3969"/>
-          </w:tcPr>
-          <w:p>
-            <w:r/>
-            <w:r>
-              <w:rPr>
-                <w:b w:val="0"/>
+        <w:trPr>
+          <w:jc w:val="center"/>
+        </w:trPr>
+        <w:tc>
+          <w:tcPr>
+            <w:tcW w:w="3969" w:type="dxa"/>
+          </w:tcPr>
+          <w:p>
+            <w:r>
+              <w:rPr>
                 <w:sz w:val="18"/>
               </w:rPr>
               <w:t>S3 · Echar a alguien de su partida</w:t>
@@ -2179,13 +2208,11 @@
         </w:tc>
         <w:tc>
           <w:tcPr>
-            <w:tcW w:type="dxa" w:w="2268"/>
-          </w:tcPr>
-          <w:p>
-            <w:r/>
-            <w:r>
-              <w:rPr>
-                <w:b w:val="0"/>
+            <w:tcW w:w="2268" w:type="dxa"/>
+          </w:tcPr>
+          <w:p>
+            <w:r>
+              <w:rPr>
                 <w:sz w:val="18"/>
               </w:rPr>
               <w:t>Se colaba</w:t>
@@ -2194,13 +2221,11 @@
         </w:tc>
         <w:tc>
           <w:tcPr>
-            <w:tcW w:type="dxa" w:w="2268"/>
-          </w:tcPr>
-          <w:p>
-            <w:r/>
-            <w:r>
-              <w:rPr>
-                <w:b w:val="0"/>
+            <w:tcW w:w="2268" w:type="dxa"/>
+          </w:tcPr>
+          <w:p>
+            <w:r>
+              <w:rPr>
                 <w:sz w:val="18"/>
               </w:rPr>
               <w:t>Bloqueado</w:t>
@@ -2209,15 +2234,16 @@
         </w:tc>
       </w:tr>
       <w:tr>
-        <w:tc>
-          <w:tcPr>
-            <w:tcW w:type="dxa" w:w="3969"/>
-          </w:tcPr>
-          <w:p>
-            <w:r/>
-            <w:r>
-              <w:rPr>
-                <w:b w:val="0"/>
+        <w:trPr>
+          <w:jc w:val="center"/>
+        </w:trPr>
+        <w:tc>
+          <w:tcPr>
+            <w:tcW w:w="3969" w:type="dxa"/>
+          </w:tcPr>
+          <w:p>
+            <w:r>
+              <w:rPr>
                 <w:sz w:val="18"/>
               </w:rPr>
               <w:t>S8 · Mensaje malformado</w:t>
@@ -2226,10 +2252,9 @@
         </w:tc>
         <w:tc>
           <w:tcPr>
-            <w:tcW w:type="dxa" w:w="2268"/>
-          </w:tcPr>
-          <w:p>
-            <w:r/>
+            <w:tcW w:w="2268" w:type="dxa"/>
+          </w:tcPr>
+          <w:p>
             <w:r>
               <w:rPr>
                 <w:b/>
@@ -2241,13 +2266,11 @@
         </w:tc>
         <w:tc>
           <w:tcPr>
-            <w:tcW w:type="dxa" w:w="2268"/>
-          </w:tcPr>
-          <w:p>
-            <w:r/>
-            <w:r>
-              <w:rPr>
-                <w:b w:val="0"/>
+            <w:tcW w:w="2268" w:type="dxa"/>
+          </w:tcPr>
+          <w:p>
+            <w:r>
+              <w:rPr>
                 <w:sz w:val="18"/>
               </w:rPr>
               <w:t>Bloqueado</w:t>
@@ -2256,15 +2279,16 @@
         </w:tc>
       </w:tr>
       <w:tr>
-        <w:tc>
-          <w:tcPr>
-            <w:tcW w:type="dxa" w:w="3969"/>
-          </w:tcPr>
-          <w:p>
-            <w:r/>
-            <w:r>
-              <w:rPr>
-                <w:b w:val="0"/>
+        <w:trPr>
+          <w:jc w:val="center"/>
+        </w:trPr>
+        <w:tc>
+          <w:tcPr>
+            <w:tcW w:w="3969" w:type="dxa"/>
+          </w:tcPr>
+          <w:p>
+            <w:r>
+              <w:rPr>
                 <w:sz w:val="18"/>
               </w:rPr>
               <w:t>S6 · Agotar conexiones</w:t>
@@ -2273,13 +2297,11 @@
         </w:tc>
         <w:tc>
           <w:tcPr>
-            <w:tcW w:type="dxa" w:w="2268"/>
-          </w:tcPr>
-          <w:p>
-            <w:r/>
-            <w:r>
-              <w:rPr>
-                <w:b w:val="0"/>
+            <w:tcW w:w="2268" w:type="dxa"/>
+          </w:tcPr>
+          <w:p>
+            <w:r>
+              <w:rPr>
                 <w:sz w:val="18"/>
               </w:rPr>
               <w:t>Se colaba</w:t>
@@ -2288,13 +2310,11 @@
         </w:tc>
         <w:tc>
           <w:tcPr>
-            <w:tcW w:type="dxa" w:w="2268"/>
-          </w:tcPr>
-          <w:p>
-            <w:r/>
-            <w:r>
-              <w:rPr>
-                <w:b w:val="0"/>
+            <w:tcW w:w="2268" w:type="dxa"/>
+          </w:tcPr>
+          <w:p>
+            <w:r>
+              <w:rPr>
                 <w:sz w:val="18"/>
               </w:rPr>
               <w:t>Bloqueado</w:t>
@@ -2303,15 +2323,16 @@
         </w:tc>
       </w:tr>
       <w:tr>
-        <w:tc>
-          <w:tcPr>
-            <w:tcW w:type="dxa" w:w="3969"/>
-          </w:tcPr>
-          <w:p>
-            <w:r/>
-            <w:r>
-              <w:rPr>
-                <w:b w:val="0"/>
+        <w:trPr>
+          <w:jc w:val="center"/>
+        </w:trPr>
+        <w:tc>
+          <w:tcPr>
+            <w:tcW w:w="3969" w:type="dxa"/>
+          </w:tcPr>
+          <w:p>
+            <w:r>
+              <w:rPr>
                 <w:sz w:val="18"/>
               </w:rPr>
               <w:t>S7 · Mensaje de 32 MB</w:t>
@@ -2320,13 +2341,11 @@
         </w:tc>
         <w:tc>
           <w:tcPr>
-            <w:tcW w:type="dxa" w:w="2268"/>
-          </w:tcPr>
-          <w:p>
-            <w:r/>
-            <w:r>
-              <w:rPr>
-                <w:b w:val="0"/>
+            <w:tcW w:w="2268" w:type="dxa"/>
+          </w:tcPr>
+          <w:p>
+            <w:r>
+              <w:rPr>
                 <w:sz w:val="18"/>
               </w:rPr>
               <w:t>Se colaba</w:t>
@@ -2335,13 +2354,11 @@
         </w:tc>
         <w:tc>
           <w:tcPr>
-            <w:tcW w:type="dxa" w:w="2268"/>
-          </w:tcPr>
-          <w:p>
-            <w:r/>
-            <w:r>
-              <w:rPr>
-                <w:b w:val="0"/>
+            <w:tcW w:w="2268" w:type="dxa"/>
+          </w:tcPr>
+          <w:p>
+            <w:r>
+              <w:rPr>
                 <w:sz w:val="18"/>
               </w:rPr>
               <w:t>Bloqueado</w:t>
@@ -2350,15 +2367,16 @@
         </w:tc>
       </w:tr>
       <w:tr>
-        <w:tc>
-          <w:tcPr>
-            <w:tcW w:type="dxa" w:w="3969"/>
-          </w:tcPr>
-          <w:p>
-            <w:r/>
-            <w:r>
-              <w:rPr>
-                <w:b w:val="0"/>
+        <w:trPr>
+          <w:jc w:val="center"/>
+        </w:trPr>
+        <w:tc>
+          <w:tcPr>
+            <w:tcW w:w="3969" w:type="dxa"/>
+          </w:tcPr>
+          <w:p>
+            <w:r>
+              <w:rPr>
                 <w:sz w:val="18"/>
               </w:rPr>
               <w:t>S9 · Saltarse el aforo</w:t>
@@ -2367,13 +2385,11 @@
         </w:tc>
         <w:tc>
           <w:tcPr>
-            <w:tcW w:type="dxa" w:w="2268"/>
-          </w:tcPr>
-          <w:p>
-            <w:r/>
-            <w:r>
-              <w:rPr>
-                <w:b w:val="0"/>
+            <w:tcW w:w="2268" w:type="dxa"/>
+          </w:tcPr>
+          <w:p>
+            <w:r>
+              <w:rPr>
                 <w:sz w:val="18"/>
               </w:rPr>
               <w:t>Se colaba</w:t>
@@ -2382,13 +2398,11 @@
         </w:tc>
         <w:tc>
           <w:tcPr>
-            <w:tcW w:type="dxa" w:w="2268"/>
-          </w:tcPr>
-          <w:p>
-            <w:r/>
-            <w:r>
-              <w:rPr>
-                <w:b w:val="0"/>
+            <w:tcW w:w="2268" w:type="dxa"/>
+          </w:tcPr>
+          <w:p>
+            <w:r>
+              <w:rPr>
                 <w:sz w:val="18"/>
               </w:rPr>
               <w:t>Bloqueado</w:t>
@@ -2397,15 +2411,16 @@
         </w:tc>
       </w:tr>
       <w:tr>
-        <w:tc>
-          <w:tcPr>
-            <w:tcW w:type="dxa" w:w="3969"/>
-          </w:tcPr>
-          <w:p>
-            <w:r/>
-            <w:r>
-              <w:rPr>
-                <w:b w:val="0"/>
+        <w:trPr>
+          <w:jc w:val="center"/>
+        </w:trPr>
+        <w:tc>
+          <w:tcPr>
+            <w:tcW w:w="3969" w:type="dxa"/>
+          </w:tcPr>
+          <w:p>
+            <w:r>
+              <w:rPr>
                 <w:sz w:val="18"/>
               </w:rPr>
               <w:t>Otros cinco</w:t>
@@ -2414,13 +2429,11 @@
         </w:tc>
         <w:tc>
           <w:tcPr>
-            <w:tcW w:type="dxa" w:w="2268"/>
-          </w:tcPr>
-          <w:p>
-            <w:r/>
-            <w:r>
-              <w:rPr>
-                <w:b w:val="0"/>
+            <w:tcW w:w="2268" w:type="dxa"/>
+          </w:tcPr>
+          <w:p>
+            <w:r>
+              <w:rPr>
                 <w:sz w:val="18"/>
               </w:rPr>
               <w:t>Ya aguantaba</w:t>
@@ -2429,13 +2442,11 @@
         </w:tc>
         <w:tc>
           <w:tcPr>
-            <w:tcW w:type="dxa" w:w="2268"/>
-          </w:tcPr>
-          <w:p>
-            <w:r/>
-            <w:r>
-              <w:rPr>
-                <w:b w:val="0"/>
+            <w:tcW w:w="2268" w:type="dxa"/>
+          </w:tcPr>
+          <w:p>
+            <w:r>
+              <w:rPr>
                 <w:sz w:val="18"/>
               </w:rPr>
               <w:t>Bloqueado</w:t>
@@ -2456,27 +2467,43 @@
     <w:p>
       <w:pPr>
         <w:pStyle w:val="APABodyText"/>
-      </w:pPr>
-      <w:r>
-        <w:t xml:space="preserve">La puerta de calidad exige </w:t>
-      </w:r>
-      <w:r>
-        <w:rPr>
-          <w:b/>
-        </w:rPr>
-        <w:t>0 avisos nuevos</w:t>
-      </w:r>
-      <w:r>
-        <w:t xml:space="preserve"> y está en verde. En el acumulado del repositorio quedan 33 avisos, revisados uno a uno: los que protegían algo se corrigieron y el resto está excluido </w:t>
-      </w:r>
-      <w:r>
-        <w:rPr>
-          <w:b/>
-        </w:rPr>
-        <w:t>con su justificación escrita</w:t>
-      </w:r>
-      <w:r>
-        <w:t xml:space="preserve"> en sonar-project.properties.</w:t>
+        <w:rPr>
+          <w:lang w:val="es-EC"/>
+        </w:rPr>
+      </w:pPr>
+      <w:r>
+        <w:rPr>
+          <w:lang w:val="es-EC"/>
+        </w:rPr>
+        <w:t xml:space="preserve">La puerta de calidad </w:t>
+      </w:r>
+      <w:r>
+        <w:rPr>
+          <w:lang w:val="es-EC"/>
+        </w:rPr>
+        <w:t>exige 0 avisos nuevos y está en verde. En el acumulado del repositorio quedan 33 avisos, revisados uno a uno: los que protegían algo se corrigieron y el resto está excluido con su justificación escrita en</w:t>
+      </w:r>
+      <w:r>
+        <w:rPr>
+          <w:lang w:val="es-EC"/>
+        </w:rPr>
+        <w:t xml:space="preserve"> sonar-</w:t>
+      </w:r>
+      <w:proofErr w:type="spellStart"/>
+      <w:proofErr w:type="gramStart"/>
+      <w:r>
+        <w:rPr>
+          <w:lang w:val="es-EC"/>
+        </w:rPr>
+        <w:t>project.properties</w:t>
+      </w:r>
+      <w:proofErr w:type="spellEnd"/>
+      <w:proofErr w:type="gramEnd"/>
+      <w:r>
+        <w:rPr>
+          <w:lang w:val="es-EC"/>
+        </w:rPr>
+        <w:t>.</w:t>
       </w:r>
     </w:p>
     <w:p>
@@ -2490,22 +2517,24 @@
     <w:tbl>
       <w:tblPr>
         <w:tblStyle w:val="TableGrid"/>
-        <w:tblW w:type="auto" w:w="0"/>
+        <w:tblW w:w="0" w:type="auto"/>
         <w:jc w:val="center"/>
-        <w:tblLook w:firstColumn="1" w:firstRow="1" w:lastColumn="0" w:lastRow="0" w:noHBand="0" w:noVBand="1" w:val="04A0"/>
+        <w:tblLook w:val="04A0" w:firstRow="1" w:lastRow="0" w:firstColumn="1" w:lastColumn="0" w:noHBand="0" w:noVBand="1"/>
       </w:tblPr>
       <w:tblGrid>
-        <w:gridCol w:w="2833"/>
-        <w:gridCol w:w="2833"/>
-        <w:gridCol w:w="2833"/>
+        <w:gridCol w:w="2264"/>
+        <w:gridCol w:w="849"/>
+        <w:gridCol w:w="5375"/>
       </w:tblGrid>
       <w:tr>
-        <w:tc>
-          <w:tcPr>
-            <w:tcW w:type="dxa" w:w="2268"/>
-          </w:tcPr>
-          <w:p>
-            <w:r/>
+        <w:trPr>
+          <w:jc w:val="center"/>
+        </w:trPr>
+        <w:tc>
+          <w:tcPr>
+            <w:tcW w:w="2268" w:type="dxa"/>
+          </w:tcPr>
+          <w:p>
             <w:r>
               <w:rPr>
                 <w:b/>
@@ -2517,10 +2546,9 @@
         </w:tc>
         <w:tc>
           <w:tcPr>
-            <w:tcW w:type="dxa" w:w="850"/>
-          </w:tcPr>
-          <w:p>
-            <w:r/>
+            <w:tcW w:w="850" w:type="dxa"/>
+          </w:tcPr>
+          <w:p>
             <w:r>
               <w:rPr>
                 <w:b/>
@@ -2532,10 +2560,9 @@
         </w:tc>
         <w:tc>
           <w:tcPr>
-            <w:tcW w:type="dxa" w:w="5386"/>
-          </w:tcPr>
-          <w:p>
-            <w:r/>
+            <w:tcW w:w="5386" w:type="dxa"/>
+          </w:tcPr>
+          <w:p>
             <w:r>
               <w:rPr>
                 <w:b/>
@@ -2547,15 +2574,16 @@
         </w:tc>
       </w:tr>
       <w:tr>
-        <w:tc>
-          <w:tcPr>
-            <w:tcW w:type="dxa" w:w="2268"/>
-          </w:tcPr>
-          <w:p>
-            <w:r/>
-            <w:r>
-              <w:rPr>
-                <w:b w:val="0"/>
+        <w:trPr>
+          <w:jc w:val="center"/>
+        </w:trPr>
+        <w:tc>
+          <w:tcPr>
+            <w:tcW w:w="2268" w:type="dxa"/>
+          </w:tcPr>
+          <w:p>
+            <w:r>
+              <w:rPr>
                 <w:sz w:val="18"/>
               </w:rPr>
               <w:t>Jugando de verdad</w:t>
@@ -2564,13 +2592,11 @@
         </w:tc>
         <w:tc>
           <w:tcPr>
-            <w:tcW w:type="dxa" w:w="850"/>
-          </w:tcPr>
-          <w:p>
-            <w:r/>
-            <w:r>
-              <w:rPr>
-                <w:b w:val="0"/>
+            <w:tcW w:w="850" w:type="dxa"/>
+          </w:tcPr>
+          <w:p>
+            <w:r>
+              <w:rPr>
                 <w:sz w:val="18"/>
               </w:rPr>
               <w:t>9</w:t>
@@ -2579,13 +2605,11 @@
         </w:tc>
         <w:tc>
           <w:tcPr>
-            <w:tcW w:type="dxa" w:w="5386"/>
-          </w:tcPr>
-          <w:p>
-            <w:r/>
-            <w:r>
-              <w:rPr>
-                <w:b w:val="0"/>
+            <w:tcW w:w="5386" w:type="dxa"/>
+          </w:tcPr>
+          <w:p>
+            <w:r>
+              <w:rPr>
                 <w:sz w:val="18"/>
               </w:rPr>
               <w:t>Un jugador veía otra partida y no podía tirar ninguna carta</w:t>
@@ -2594,15 +2618,16 @@
         </w:tc>
       </w:tr>
       <w:tr>
-        <w:tc>
-          <w:tcPr>
-            <w:tcW w:type="dxa" w:w="2268"/>
-          </w:tcPr>
-          <w:p>
-            <w:r/>
-            <w:r>
-              <w:rPr>
-                <w:b w:val="0"/>
+        <w:trPr>
+          <w:jc w:val="center"/>
+        </w:trPr>
+        <w:tc>
+          <w:tcPr>
+            <w:tcW w:w="2268" w:type="dxa"/>
+          </w:tcPr>
+          <w:p>
+            <w:r>
+              <w:rPr>
                 <w:sz w:val="18"/>
               </w:rPr>
               <w:t>Atacando el sistema</w:t>
@@ -2611,13 +2636,11 @@
         </w:tc>
         <w:tc>
           <w:tcPr>
-            <w:tcW w:type="dxa" w:w="850"/>
-          </w:tcPr>
-          <w:p>
-            <w:r/>
-            <w:r>
-              <w:rPr>
-                <w:b w:val="0"/>
+            <w:tcW w:w="850" w:type="dxa"/>
+          </w:tcPr>
+          <w:p>
+            <w:r>
+              <w:rPr>
                 <w:sz w:val="18"/>
               </w:rPr>
               <w:t>5</w:t>
@@ -2626,13 +2649,11 @@
         </w:tc>
         <w:tc>
           <w:tcPr>
-            <w:tcW w:type="dxa" w:w="5386"/>
-          </w:tcPr>
-          <w:p>
-            <w:r/>
-            <w:r>
-              <w:rPr>
-                <w:b w:val="0"/>
+            <w:tcW w:w="5386" w:type="dxa"/>
+          </w:tcPr>
+          <w:p>
+            <w:r>
+              <w:rPr>
                 <w:sz w:val="18"/>
               </w:rPr>
               <w:t>Un mensaje de dos líneas apagaba el servidor entero</w:t>
@@ -2641,15 +2662,16 @@
         </w:tc>
       </w:tr>
       <w:tr>
-        <w:tc>
-          <w:tcPr>
-            <w:tcW w:type="dxa" w:w="2268"/>
-          </w:tcPr>
-          <w:p>
-            <w:r/>
-            <w:r>
-              <w:rPr>
-                <w:b w:val="0"/>
+        <w:trPr>
+          <w:jc w:val="center"/>
+        </w:trPr>
+        <w:tc>
+          <w:tcPr>
+            <w:tcW w:w="2268" w:type="dxa"/>
+          </w:tcPr>
+          <w:p>
+            <w:r>
+              <w:rPr>
                 <w:sz w:val="18"/>
               </w:rPr>
               <w:t>Montando las pruebas</w:t>
@@ -2658,13 +2680,11 @@
         </w:tc>
         <w:tc>
           <w:tcPr>
-            <w:tcW w:type="dxa" w:w="850"/>
-          </w:tcPr>
-          <w:p>
-            <w:r/>
-            <w:r>
-              <w:rPr>
-                <w:b w:val="0"/>
+            <w:tcW w:w="850" w:type="dxa"/>
+          </w:tcPr>
+          <w:p>
+            <w:r>
+              <w:rPr>
                 <w:sz w:val="18"/>
               </w:rPr>
               <w:t>3</w:t>
@@ -2673,13 +2693,11 @@
         </w:tc>
         <w:tc>
           <w:tcPr>
-            <w:tcW w:type="dxa" w:w="5386"/>
-          </w:tcPr>
-          <w:p>
-            <w:r/>
-            <w:r>
-              <w:rPr>
-                <w:b w:val="0"/>
+            <w:tcW w:w="5386" w:type="dxa"/>
+          </w:tcPr>
+          <w:p>
+            <w:r>
+              <w:rPr>
                 <w:sz w:val="18"/>
               </w:rPr>
               <w:t>/health solo atendía GET, y el arranque nunca terminaba</w:t>
@@ -2688,12 +2706,14 @@
         </w:tc>
       </w:tr>
       <w:tr>
-        <w:tc>
-          <w:tcPr>
-            <w:tcW w:type="dxa" w:w="2268"/>
-          </w:tcPr>
-          <w:p>
-            <w:r/>
+        <w:trPr>
+          <w:jc w:val="center"/>
+        </w:trPr>
+        <w:tc>
+          <w:tcPr>
+            <w:tcW w:w="2268" w:type="dxa"/>
+          </w:tcPr>
+          <w:p>
             <w:r>
               <w:rPr>
                 <w:b/>
@@ -2705,10 +2725,9 @@
         </w:tc>
         <w:tc>
           <w:tcPr>
-            <w:tcW w:type="dxa" w:w="850"/>
-          </w:tcPr>
-          <w:p>
-            <w:r/>
+            <w:tcW w:w="850" w:type="dxa"/>
+          </w:tcPr>
+          <w:p>
             <w:r>
               <w:rPr>
                 <w:b/>
@@ -2720,13 +2739,11 @@
         </w:tc>
         <w:tc>
           <w:tcPr>
-            <w:tcW w:type="dxa" w:w="5386"/>
-          </w:tcPr>
-          <w:p>
-            <w:r/>
-            <w:r>
-              <w:rPr>
-                <w:b w:val="0"/>
+            <w:tcW w:w="5386" w:type="dxa"/>
+          </w:tcPr>
+          <w:p>
+            <w:r>
+              <w:rPr>
                 <w:sz w:val="18"/>
               </w:rPr>
               <w:t>Casi ninguno lo vieron las pruebas unitarias del principio</w:t>
@@ -2739,26 +2756,55 @@
     <w:p>
       <w:pPr>
         <w:pStyle w:val="APABodyText"/>
-      </w:pPr>
-      <w:r>
-        <w:t xml:space="preserve">El dato importante no es el número, es </w:t>
-      </w:r>
-      <w:r>
-        <w:rPr>
-          <w:b/>
-        </w:rPr>
-        <w:t>el reparto</w:t>
-      </w:r>
-      <w:r>
-        <w:t>: una prueba unitaria comprueba lo que se te ocurrió comprobar, y las reglas del juego estaban bien. Los fallos vivían en la pantalla, en la red y en el arranque.</w:t>
+        <w:rPr>
+          <w:lang w:val="es-EC"/>
+        </w:rPr>
+      </w:pPr>
+      <w:r>
+        <w:rPr>
+          <w:lang w:val="es-EC"/>
+        </w:rPr>
+        <w:t xml:space="preserve">El dato importante no </w:t>
+      </w:r>
+      <w:r>
+        <w:rPr>
+          <w:lang w:val="es-EC"/>
+        </w:rPr>
+        <w:t>es el número, es el reparto: una prueba unitaria comprueba lo que se te ocurrió comprobar, y las reglas del juego estaban bien. Los fallos vivían en la pantalla, en la red y en el arranque.</w:t>
       </w:r>
     </w:p>
     <w:p>
       <w:pPr>
         <w:pStyle w:val="APABodyText"/>
-      </w:pPr>
-      <w:r>
-        <w:t>Además, el análisis estático destapó dos endurecimientos que ningún ataque manual encontró: el código de sala salía de un generador predecible (ahora usa crypto, con cuatro pruebas nuevas) y el túnel resolvía su ejecutable por PATH (ahora usa ruta absoluta).</w:t>
+        <w:rPr>
+          <w:lang w:val="es-EC"/>
+        </w:rPr>
+      </w:pPr>
+      <w:r>
+        <w:rPr>
+          <w:lang w:val="es-EC"/>
+        </w:rPr>
+        <w:t xml:space="preserve">Además, el análisis estático destapó dos endurecimientos que ningún ataque manual encontró: el código de sala salía de un generador predecible (ahora usa </w:t>
+      </w:r>
+      <w:proofErr w:type="spellStart"/>
+      <w:r>
+        <w:rPr>
+          <w:lang w:val="es-EC"/>
+        </w:rPr>
+        <w:t>crypto</w:t>
+      </w:r>
+      <w:proofErr w:type="spellEnd"/>
+      <w:r>
+        <w:rPr>
+          <w:lang w:val="es-EC"/>
+        </w:rPr>
+        <w:t>, con cuatro pruebas nuevas) y</w:t>
+      </w:r>
+      <w:r>
+        <w:rPr>
+          <w:lang w:val="es-EC"/>
+        </w:rPr>
+        <w:t xml:space="preserve"> el túnel resolvía su ejecutable por PATH (ahora usa ruta absoluta).</w:t>
       </w:r>
     </w:p>
     <w:p>
@@ -2771,24 +2817,34 @@
         <w:pStyle w:val="APALevel1"/>
       </w:pPr>
       <w:r>
+        <w:lastRenderedPageBreak/>
         <w:t>5. Evidencias visuales</w:t>
       </w:r>
     </w:p>
     <w:p>
       <w:pPr>
         <w:pStyle w:val="APABodyText"/>
-      </w:pPr>
-      <w:r>
-        <w:t xml:space="preserve">Las seis primeras capturas no se hicieron a mano: </w:t>
-      </w:r>
-      <w:r>
-        <w:rPr>
-          <w:b/>
-        </w:rPr>
-        <w:t>las toma la propia suite de Cypress mientras juega</w:t>
-      </w:r>
-      <w:r>
-        <w:t>, así que se regeneran solas en cada ejecución y no pueden quedarse desfasadas respecto al sistema.</w:t>
+        <w:rPr>
+          <w:lang w:val="es-EC"/>
+        </w:rPr>
+      </w:pPr>
+      <w:r>
+        <w:rPr>
+          <w:lang w:val="es-EC"/>
+        </w:rPr>
+        <w:t xml:space="preserve">Las seis primeras </w:t>
+      </w:r>
+      <w:r>
+        <w:rPr>
+          <w:lang w:val="es-EC"/>
+        </w:rPr>
+        <w:t>capturas no se hicieron a mano: las toma la propia suite de Cypress mientras juega, así que se regeneran</w:t>
+      </w:r>
+      <w:r>
+        <w:rPr>
+          <w:lang w:val="es-EC"/>
+        </w:rPr>
+        <w:t xml:space="preserve"> solas en cada ejecución y no pueden quedarse desfasadas respecto al sistema.</w:t>
       </w:r>
     </w:p>
     <w:p>
@@ -2796,22 +2852,26 @@
         <w:jc w:val="center"/>
       </w:pPr>
       <w:r>
+        <w:rPr>
+          <w:noProof/>
+        </w:rPr>
         <w:drawing>
-          <wp:inline xmlns:a="http://schemas.openxmlformats.org/drawingml/2006/main" xmlns:pic="http://schemas.openxmlformats.org/drawingml/2006/picture">
+          <wp:inline distT="0" distB="0" distL="0" distR="0" wp14:anchorId="534F9452" wp14:editId="2EF9EC20">
             <wp:extent cx="3960000" cy="2227500"/>
+            <wp:effectExtent l="0" t="0" r="0" b="0"/>
             <wp:docPr id="1" name="Picture 1"/>
             <wp:cNvGraphicFramePr>
-              <a:graphicFrameLocks noChangeAspect="1"/>
+              <a:graphicFrameLocks xmlns:a="http://schemas.openxmlformats.org/drawingml/2006/main" noChangeAspect="1"/>
             </wp:cNvGraphicFramePr>
-            <a:graphic>
+            <a:graphic xmlns:a="http://schemas.openxmlformats.org/drawingml/2006/main">
               <a:graphicData uri="http://schemas.openxmlformats.org/drawingml/2006/picture">
-                <pic:pic>
+                <pic:pic xmlns:pic="http://schemas.openxmlformats.org/drawingml/2006/picture">
                   <pic:nvPicPr>
                     <pic:cNvPr id="0" name="00-pantalla-de-entrada.png"/>
                     <pic:cNvPicPr/>
                   </pic:nvPicPr>
                   <pic:blipFill>
-                    <a:blip r:embed="rId16"/>
+                    <a:blip r:embed="rId8"/>
                     <a:stretch>
                       <a:fillRect/>
                     </a:stretch>
@@ -2821,7 +2881,9 @@
                       <a:off x="0" y="0"/>
                       <a:ext cx="3960000" cy="2227500"/>
                     </a:xfrm>
-                    <a:prstGeom prst="rect"/>
+                    <a:prstGeom prst="rect">
+                      <a:avLst/>
+                    </a:prstGeom>
                   </pic:spPr>
                 </pic:pic>
               </a:graphicData>
@@ -2833,12 +2895,14 @@
     <w:p>
       <w:pPr>
         <w:pStyle w:val="APAGraphorFigure"/>
-        <w:jc w:val="center"/>
-      </w:pPr>
-      <w:r>
-        <w:rPr>
-          <w:i/>
+        <w:rPr>
+          <w:lang w:val="es-EC"/>
+        </w:rPr>
+      </w:pPr>
+      <w:r>
+        <w:rPr>
           <w:sz w:val="18"/>
+          <w:lang w:val="es-EC"/>
         </w:rPr>
         <w:t>Figura 1. Capturada por la prueba de Cypress «menú principal». Pantalla de entrada: se crea sala o se entra con un código de cuatro caracteres.</w:t>
       </w:r>
@@ -2848,18 +2912,614 @@
         <w:jc w:val="center"/>
       </w:pPr>
       <w:r>
+        <w:rPr>
+          <w:noProof/>
+        </w:rPr>
         <w:drawing>
-          <wp:inline xmlns:a="http://schemas.openxmlformats.org/drawingml/2006/main" xmlns:pic="http://schemas.openxmlformats.org/drawingml/2006/picture">
+          <wp:inline distT="0" distB="0" distL="0" distR="0" wp14:anchorId="44E45567" wp14:editId="06AD18BA">
             <wp:extent cx="4680000" cy="2632500"/>
+            <wp:effectExtent l="0" t="0" r="0" b="0"/>
             <wp:docPr id="2" name="Picture 2"/>
             <wp:cNvGraphicFramePr>
-              <a:graphicFrameLocks noChangeAspect="1"/>
+              <a:graphicFrameLocks xmlns:a="http://schemas.openxmlformats.org/drawingml/2006/main" noChangeAspect="1"/>
             </wp:cNvGraphicFramePr>
-            <a:graphic>
+            <a:graphic xmlns:a="http://schemas.openxmlformats.org/drawingml/2006/main">
               <a:graphicData uri="http://schemas.openxmlformats.org/drawingml/2006/picture">
-                <pic:pic>
+                <pic:pic xmlns:pic="http://schemas.openxmlformats.org/drawingml/2006/picture">
                   <pic:nvPicPr>
                     <pic:cNvPr id="0" name="03-mesa-repartida.png"/>
+                    <pic:cNvPicPr/>
+                  </pic:nvPicPr>
+                  <pic:blipFill>
+                    <a:blip r:embed="rId9"/>
+                    <a:stretch>
+                      <a:fillRect/>
+                    </a:stretch>
+                  </pic:blipFill>
+                  <pic:spPr>
+                    <a:xfrm>
+                      <a:off x="0" y="0"/>
+                      <a:ext cx="4680000" cy="2632500"/>
+                    </a:xfrm>
+                    <a:prstGeom prst="rect">
+                      <a:avLst/>
+                    </a:prstGeom>
+                  </pic:spPr>
+                </pic:pic>
+              </a:graphicData>
+            </a:graphic>
+          </wp:inline>
+        </w:drawing>
+      </w:r>
+    </w:p>
+    <w:p>
+      <w:pPr>
+        <w:pStyle w:val="APAGraphorFigure"/>
+        <w:rPr>
+          <w:lang w:val="es-EC"/>
+        </w:rPr>
+      </w:pPr>
+      <w:r>
+        <w:rPr>
+          <w:sz w:val="18"/>
+          <w:lang w:val="es-EC"/>
+        </w:rPr>
+        <w:t>Figura 2. Capturada por la prueba de Cypress «partida local». Mesa repartida: siete cartas, mazo, pozo y turno en curso.</w:t>
+      </w:r>
+    </w:p>
+    <w:p>
+      <w:pPr>
+        <w:jc w:val="center"/>
+      </w:pPr>
+      <w:r>
+        <w:rPr>
+          <w:noProof/>
+        </w:rPr>
+        <w:lastRenderedPageBreak/>
+        <w:drawing>
+          <wp:inline distT="0" distB="0" distL="0" distR="0" wp14:anchorId="399A55E9" wp14:editId="70DEAA47">
+            <wp:extent cx="5400000" cy="3459375"/>
+            <wp:effectExtent l="0" t="0" r="0" b="0"/>
+            <wp:docPr id="3" name="Picture 3"/>
+            <wp:cNvGraphicFramePr>
+              <a:graphicFrameLocks xmlns:a="http://schemas.openxmlformats.org/drawingml/2006/main" noChangeAspect="1"/>
+            </wp:cNvGraphicFramePr>
+            <a:graphic xmlns:a="http://schemas.openxmlformats.org/drawingml/2006/main">
+              <a:graphicData uri="http://schemas.openxmlformats.org/drawingml/2006/picture">
+                <pic:pic xmlns:pic="http://schemas.openxmlformats.org/drawingml/2006/picture">
+                  <pic:nvPicPr>
+                    <pic:cNvPr id="0" name="04-tres-nodos-convergen.png"/>
+                    <pic:cNvPicPr/>
+                  </pic:nvPicPr>
+                  <pic:blipFill>
+                    <a:blip r:embed="rId10"/>
+                    <a:stretch>
+                      <a:fillRect/>
+                    </a:stretch>
+                  </pic:blipFill>
+                  <pic:spPr>
+                    <a:xfrm>
+                      <a:off x="0" y="0"/>
+                      <a:ext cx="5400000" cy="3459375"/>
+                    </a:xfrm>
+                    <a:prstGeom prst="rect">
+                      <a:avLst/>
+                    </a:prstGeom>
+                  </pic:spPr>
+                </pic:pic>
+              </a:graphicData>
+            </a:graphic>
+          </wp:inline>
+        </w:drawing>
+      </w:r>
+    </w:p>
+    <w:p>
+      <w:pPr>
+        <w:pStyle w:val="APAGraphorFigure"/>
+        <w:rPr>
+          <w:lang w:val="es-EC"/>
+        </w:rPr>
+      </w:pPr>
+      <w:r>
+        <w:rPr>
+          <w:sz w:val="18"/>
+          <w:lang w:val="es-EC"/>
+        </w:rPr>
+        <w:t xml:space="preserve">Figura 3. Capturada por la prueba de Cypress «malla de tres nodos». Tres navegadores reales con </w:t>
+      </w:r>
+      <w:proofErr w:type="spellStart"/>
+      <w:r>
+        <w:rPr>
+          <w:sz w:val="18"/>
+          <w:lang w:val="es-EC"/>
+        </w:rPr>
+        <w:t>WebRTC</w:t>
+      </w:r>
+      <w:proofErr w:type="spellEnd"/>
+      <w:r>
+        <w:rPr>
+          <w:sz w:val="18"/>
+          <w:lang w:val="es-EC"/>
+        </w:rPr>
+        <w:t>: las tres réplicas publican la misma huella de estado.</w:t>
+      </w:r>
+    </w:p>
+    <w:p>
+      <w:pPr>
+        <w:jc w:val="center"/>
+      </w:pPr>
+      <w:r>
+        <w:rPr>
+          <w:noProof/>
+        </w:rPr>
+        <w:drawing>
+          <wp:inline distT="0" distB="0" distL="0" distR="0" wp14:anchorId="29374F72" wp14:editId="49EF8063">
+            <wp:extent cx="5400000" cy="3459375"/>
+            <wp:effectExtent l="0" t="0" r="0" b="0"/>
+            <wp:docPr id="4" name="Picture 4"/>
+            <wp:cNvGraphicFramePr>
+              <a:graphicFrameLocks xmlns:a="http://schemas.openxmlformats.org/drawingml/2006/main" noChangeAspect="1"/>
+            </wp:cNvGraphicFramePr>
+            <a:graphic xmlns:a="http://schemas.openxmlformats.org/drawingml/2006/main">
+              <a:graphicData uri="http://schemas.openxmlformats.org/drawingml/2006/picture">
+                <pic:pic xmlns:pic="http://schemas.openxmlformats.org/drawingml/2006/picture">
+                  <pic:nvPicPr>
+                    <pic:cNvPr id="0" name="05-cae-un-nodo-los-otros-siguen.png"/>
+                    <pic:cNvPicPr/>
+                  </pic:nvPicPr>
+                  <pic:blipFill>
+                    <a:blip r:embed="rId11"/>
+                    <a:stretch>
+                      <a:fillRect/>
+                    </a:stretch>
+                  </pic:blipFill>
+                  <pic:spPr>
+                    <a:xfrm>
+                      <a:off x="0" y="0"/>
+                      <a:ext cx="5400000" cy="3459375"/>
+                    </a:xfrm>
+                    <a:prstGeom prst="rect">
+                      <a:avLst/>
+                    </a:prstGeom>
+                  </pic:spPr>
+                </pic:pic>
+              </a:graphicData>
+            </a:graphic>
+          </wp:inline>
+        </w:drawing>
+      </w:r>
+    </w:p>
+    <w:p>
+      <w:pPr>
+        <w:pStyle w:val="APAGraphorFigure"/>
+        <w:rPr>
+          <w:lang w:val="es-EC"/>
+        </w:rPr>
+      </w:pPr>
+      <w:r>
+        <w:rPr>
+          <w:sz w:val="18"/>
+          <w:lang w:val="es-EC"/>
+        </w:rPr>
+        <w:t>Figura 4. Capturada por la prueba de Cypress «malla de tres nodos». Tolerancia a fallos: cae un nodo y los demás siguen jugando.</w:t>
+      </w:r>
+    </w:p>
+    <w:p>
+      <w:pPr>
+        <w:jc w:val="center"/>
+      </w:pPr>
+      <w:r>
+        <w:rPr>
+          <w:noProof/>
+        </w:rPr>
+        <w:lastRenderedPageBreak/>
+        <w:drawing>
+          <wp:inline distT="0" distB="0" distL="0" distR="0" wp14:anchorId="041D23BF" wp14:editId="6CF0F854">
+            <wp:extent cx="2880000" cy="2916000"/>
+            <wp:effectExtent l="0" t="0" r="0" b="0"/>
+            <wp:docPr id="5" name="Picture 5"/>
+            <wp:cNvGraphicFramePr>
+              <a:graphicFrameLocks xmlns:a="http://schemas.openxmlformats.org/drawingml/2006/main" noChangeAspect="1"/>
+            </wp:cNvGraphicFramePr>
+            <a:graphic xmlns:a="http://schemas.openxmlformats.org/drawingml/2006/main">
+              <a:graphicData uri="http://schemas.openxmlformats.org/drawingml/2006/picture">
+                <pic:pic xmlns:pic="http://schemas.openxmlformats.org/drawingml/2006/picture">
+                  <pic:nvPicPr>
+                    <pic:cNvPr id="0" name="14-pantalla-maestra-panel.png"/>
+                    <pic:cNvPicPr/>
+                  </pic:nvPicPr>
+                  <pic:blipFill>
+                    <a:blip r:embed="rId12"/>
+                    <a:stretch>
+                      <a:fillRect/>
+                    </a:stretch>
+                  </pic:blipFill>
+                  <pic:spPr>
+                    <a:xfrm>
+                      <a:off x="0" y="0"/>
+                      <a:ext cx="2880000" cy="2916000"/>
+                    </a:xfrm>
+                    <a:prstGeom prst="rect">
+                      <a:avLst/>
+                    </a:prstGeom>
+                  </pic:spPr>
+                </pic:pic>
+              </a:graphicData>
+            </a:graphic>
+          </wp:inline>
+        </w:drawing>
+      </w:r>
+    </w:p>
+    <w:p>
+      <w:pPr>
+        <w:pStyle w:val="APAGraphorFigure"/>
+        <w:rPr>
+          <w:lang w:val="es-EC"/>
+        </w:rPr>
+      </w:pPr>
+      <w:r>
+        <w:rPr>
+          <w:sz w:val="18"/>
+          <w:lang w:val="es-EC"/>
+        </w:rPr>
+        <w:t>Figura 5. Capturada por la prueba de Cypress «malla de tres nodos». La Pantalla Maestra: líder, testigo, convergencia, huella de cada nodo e historial de la malla.</w:t>
+      </w:r>
+    </w:p>
+    <w:p>
+      <w:pPr>
+        <w:jc w:val="center"/>
+      </w:pPr>
+      <w:r>
+        <w:rPr>
+          <w:noProof/>
+        </w:rPr>
+        <w:drawing>
+          <wp:inline distT="0" distB="0" distL="0" distR="0" wp14:anchorId="73739337" wp14:editId="33E3A9FB">
+            <wp:extent cx="5400000" cy="3375000"/>
+            <wp:effectExtent l="0" t="0" r="0" b="0"/>
+            <wp:docPr id="6" name="Picture 6"/>
+            <wp:cNvGraphicFramePr>
+              <a:graphicFrameLocks xmlns:a="http://schemas.openxmlformats.org/drawingml/2006/main" noChangeAspect="1"/>
+            </wp:cNvGraphicFramePr>
+            <a:graphic xmlns:a="http://schemas.openxmlformats.org/drawingml/2006/main">
+              <a:graphicData uri="http://schemas.openxmlformats.org/drawingml/2006/picture">
+                <pic:pic xmlns:pic="http://schemas.openxmlformats.org/drawingml/2006/picture">
+                  <pic:nvPicPr>
+                    <pic:cNvPr id="0" name="09-diez-jugadores.png"/>
+                    <pic:cNvPicPr/>
+                  </pic:nvPicPr>
+                  <pic:blipFill>
+                    <a:blip r:embed="rId13"/>
+                    <a:stretch>
+                      <a:fillRect/>
+                    </a:stretch>
+                  </pic:blipFill>
+                  <pic:spPr>
+                    <a:xfrm>
+                      <a:off x="0" y="0"/>
+                      <a:ext cx="5400000" cy="3375000"/>
+                    </a:xfrm>
+                    <a:prstGeom prst="rect">
+                      <a:avLst/>
+                    </a:prstGeom>
+                  </pic:spPr>
+                </pic:pic>
+              </a:graphicData>
+            </a:graphic>
+          </wp:inline>
+        </w:drawing>
+      </w:r>
+    </w:p>
+    <w:p>
+      <w:pPr>
+        <w:pStyle w:val="APAGraphorFigure"/>
+      </w:pPr>
+      <w:r>
+        <w:rPr>
+          <w:sz w:val="18"/>
+          <w:lang w:val="es-EC"/>
+        </w:rPr>
+        <w:t xml:space="preserve">Figura 6. Capturada por la prueba de Cypress «aforo: diez caben, el once no». </w:t>
+      </w:r>
+      <w:r>
+        <w:rPr>
+          <w:sz w:val="18"/>
+        </w:rPr>
+        <w:t xml:space="preserve">Diez </w:t>
+      </w:r>
+      <w:proofErr w:type="spellStart"/>
+      <w:r>
+        <w:rPr>
+          <w:sz w:val="18"/>
+        </w:rPr>
+        <w:t>navegadores</w:t>
+      </w:r>
+      <w:proofErr w:type="spellEnd"/>
+      <w:r>
+        <w:rPr>
+          <w:sz w:val="18"/>
+        </w:rPr>
+        <w:t xml:space="preserve"> </w:t>
+      </w:r>
+      <w:proofErr w:type="spellStart"/>
+      <w:r>
+        <w:rPr>
+          <w:sz w:val="18"/>
+        </w:rPr>
+        <w:t>en</w:t>
+      </w:r>
+      <w:proofErr w:type="spellEnd"/>
+      <w:r>
+        <w:rPr>
+          <w:sz w:val="18"/>
+        </w:rPr>
+        <w:t xml:space="preserve"> la misma sala, 45 conexiones directas.</w:t>
+      </w:r>
+    </w:p>
+    <w:p>
+      <w:pPr>
+        <w:jc w:val="center"/>
+      </w:pPr>
+      <w:r>
+        <w:rPr>
+          <w:noProof/>
+        </w:rPr>
+        <w:lastRenderedPageBreak/>
+        <w:drawing>
+          <wp:inline distT="0" distB="0" distL="0" distR="0" wp14:anchorId="3FFCC58B" wp14:editId="5F334AA6">
+            <wp:extent cx="5400000" cy="3600000"/>
+            <wp:effectExtent l="0" t="0" r="0" b="0"/>
+            <wp:docPr id="7" name="Picture 7"/>
+            <wp:cNvGraphicFramePr>
+              <a:graphicFrameLocks xmlns:a="http://schemas.openxmlformats.org/drawingml/2006/main" noChangeAspect="1"/>
+            </wp:cNvGraphicFramePr>
+            <a:graphic xmlns:a="http://schemas.openxmlformats.org/drawingml/2006/main">
+              <a:graphicData uri="http://schemas.openxmlformats.org/drawingml/2006/picture">
+                <pic:pic xmlns:pic="http://schemas.openxmlformats.org/drawingml/2006/picture">
+                  <pic:nvPicPr>
+                    <pic:cNvPr id="0" name="07-sonarqube-dashboard.png"/>
+                    <pic:cNvPicPr/>
+                  </pic:nvPicPr>
+                  <pic:blipFill>
+                    <a:blip r:embed="rId14"/>
+                    <a:stretch>
+                      <a:fillRect/>
+                    </a:stretch>
+                  </pic:blipFill>
+                  <pic:spPr>
+                    <a:xfrm>
+                      <a:off x="0" y="0"/>
+                      <a:ext cx="5400000" cy="3600000"/>
+                    </a:xfrm>
+                    <a:prstGeom prst="rect">
+                      <a:avLst/>
+                    </a:prstGeom>
+                  </pic:spPr>
+                </pic:pic>
+              </a:graphicData>
+            </a:graphic>
+          </wp:inline>
+        </w:drawing>
+      </w:r>
+    </w:p>
+    <w:p>
+      <w:pPr>
+        <w:pStyle w:val="APAGraphorFigure"/>
+        <w:rPr>
+          <w:lang w:val="es-EC"/>
+        </w:rPr>
+      </w:pPr>
+      <w:r>
+        <w:rPr>
+          <w:sz w:val="18"/>
+          <w:lang w:val="es-EC"/>
+        </w:rPr>
+        <w:t>Figura 7. SonarQube: puerta de calidad superada, 89,1 % de cobertura.</w:t>
+      </w:r>
+    </w:p>
+    <w:p>
+      <w:pPr>
+        <w:jc w:val="center"/>
+      </w:pPr>
+      <w:r>
+        <w:rPr>
+          <w:noProof/>
+        </w:rPr>
+        <w:drawing>
+          <wp:inline distT="0" distB="0" distL="0" distR="0" wp14:anchorId="4DC3A463" wp14:editId="65863AE3">
+            <wp:extent cx="5400000" cy="2808000"/>
+            <wp:effectExtent l="0" t="0" r="0" b="0"/>
+            <wp:docPr id="8" name="Picture 8"/>
+            <wp:cNvGraphicFramePr>
+              <a:graphicFrameLocks xmlns:a="http://schemas.openxmlformats.org/drawingml/2006/main" noChangeAspect="1"/>
+            </wp:cNvGraphicFramePr>
+            <a:graphic xmlns:a="http://schemas.openxmlformats.org/drawingml/2006/main">
+              <a:graphicData uri="http://schemas.openxmlformats.org/drawingml/2006/picture">
+                <pic:pic xmlns:pic="http://schemas.openxmlformats.org/drawingml/2006/picture">
+                  <pic:nvPicPr>
+                    <pic:cNvPr id="0" name="06-jenkins-pipeline.png"/>
+                    <pic:cNvPicPr/>
+                  </pic:nvPicPr>
+                  <pic:blipFill>
+                    <a:blip r:embed="rId15"/>
+                    <a:stretch>
+                      <a:fillRect/>
+                    </a:stretch>
+                  </pic:blipFill>
+                  <pic:spPr>
+                    <a:xfrm>
+                      <a:off x="0" y="0"/>
+                      <a:ext cx="5400000" cy="2808000"/>
+                    </a:xfrm>
+                    <a:prstGeom prst="rect">
+                      <a:avLst/>
+                    </a:prstGeom>
+                  </pic:spPr>
+                </pic:pic>
+              </a:graphicData>
+            </a:graphic>
+          </wp:inline>
+        </w:drawing>
+      </w:r>
+    </w:p>
+    <w:p>
+      <w:pPr>
+        <w:pStyle w:val="APAGraphorFigure"/>
+        <w:rPr>
+          <w:lang w:val="es-EC"/>
+        </w:rPr>
+      </w:pPr>
+      <w:r>
+        <w:rPr>
+          <w:sz w:val="18"/>
+          <w:lang w:val="es-EC"/>
+        </w:rPr>
+        <w:t xml:space="preserve">Figura 8. Jenkins: las siete etapas por </w:t>
+      </w:r>
+      <w:proofErr w:type="spellStart"/>
+      <w:r>
+        <w:rPr>
+          <w:sz w:val="18"/>
+          <w:lang w:val="es-EC"/>
+        </w:rPr>
+        <w:t>commit</w:t>
+      </w:r>
+      <w:proofErr w:type="spellEnd"/>
+      <w:r>
+        <w:rPr>
+          <w:sz w:val="18"/>
+          <w:lang w:val="es-EC"/>
+        </w:rPr>
+        <w:t>. Las cuatro primeras construcciones en rojo son el pipeline que llevaba semanas escrito sin haber arrancado nunca.</w:t>
+      </w:r>
+    </w:p>
+    <w:p>
+      <w:pPr>
+        <w:jc w:val="center"/>
+      </w:pPr>
+      <w:r>
+        <w:rPr>
+          <w:noProof/>
+        </w:rPr>
+        <w:lastRenderedPageBreak/>
+        <w:drawing>
+          <wp:inline distT="0" distB="0" distL="0" distR="0" wp14:anchorId="2DE81218" wp14:editId="46158899">
+            <wp:extent cx="5391150" cy="3234055"/>
+            <wp:effectExtent l="0" t="0" r="0" b="4445"/>
+            <wp:docPr id="861679281" name="Picture 4"/>
+            <wp:cNvGraphicFramePr>
+              <a:graphicFrameLocks xmlns:a="http://schemas.openxmlformats.org/drawingml/2006/main" noChangeAspect="1"/>
+            </wp:cNvGraphicFramePr>
+            <a:graphic xmlns:a="http://schemas.openxmlformats.org/drawingml/2006/main">
+              <a:graphicData uri="http://schemas.openxmlformats.org/drawingml/2006/picture">
+                <pic:pic xmlns:pic="http://schemas.openxmlformats.org/drawingml/2006/picture">
+                  <pic:nvPicPr>
+                    <pic:cNvPr id="0" name="Picture 1"/>
+                    <pic:cNvPicPr>
+                      <a:picLocks noChangeAspect="1" noChangeArrowheads="1"/>
+                    </pic:cNvPicPr>
+                  </pic:nvPicPr>
+                  <pic:blipFill>
+                    <a:blip r:embed="rId16">
+                      <a:extLst>
+                        <a:ext uri="{28A0092B-C50C-407E-A947-70E740481C1C}">
+                          <a14:useLocalDpi xmlns:a14="http://schemas.microsoft.com/office/drawing/2010/main" val="0"/>
+                        </a:ext>
+                      </a:extLst>
+                    </a:blip>
+                    <a:srcRect/>
+                    <a:stretch>
+                      <a:fillRect/>
+                    </a:stretch>
+                  </pic:blipFill>
+                  <pic:spPr bwMode="auto">
+                    <a:xfrm>
+                      <a:off x="0" y="0"/>
+                      <a:ext cx="5391150" cy="3234055"/>
+                    </a:xfrm>
+                    <a:prstGeom prst="rect">
+                      <a:avLst/>
+                    </a:prstGeom>
+                    <a:noFill/>
+                    <a:ln>
+                      <a:noFill/>
+                    </a:ln>
+                  </pic:spPr>
+                </pic:pic>
+              </a:graphicData>
+            </a:graphic>
+          </wp:inline>
+        </w:drawing>
+      </w:r>
+    </w:p>
+    <w:p>
+      <w:pPr>
+        <w:pStyle w:val="APAGraphorFigure"/>
+        <w:rPr>
+          <w:lang w:val="es-EC"/>
+        </w:rPr>
+      </w:pPr>
+      <w:r>
+        <w:rPr>
+          <w:sz w:val="18"/>
+          <w:lang w:val="es-EC"/>
+        </w:rPr>
+        <w:t xml:space="preserve">Figura 9. Jenkins — el pipeline por dentro. Se define como «Pipeline script </w:t>
+      </w:r>
+      <w:proofErr w:type="spellStart"/>
+      <w:r>
+        <w:rPr>
+          <w:sz w:val="18"/>
+          <w:lang w:val="es-EC"/>
+        </w:rPr>
+        <w:t>from</w:t>
+      </w:r>
+      <w:proofErr w:type="spellEnd"/>
+      <w:r>
+        <w:rPr>
+          <w:sz w:val="18"/>
+          <w:lang w:val="es-EC"/>
+        </w:rPr>
+        <w:t xml:space="preserve"> SCM», así que las siete etapas viven en el </w:t>
+      </w:r>
+      <w:proofErr w:type="spellStart"/>
+      <w:r>
+        <w:rPr>
+          <w:sz w:val="18"/>
+          <w:lang w:val="es-EC"/>
+        </w:rPr>
+        <w:t>Jenkinsfile</w:t>
+      </w:r>
+      <w:proofErr w:type="spellEnd"/>
+      <w:r>
+        <w:rPr>
+          <w:sz w:val="18"/>
+          <w:lang w:val="es-EC"/>
+        </w:rPr>
+        <w:t xml:space="preserve"> del repositorio y no en la configuración del servidor.</w:t>
+      </w:r>
+    </w:p>
+    <w:p>
+      <w:pPr>
+        <w:jc w:val="center"/>
+      </w:pPr>
+      <w:r>
+        <w:rPr>
+          <w:noProof/>
+        </w:rPr>
+        <w:drawing>
+          <wp:inline distT="0" distB="0" distL="0" distR="0" wp14:anchorId="3916367F" wp14:editId="24356EF8">
+            <wp:extent cx="5040000" cy="2522178"/>
+            <wp:effectExtent l="0" t="0" r="0" b="0"/>
+            <wp:docPr id="10" name="Picture 10"/>
+            <wp:cNvGraphicFramePr>
+              <a:graphicFrameLocks xmlns:a="http://schemas.openxmlformats.org/drawingml/2006/main" noChangeAspect="1"/>
+            </wp:cNvGraphicFramePr>
+            <a:graphic xmlns:a="http://schemas.openxmlformats.org/drawingml/2006/main">
+              <a:graphicData uri="http://schemas.openxmlformats.org/drawingml/2006/picture">
+                <pic:pic xmlns:pic="http://schemas.openxmlformats.org/drawingml/2006/picture">
+                  <pic:nvPicPr>
+                    <pic:cNvPr id="0" name="13-cypress-consola-suite.png"/>
                     <pic:cNvPicPr/>
                   </pic:nvPicPr>
                   <pic:blipFill>
@@ -2871,9 +3531,11 @@
                   <pic:spPr>
                     <a:xfrm>
                       <a:off x="0" y="0"/>
-                      <a:ext cx="4680000" cy="2632500"/>
+                      <a:ext cx="5040000" cy="2522178"/>
                     </a:xfrm>
-                    <a:prstGeom prst="rect"/>
+                    <a:prstGeom prst="rect">
+                      <a:avLst/>
+                    </a:prstGeom>
                   </pic:spPr>
                 </pic:pic>
               </a:graphicData>
@@ -2885,14 +3547,16 @@
     <w:p>
       <w:pPr>
         <w:pStyle w:val="APAGraphorFigure"/>
-        <w:jc w:val="center"/>
-      </w:pPr>
-      <w:r>
-        <w:rPr>
-          <w:i/>
+        <w:rPr>
+          <w:lang w:val="es-EC"/>
+        </w:rPr>
+      </w:pPr>
+      <w:r>
+        <w:rPr>
           <w:sz w:val="18"/>
-        </w:rPr>
-        <w:t>Figura 2. Capturada por la prueba de Cypress «partida local». Mesa repartida: siete cartas, mazo, pozo y turno en curso.</w:t>
+          <w:lang w:val="es-EC"/>
+        </w:rPr>
+        <w:t>Figura 10. La suite completa ejecutándose en consola: los cuatro archivos, 22 pruebas, 22 pasadas, 0 fallos, en 5 minutos y 43 segundos.</w:t>
       </w:r>
     </w:p>
     <w:p>
@@ -2900,18 +3564,23 @@
         <w:jc w:val="center"/>
       </w:pPr>
       <w:r>
+        <w:rPr>
+          <w:noProof/>
+        </w:rPr>
+        <w:lastRenderedPageBreak/>
         <w:drawing>
-          <wp:inline xmlns:a="http://schemas.openxmlformats.org/drawingml/2006/main" xmlns:pic="http://schemas.openxmlformats.org/drawingml/2006/picture">
-            <wp:extent cx="5400000" cy="3459375"/>
-            <wp:docPr id="3" name="Picture 3"/>
+          <wp:inline distT="0" distB="0" distL="0" distR="0" wp14:anchorId="30EEE8DA" wp14:editId="5867B4FB">
+            <wp:extent cx="5040000" cy="2619931"/>
+            <wp:effectExtent l="0" t="0" r="0" b="0"/>
+            <wp:docPr id="11" name="Picture 11"/>
             <wp:cNvGraphicFramePr>
-              <a:graphicFrameLocks noChangeAspect="1"/>
+              <a:graphicFrameLocks xmlns:a="http://schemas.openxmlformats.org/drawingml/2006/main" noChangeAspect="1"/>
             </wp:cNvGraphicFramePr>
-            <a:graphic>
+            <a:graphic xmlns:a="http://schemas.openxmlformats.org/drawingml/2006/main">
               <a:graphicData uri="http://schemas.openxmlformats.org/drawingml/2006/picture">
-                <pic:pic>
+                <pic:pic xmlns:pic="http://schemas.openxmlformats.org/drawingml/2006/picture">
                   <pic:nvPicPr>
-                    <pic:cNvPr id="0" name="04-tres-nodos-convergen.png"/>
+                    <pic:cNvPr id="0" name="14-cypress-consola-malla.png"/>
                     <pic:cNvPicPr/>
                   </pic:nvPicPr>
                   <pic:blipFill>
@@ -2923,9 +3592,11 @@
                   <pic:spPr>
                     <a:xfrm>
                       <a:off x="0" y="0"/>
-                      <a:ext cx="5400000" cy="3459375"/>
+                      <a:ext cx="5040000" cy="2619931"/>
                     </a:xfrm>
-                    <a:prstGeom prst="rect"/>
+                    <a:prstGeom prst="rect">
+                      <a:avLst/>
+                    </a:prstGeom>
                   </pic:spPr>
                 </pic:pic>
               </a:graphicData>
@@ -2937,14 +3608,47 @@
     <w:p>
       <w:pPr>
         <w:pStyle w:val="APAGraphorFigure"/>
-        <w:jc w:val="center"/>
-      </w:pPr>
-      <w:r>
-        <w:rPr>
-          <w:i/>
+      </w:pPr>
+      <w:r>
+        <w:rPr>
           <w:sz w:val="18"/>
-        </w:rPr>
-        <w:t>Figura 3. Capturada por la prueba de Cypress «malla de tres nodos». Tres navegadores reales con WebRTC: las tres réplicas publican la misma huella de estado.</w:t>
+          <w:lang w:val="es-EC"/>
+        </w:rPr>
+        <w:t xml:space="preserve">Figura 11. La prueba de la malla, ejecutada sola: 5 de 5, y las tres capturas que deja escritas como evidencia. </w:t>
+      </w:r>
+      <w:r>
+        <w:rPr>
+          <w:sz w:val="18"/>
+        </w:rPr>
+        <w:t xml:space="preserve">Es la </w:t>
+      </w:r>
+      <w:proofErr w:type="spellStart"/>
+      <w:r>
+        <w:rPr>
+          <w:sz w:val="18"/>
+        </w:rPr>
+        <w:t>que</w:t>
+      </w:r>
+      <w:proofErr w:type="spellEnd"/>
+      <w:r>
+        <w:rPr>
+          <w:sz w:val="18"/>
+        </w:rPr>
+        <w:t xml:space="preserve"> </w:t>
+      </w:r>
+      <w:proofErr w:type="spellStart"/>
+      <w:r>
+        <w:rPr>
+          <w:sz w:val="18"/>
+        </w:rPr>
+        <w:t>levanta</w:t>
+      </w:r>
+      <w:proofErr w:type="spellEnd"/>
+      <w:r>
+        <w:rPr>
+          <w:sz w:val="18"/>
+        </w:rPr>
+        <w:t xml:space="preserve"> tres navegadores con WebRTC real.</w:t>
       </w:r>
     </w:p>
     <w:p>
@@ -2952,18 +3656,22 @@
         <w:jc w:val="center"/>
       </w:pPr>
       <w:r>
+        <w:rPr>
+          <w:noProof/>
+        </w:rPr>
         <w:drawing>
-          <wp:inline xmlns:a="http://schemas.openxmlformats.org/drawingml/2006/main" xmlns:pic="http://schemas.openxmlformats.org/drawingml/2006/picture">
-            <wp:extent cx="5400000" cy="3459375"/>
-            <wp:docPr id="4" name="Picture 4"/>
+          <wp:inline distT="0" distB="0" distL="0" distR="0" wp14:anchorId="1D96ED75" wp14:editId="4220670A">
+            <wp:extent cx="5040000" cy="3164736"/>
+            <wp:effectExtent l="0" t="0" r="0" b="0"/>
+            <wp:docPr id="12" name="Picture 12"/>
             <wp:cNvGraphicFramePr>
-              <a:graphicFrameLocks noChangeAspect="1"/>
+              <a:graphicFrameLocks xmlns:a="http://schemas.openxmlformats.org/drawingml/2006/main" noChangeAspect="1"/>
             </wp:cNvGraphicFramePr>
-            <a:graphic>
+            <a:graphic xmlns:a="http://schemas.openxmlformats.org/drawingml/2006/main">
               <a:graphicData uri="http://schemas.openxmlformats.org/drawingml/2006/picture">
-                <pic:pic>
+                <pic:pic xmlns:pic="http://schemas.openxmlformats.org/drawingml/2006/picture">
                   <pic:nvPicPr>
-                    <pic:cNvPr id="0" name="05-cae-un-nodo-los-otros-siguen.png"/>
+                    <pic:cNvPr id="0" name="15-distribuida-consola.png"/>
                     <pic:cNvPicPr/>
                   </pic:nvPicPr>
                   <pic:blipFill>
@@ -2975,9 +3683,11 @@
                   <pic:spPr>
                     <a:xfrm>
                       <a:off x="0" y="0"/>
-                      <a:ext cx="5400000" cy="3459375"/>
+                      <a:ext cx="5040000" cy="3164736"/>
                     </a:xfrm>
-                    <a:prstGeom prst="rect"/>
+                    <a:prstGeom prst="rect">
+                      <a:avLst/>
+                    </a:prstGeom>
                   </pic:spPr>
                 </pic:pic>
               </a:graphicData>
@@ -2989,14 +3699,16 @@
     <w:p>
       <w:pPr>
         <w:pStyle w:val="APAGraphorFigure"/>
-        <w:jc w:val="center"/>
-      </w:pPr>
-      <w:r>
-        <w:rPr>
-          <w:i/>
+        <w:rPr>
+          <w:lang w:val="es-EC"/>
+        </w:rPr>
+      </w:pPr>
+      <w:r>
+        <w:rPr>
           <w:sz w:val="18"/>
-        </w:rPr>
-        <w:t>Figura 4. Capturada por la prueba de Cypress «malla de tres nodos». Tolerancia a fallos: cae un nodo y los demás siguen jugando.</w:t>
+          <w:lang w:val="es-EC"/>
+        </w:rPr>
+        <w:t>Figura 12. Validación distribuida en consola: las mediciones de coste con 3, 5 y 10 nodos, y 7 de 7 propiedades verificadas.</w:t>
       </w:r>
     </w:p>
     <w:p>
@@ -3004,18 +3716,23 @@
         <w:jc w:val="center"/>
       </w:pPr>
       <w:r>
+        <w:rPr>
+          <w:noProof/>
+        </w:rPr>
+        <w:lastRenderedPageBreak/>
         <w:drawing>
-          <wp:inline xmlns:a="http://schemas.openxmlformats.org/drawingml/2006/main" xmlns:pic="http://schemas.openxmlformats.org/drawingml/2006/picture">
-            <wp:extent cx="2880000" cy="2916000"/>
-            <wp:docPr id="5" name="Picture 5"/>
+          <wp:inline distT="0" distB="0" distL="0" distR="0" wp14:anchorId="701DB3AF" wp14:editId="3E834499">
+            <wp:extent cx="5040000" cy="6219329"/>
+            <wp:effectExtent l="0" t="0" r="0" b="0"/>
+            <wp:docPr id="13" name="Picture 13"/>
             <wp:cNvGraphicFramePr>
-              <a:graphicFrameLocks noChangeAspect="1"/>
+              <a:graphicFrameLocks xmlns:a="http://schemas.openxmlformats.org/drawingml/2006/main" noChangeAspect="1"/>
             </wp:cNvGraphicFramePr>
-            <a:graphic>
+            <a:graphic xmlns:a="http://schemas.openxmlformats.org/drawingml/2006/main">
               <a:graphicData uri="http://schemas.openxmlformats.org/drawingml/2006/picture">
-                <pic:pic>
+                <pic:pic xmlns:pic="http://schemas.openxmlformats.org/drawingml/2006/picture">
                   <pic:nvPicPr>
-                    <pic:cNvPr id="0" name="14-pantalla-maestra-panel.png"/>
+                    <pic:cNvPr id="0" name="12-cypress-resultados.png"/>
                     <pic:cNvPicPr/>
                   </pic:nvPicPr>
                   <pic:blipFill>
@@ -3027,9 +3744,11 @@
                   <pic:spPr>
                     <a:xfrm>
                       <a:off x="0" y="0"/>
-                      <a:ext cx="2880000" cy="2916000"/>
+                      <a:ext cx="5040000" cy="6219329"/>
                     </a:xfrm>
-                    <a:prstGeom prst="rect"/>
+                    <a:prstGeom prst="rect">
+                      <a:avLst/>
+                    </a:prstGeom>
                   </pic:spPr>
                 </pic:pic>
               </a:graphicData>
@@ -3041,14 +3760,33 @@
     <w:p>
       <w:pPr>
         <w:pStyle w:val="APAGraphorFigure"/>
-        <w:jc w:val="center"/>
-      </w:pPr>
-      <w:r>
-        <w:rPr>
-          <w:i/>
+      </w:pPr>
+      <w:r>
+        <w:rPr>
           <w:sz w:val="18"/>
-        </w:rPr>
-        <w:t>Figura 5. Capturada por la prueba de Cypress «malla de tres nodos». La Pantalla Maestra: líder, testigo, convergencia, huella de cada nodo e historial de la malla.</w:t>
+          <w:lang w:val="es-EC"/>
+        </w:rPr>
+        <w:t xml:space="preserve">Figura 13. Las 22 pruebas de Cypress, una a una: malla de tres nodos, aforo de diez, partida local y menú. </w:t>
+      </w:r>
+      <w:r>
+        <w:rPr>
+          <w:sz w:val="18"/>
+        </w:rPr>
+        <w:t xml:space="preserve">Cero </w:t>
+      </w:r>
+      <w:proofErr w:type="spellStart"/>
+      <w:r>
+        <w:rPr>
+          <w:sz w:val="18"/>
+        </w:rPr>
+        <w:t>fallos</w:t>
+      </w:r>
+      <w:proofErr w:type="spellEnd"/>
+      <w:r>
+        <w:rPr>
+          <w:sz w:val="18"/>
+        </w:rPr>
+        <w:t>.</w:t>
       </w:r>
     </w:p>
     <w:p>
@@ -3056,18 +3794,23 @@
         <w:jc w:val="center"/>
       </w:pPr>
       <w:r>
+        <w:rPr>
+          <w:noProof/>
+        </w:rPr>
+        <w:lastRenderedPageBreak/>
         <w:drawing>
-          <wp:inline xmlns:a="http://schemas.openxmlformats.org/drawingml/2006/main" xmlns:pic="http://schemas.openxmlformats.org/drawingml/2006/picture">
-            <wp:extent cx="5400000" cy="3375000"/>
-            <wp:docPr id="6" name="Picture 6"/>
+          <wp:inline distT="0" distB="0" distL="0" distR="0" wp14:anchorId="4CEB7D85" wp14:editId="013B2C4A">
+            <wp:extent cx="5400000" cy="3410526"/>
+            <wp:effectExtent l="0" t="0" r="0" b="0"/>
+            <wp:docPr id="14" name="Picture 14"/>
             <wp:cNvGraphicFramePr>
-              <a:graphicFrameLocks noChangeAspect="1"/>
+              <a:graphicFrameLocks xmlns:a="http://schemas.openxmlformats.org/drawingml/2006/main" noChangeAspect="1"/>
             </wp:cNvGraphicFramePr>
-            <a:graphic>
+            <a:graphic xmlns:a="http://schemas.openxmlformats.org/drawingml/2006/main">
               <a:graphicData uri="http://schemas.openxmlformats.org/drawingml/2006/picture">
-                <pic:pic>
+                <pic:pic xmlns:pic="http://schemas.openxmlformats.org/drawingml/2006/picture">
                   <pic:nvPicPr>
-                    <pic:cNvPr id="0" name="09-diez-jugadores.png"/>
+                    <pic:cNvPr id="0" name="08-burp-websockets.png"/>
                     <pic:cNvPicPr/>
                   </pic:nvPicPr>
                   <pic:blipFill>
@@ -3079,9 +3822,11 @@
                   <pic:spPr>
                     <a:xfrm>
                       <a:off x="0" y="0"/>
-                      <a:ext cx="5400000" cy="3375000"/>
+                      <a:ext cx="5400000" cy="3410526"/>
                     </a:xfrm>
-                    <a:prstGeom prst="rect"/>
+                    <a:prstGeom prst="rect">
+                      <a:avLst/>
+                    </a:prstGeom>
                   </pic:spPr>
                 </pic:pic>
               </a:graphicData>
@@ -3093,460 +3838,65 @@
     <w:p>
       <w:pPr>
         <w:pStyle w:val="APAGraphorFigure"/>
-        <w:jc w:val="center"/>
-      </w:pPr>
-      <w:r>
-        <w:rPr>
-          <w:i/>
+        <w:rPr>
+          <w:lang w:val="es-EC"/>
+        </w:rPr>
+      </w:pPr>
+      <w:r>
+        <w:rPr>
           <w:sz w:val="18"/>
-        </w:rPr>
-        <w:t>Figura 6. Capturada por la prueba de Cypress «aforo: diez caben, el once no». Diez navegadores en la misma sala, 45 conexiones directas.</w:t>
+          <w:lang w:val="es-EC"/>
+        </w:rPr>
+        <w:t xml:space="preserve">Figura 14. </w:t>
+      </w:r>
+      <w:proofErr w:type="spellStart"/>
+      <w:r>
+        <w:rPr>
+          <w:sz w:val="18"/>
+          <w:lang w:val="es-EC"/>
+        </w:rPr>
+        <w:t>Burp</w:t>
+      </w:r>
+      <w:proofErr w:type="spellEnd"/>
+      <w:r>
+        <w:rPr>
+          <w:sz w:val="18"/>
+          <w:lang w:val="es-EC"/>
+        </w:rPr>
+        <w:t xml:space="preserve"> Suite en medio de una partida: solo aparecen los saludos de señalización. Ni una carta, ni una mano, ni el mazo.</w:t>
       </w:r>
     </w:p>
     <w:p>
       <w:pPr>
-        <w:jc w:val="center"/>
-      </w:pPr>
-      <w:r>
-        <w:drawing>
-          <wp:inline xmlns:a="http://schemas.openxmlformats.org/drawingml/2006/main" xmlns:pic="http://schemas.openxmlformats.org/drawingml/2006/picture">
-            <wp:extent cx="5400000" cy="3600000"/>
-            <wp:docPr id="7" name="Picture 7"/>
-            <wp:cNvGraphicFramePr>
-              <a:graphicFrameLocks noChangeAspect="1"/>
-            </wp:cNvGraphicFramePr>
-            <a:graphic>
-              <a:graphicData uri="http://schemas.openxmlformats.org/drawingml/2006/picture">
-                <pic:pic>
-                  <pic:nvPicPr>
-                    <pic:cNvPr id="0" name="07-sonarqube-dashboard.png"/>
-                    <pic:cNvPicPr/>
-                  </pic:nvPicPr>
-                  <pic:blipFill>
-                    <a:blip r:embed="rId22"/>
-                    <a:stretch>
-                      <a:fillRect/>
-                    </a:stretch>
-                  </pic:blipFill>
-                  <pic:spPr>
-                    <a:xfrm>
-                      <a:off x="0" y="0"/>
-                      <a:ext cx="5400000" cy="3600000"/>
-                    </a:xfrm>
-                    <a:prstGeom prst="rect"/>
-                  </pic:spPr>
-                </pic:pic>
-              </a:graphicData>
-            </a:graphic>
-          </wp:inline>
-        </w:drawing>
+        <w:pStyle w:val="APALevel1"/>
+      </w:pPr>
+      <w:r>
+        <w:t>6. Conclusión</w:t>
       </w:r>
     </w:p>
     <w:p>
       <w:pPr>
-        <w:pStyle w:val="APAGraphorFigure"/>
-        <w:jc w:val="center"/>
-      </w:pPr>
-      <w:r>
-        <w:rPr>
-          <w:i/>
-          <w:sz w:val="18"/>
-        </w:rPr>
-        <w:t>Figura 7. SonarQube: puerta de calidad superada, 89,1 % de cobertura.</w:t>
-      </w:r>
-    </w:p>
-    <w:p>
-      <w:pPr>
-        <w:jc w:val="center"/>
-      </w:pPr>
-      <w:r>
-        <w:drawing>
-          <wp:inline xmlns:a="http://schemas.openxmlformats.org/drawingml/2006/main" xmlns:pic="http://schemas.openxmlformats.org/drawingml/2006/picture">
-            <wp:extent cx="5400000" cy="2808000"/>
-            <wp:docPr id="8" name="Picture 8"/>
-            <wp:cNvGraphicFramePr>
-              <a:graphicFrameLocks noChangeAspect="1"/>
-            </wp:cNvGraphicFramePr>
-            <a:graphic>
-              <a:graphicData uri="http://schemas.openxmlformats.org/drawingml/2006/picture">
-                <pic:pic>
-                  <pic:nvPicPr>
-                    <pic:cNvPr id="0" name="06-jenkins-pipeline.png"/>
-                    <pic:cNvPicPr/>
-                  </pic:nvPicPr>
-                  <pic:blipFill>
-                    <a:blip r:embed="rId23"/>
-                    <a:stretch>
-                      <a:fillRect/>
-                    </a:stretch>
-                  </pic:blipFill>
-                  <pic:spPr>
-                    <a:xfrm>
-                      <a:off x="0" y="0"/>
-                      <a:ext cx="5400000" cy="2808000"/>
-                    </a:xfrm>
-                    <a:prstGeom prst="rect"/>
-                  </pic:spPr>
-                </pic:pic>
-              </a:graphicData>
-            </a:graphic>
-          </wp:inline>
-        </w:drawing>
-      </w:r>
-    </w:p>
-    <w:p>
-      <w:pPr>
-        <w:pStyle w:val="APAGraphorFigure"/>
-        <w:jc w:val="center"/>
-      </w:pPr>
-      <w:r>
-        <w:rPr>
-          <w:i/>
-          <w:sz w:val="18"/>
-        </w:rPr>
-        <w:t>Figura 8. Jenkins: las siete etapas por commit. Las cuatro primeras construcciones en rojo son el pipeline que llevaba semanas escrito sin haber arrancado nunca.</w:t>
-      </w:r>
-    </w:p>
-    <w:p>
-      <w:pPr>
-        <w:jc w:val="center"/>
-      </w:pPr>
-      <w:r>
-        <w:drawing>
-          <wp:inline xmlns:a="http://schemas.openxmlformats.org/drawingml/2006/main" xmlns:pic="http://schemas.openxmlformats.org/drawingml/2006/picture">
-            <wp:extent cx="5400000" cy="3378947"/>
-            <wp:docPr id="9" name="Picture 9"/>
-            <wp:cNvGraphicFramePr>
-              <a:graphicFrameLocks noChangeAspect="1"/>
-            </wp:cNvGraphicFramePr>
-            <a:graphic>
-              <a:graphicData uri="http://schemas.openxmlformats.org/drawingml/2006/picture">
-                <pic:pic>
-                  <pic:nvPicPr>
-                    <pic:cNvPr id="0" name="11-jenkins-configuracion.png"/>
-                    <pic:cNvPicPr/>
-                  </pic:nvPicPr>
-                  <pic:blipFill>
-                    <a:blip r:embed="rId24"/>
-                    <a:stretch>
-                      <a:fillRect/>
-                    </a:stretch>
-                  </pic:blipFill>
-                  <pic:spPr>
-                    <a:xfrm>
-                      <a:off x="0" y="0"/>
-                      <a:ext cx="5400000" cy="3378947"/>
-                    </a:xfrm>
-                    <a:prstGeom prst="rect"/>
-                  </pic:spPr>
-                </pic:pic>
-              </a:graphicData>
-            </a:graphic>
-          </wp:inline>
-        </w:drawing>
-      </w:r>
-    </w:p>
-    <w:p>
-      <w:pPr>
-        <w:pStyle w:val="APAGraphorFigure"/>
-        <w:jc w:val="center"/>
-      </w:pPr>
-      <w:r>
-        <w:rPr>
-          <w:i/>
-          <w:sz w:val="18"/>
-        </w:rPr>
-        <w:t>Figura 9. Jenkins — el pipeline por dentro. Se define como «Pipeline script from SCM», así que las siete etapas viven en el Jenkinsfile del repositorio y no en la configuración del servidor.</w:t>
-      </w:r>
-    </w:p>
-    <w:p>
-      <w:pPr>
-        <w:jc w:val="center"/>
-      </w:pPr>
-      <w:r>
-        <w:drawing>
-          <wp:inline xmlns:a="http://schemas.openxmlformats.org/drawingml/2006/main" xmlns:pic="http://schemas.openxmlformats.org/drawingml/2006/picture">
-            <wp:extent cx="5040000" cy="2522178"/>
-            <wp:docPr id="10" name="Picture 10"/>
-            <wp:cNvGraphicFramePr>
-              <a:graphicFrameLocks noChangeAspect="1"/>
-            </wp:cNvGraphicFramePr>
-            <a:graphic>
-              <a:graphicData uri="http://schemas.openxmlformats.org/drawingml/2006/picture">
-                <pic:pic>
-                  <pic:nvPicPr>
-                    <pic:cNvPr id="0" name="13-cypress-consola-suite.png"/>
-                    <pic:cNvPicPr/>
-                  </pic:nvPicPr>
-                  <pic:blipFill>
-                    <a:blip r:embed="rId25"/>
-                    <a:stretch>
-                      <a:fillRect/>
-                    </a:stretch>
-                  </pic:blipFill>
-                  <pic:spPr>
-                    <a:xfrm>
-                      <a:off x="0" y="0"/>
-                      <a:ext cx="5040000" cy="2522178"/>
-                    </a:xfrm>
-                    <a:prstGeom prst="rect"/>
-                  </pic:spPr>
-                </pic:pic>
-              </a:graphicData>
-            </a:graphic>
-          </wp:inline>
-        </w:drawing>
-      </w:r>
-    </w:p>
-    <w:p>
-      <w:pPr>
-        <w:pStyle w:val="APAGraphorFigure"/>
-        <w:jc w:val="center"/>
-      </w:pPr>
-      <w:r>
-        <w:rPr>
-          <w:i/>
-          <w:sz w:val="18"/>
-        </w:rPr>
-        <w:t>Figura 10. La suite completa ejecutándose en consola: los cuatro archivos, 22 pruebas, 22 pasadas, 0 fallos, en 5 minutos y 43 segundos.</w:t>
-      </w:r>
-    </w:p>
-    <w:p>
-      <w:pPr>
-        <w:jc w:val="center"/>
-      </w:pPr>
-      <w:r>
-        <w:drawing>
-          <wp:inline xmlns:a="http://schemas.openxmlformats.org/drawingml/2006/main" xmlns:pic="http://schemas.openxmlformats.org/drawingml/2006/picture">
-            <wp:extent cx="5040000" cy="2619931"/>
-            <wp:docPr id="11" name="Picture 11"/>
-            <wp:cNvGraphicFramePr>
-              <a:graphicFrameLocks noChangeAspect="1"/>
-            </wp:cNvGraphicFramePr>
-            <a:graphic>
-              <a:graphicData uri="http://schemas.openxmlformats.org/drawingml/2006/picture">
-                <pic:pic>
-                  <pic:nvPicPr>
-                    <pic:cNvPr id="0" name="14-cypress-consola-malla.png"/>
-                    <pic:cNvPicPr/>
-                  </pic:nvPicPr>
-                  <pic:blipFill>
-                    <a:blip r:embed="rId26"/>
-                    <a:stretch>
-                      <a:fillRect/>
-                    </a:stretch>
-                  </pic:blipFill>
-                  <pic:spPr>
-                    <a:xfrm>
-                      <a:off x="0" y="0"/>
-                      <a:ext cx="5040000" cy="2619931"/>
-                    </a:xfrm>
-                    <a:prstGeom prst="rect"/>
-                  </pic:spPr>
-                </pic:pic>
-              </a:graphicData>
-            </a:graphic>
-          </wp:inline>
-        </w:drawing>
-      </w:r>
-    </w:p>
-    <w:p>
-      <w:pPr>
-        <w:pStyle w:val="APAGraphorFigure"/>
-        <w:jc w:val="center"/>
-      </w:pPr>
-      <w:r>
-        <w:rPr>
-          <w:i/>
-          <w:sz w:val="18"/>
-        </w:rPr>
-        <w:t>Figura 11. La prueba de la malla, ejecutada sola: 5 de 5, y las tres capturas que deja escritas como evidencia. Es la que levanta tres navegadores con WebRTC real.</w:t>
-      </w:r>
-    </w:p>
-    <w:p>
-      <w:pPr>
-        <w:jc w:val="center"/>
-      </w:pPr>
-      <w:r>
-        <w:drawing>
-          <wp:inline xmlns:a="http://schemas.openxmlformats.org/drawingml/2006/main" xmlns:pic="http://schemas.openxmlformats.org/drawingml/2006/picture">
-            <wp:extent cx="5040000" cy="3164736"/>
-            <wp:docPr id="12" name="Picture 12"/>
-            <wp:cNvGraphicFramePr>
-              <a:graphicFrameLocks noChangeAspect="1"/>
-            </wp:cNvGraphicFramePr>
-            <a:graphic>
-              <a:graphicData uri="http://schemas.openxmlformats.org/drawingml/2006/picture">
-                <pic:pic>
-                  <pic:nvPicPr>
-                    <pic:cNvPr id="0" name="15-distribuida-consola.png"/>
-                    <pic:cNvPicPr/>
-                  </pic:nvPicPr>
-                  <pic:blipFill>
-                    <a:blip r:embed="rId27"/>
-                    <a:stretch>
-                      <a:fillRect/>
-                    </a:stretch>
-                  </pic:blipFill>
-                  <pic:spPr>
-                    <a:xfrm>
-                      <a:off x="0" y="0"/>
-                      <a:ext cx="5040000" cy="3164736"/>
-                    </a:xfrm>
-                    <a:prstGeom prst="rect"/>
-                  </pic:spPr>
-                </pic:pic>
-              </a:graphicData>
-            </a:graphic>
-          </wp:inline>
-        </w:drawing>
-      </w:r>
-    </w:p>
-    <w:p>
-      <w:pPr>
-        <w:pStyle w:val="APAGraphorFigure"/>
-        <w:jc w:val="center"/>
-      </w:pPr>
-      <w:r>
-        <w:rPr>
-          <w:i/>
-          <w:sz w:val="18"/>
-        </w:rPr>
-        <w:t>Figura 12. Validación distribuida en consola: las mediciones de coste con 3, 5 y 10 nodos, y 7 de 7 propiedades verificadas.</w:t>
-      </w:r>
-    </w:p>
-    <w:p>
-      <w:pPr>
-        <w:jc w:val="center"/>
-      </w:pPr>
-      <w:r>
-        <w:drawing>
-          <wp:inline xmlns:a="http://schemas.openxmlformats.org/drawingml/2006/main" xmlns:pic="http://schemas.openxmlformats.org/drawingml/2006/picture">
-            <wp:extent cx="5040000" cy="6219329"/>
-            <wp:docPr id="13" name="Picture 13"/>
-            <wp:cNvGraphicFramePr>
-              <a:graphicFrameLocks noChangeAspect="1"/>
-            </wp:cNvGraphicFramePr>
-            <a:graphic>
-              <a:graphicData uri="http://schemas.openxmlformats.org/drawingml/2006/picture">
-                <pic:pic>
-                  <pic:nvPicPr>
-                    <pic:cNvPr id="0" name="12-cypress-resultados.png"/>
-                    <pic:cNvPicPr/>
-                  </pic:nvPicPr>
-                  <pic:blipFill>
-                    <a:blip r:embed="rId28"/>
-                    <a:stretch>
-                      <a:fillRect/>
-                    </a:stretch>
-                  </pic:blipFill>
-                  <pic:spPr>
-                    <a:xfrm>
-                      <a:off x="0" y="0"/>
-                      <a:ext cx="5040000" cy="6219329"/>
-                    </a:xfrm>
-                    <a:prstGeom prst="rect"/>
-                  </pic:spPr>
-                </pic:pic>
-              </a:graphicData>
-            </a:graphic>
-          </wp:inline>
-        </w:drawing>
-      </w:r>
-    </w:p>
-    <w:p>
-      <w:pPr>
-        <w:pStyle w:val="APAGraphorFigure"/>
-        <w:jc w:val="center"/>
-      </w:pPr>
-      <w:r>
-        <w:rPr>
-          <w:i/>
-          <w:sz w:val="18"/>
-        </w:rPr>
-        <w:t>Figura 13. Las 22 pruebas de Cypress, una a una: malla de tres nodos, aforo de diez, partida local y menú. Cero fallos.</w:t>
-      </w:r>
-    </w:p>
-    <w:p>
-      <w:pPr>
-        <w:jc w:val="center"/>
-      </w:pPr>
-      <w:r>
-        <w:drawing>
-          <wp:inline xmlns:a="http://schemas.openxmlformats.org/drawingml/2006/main" xmlns:pic="http://schemas.openxmlformats.org/drawingml/2006/picture">
-            <wp:extent cx="5400000" cy="3410526"/>
-            <wp:docPr id="14" name="Picture 14"/>
-            <wp:cNvGraphicFramePr>
-              <a:graphicFrameLocks noChangeAspect="1"/>
-            </wp:cNvGraphicFramePr>
-            <a:graphic>
-              <a:graphicData uri="http://schemas.openxmlformats.org/drawingml/2006/picture">
-                <pic:pic>
-                  <pic:nvPicPr>
-                    <pic:cNvPr id="0" name="08-burp-websockets.png"/>
-                    <pic:cNvPicPr/>
-                  </pic:nvPicPr>
-                  <pic:blipFill>
-                    <a:blip r:embed="rId29"/>
-                    <a:stretch>
-                      <a:fillRect/>
-                    </a:stretch>
-                  </pic:blipFill>
-                  <pic:spPr>
-                    <a:xfrm>
-                      <a:off x="0" y="0"/>
-                      <a:ext cx="5400000" cy="3410526"/>
-                    </a:xfrm>
-                    <a:prstGeom prst="rect"/>
-                  </pic:spPr>
-                </pic:pic>
-              </a:graphicData>
-            </a:graphic>
-          </wp:inline>
-        </w:drawing>
-      </w:r>
-    </w:p>
-    <w:p>
-      <w:pPr>
-        <w:pStyle w:val="APAGraphorFigure"/>
-        <w:jc w:val="center"/>
-      </w:pPr>
-      <w:r>
-        <w:rPr>
-          <w:i/>
-          <w:sz w:val="18"/>
-        </w:rPr>
-        <w:t>Figura 14. Burp Suite en medio de una partida: solo aparecen los saludos de señalización. Ni una carta, ni una mano, ni el mazo.</w:t>
-      </w:r>
-    </w:p>
-    <w:p>
-      <w:pPr>
-        <w:pStyle w:val="APALevel1"/>
-      </w:pPr>
-      <w:r>
-        <w:t>6. Conclusión</w:t>
-      </w:r>
-    </w:p>
-    <w:p>
-      <w:pPr>
         <w:pStyle w:val="APABodyText"/>
-      </w:pPr>
-      <w:r>
-        <w:t xml:space="preserve">El sistema hace lo que dice: 234 comprobaciones automatizadas lo vigilan en cada cambio, los once ataques quedan bloqueados y las siete propiedades distribuidas se cumplen con la red rota a propósito. Lo más valioso del bloque no fueron las pruebas que pasaron, sino </w:t>
-      </w:r>
-      <w:r>
-        <w:rPr>
-          <w:b/>
-        </w:rPr>
-        <w:t>los 17 defectos que solo aparecieron</w:t>
-      </w:r>
-      <w:r>
-        <w:t xml:space="preserve"> al jugar, al atacar y al montar el laboratorio.</w:t>
+        <w:rPr>
+          <w:lang w:val="es-EC"/>
+        </w:rPr>
+      </w:pPr>
+      <w:r>
+        <w:rPr>
+          <w:lang w:val="es-EC"/>
+        </w:rPr>
+        <w:t xml:space="preserve">El sistema hace lo que dice: 234 comprobaciones automatizadas lo vigilan en cada cambio, los once ataques quedan bloqueados y las siete propiedades distribuidas se cumplen con la red rota </w:t>
+      </w:r>
+      <w:r>
+        <w:rPr>
+          <w:lang w:val="es-EC"/>
+        </w:rPr>
+        <w:t>a propósito. Lo más valioso del bloque no fueron las pruebas que pasaron, sino los 17 defectos que solo aparecieron al jugar, al atacar y al montar el laboratorio.</w:t>
       </w:r>
     </w:p>
     <w:sectPr>
-      <w:headerReference w:type="default" r:id="rId12"/>
-      <w:footerReference w:type="default" r:id="rId13"/>
+      <w:headerReference w:type="default" r:id="rId22"/>
+      <w:footerReference w:type="default" r:id="rId23"/>
       <w:pgSz w:w="11900" w:h="16840" w:code="9"/>
       <w:pgMar w:top="1418" w:right="1701" w:bottom="1418" w:left="1701" w:header="964" w:footer="1361" w:gutter="0"/>
       <w:cols w:space="708"/>
@@ -3557,7 +3907,7 @@
 </file>
 
 <file path=word/endnotes.xml><?xml version="1.0" encoding="utf-8"?>
-<w:endnotes xmlns:wpc="http://schemas.microsoft.com/office/word/2010/wordprocessingCanvas" xmlns:cx="http://schemas.microsoft.com/office/drawing/2014/chartex" xmlns:cx1="http://schemas.microsoft.com/office/drawing/2015/9/8/chartex" xmlns:cx2="http://schemas.microsoft.com/office/drawing/2015/10/21/chartex" xmlns:cx3="http://schemas.microsoft.com/office/drawing/2016/5/9/chartex" xmlns:cx4="http://schemas.microsoft.com/office/drawing/2016/5/10/chartex" xmlns:cx5="http://schemas.microsoft.com/office/drawing/2016/5/11/chartex" xmlns:cx6="http://schemas.microsoft.com/office/drawing/2016/5/12/chartex" xmlns:cx7="http://schemas.microsoft.com/office/drawing/2016/5/13/chartex" xmlns:cx8="http://schemas.microsoft.com/office/drawing/2016/5/14/chartex" xmlns:mc="http://schemas.openxmlformats.org/markup-compatibility/2006" xmlns:aink="http://schemas.microsoft.com/office/drawing/2016/ink" xmlns:am3d="http://schemas.microsoft.com/office/drawing/2017/model3d" xmlns:o="urn:schemas-microsoft-com:office:office" xmlns:oel="http://schemas.microsoft.com/office/2019/extlst" xmlns:r="http://schemas.openxmlformats.org/officeDocument/2006/relationships" xmlns:m="http://schemas.openxmlformats.org/officeDocument/2006/math" xmlns:v="urn:schemas-microsoft-com:vml" xmlns:wp14="http://schemas.microsoft.com/office/word/2010/wordprocessingDrawing" xmlns:wp="http://schemas.openxmlformats.org/drawingml/2006/wordprocessingDrawing" xmlns:w10="urn:schemas-microsoft-com:office:word" xmlns:w="http://schemas.openxmlformats.org/wordprocessingml/2006/main" xmlns:w14="http://schemas.microsoft.com/office/word/2010/wordml" xmlns:w15="http://schemas.microsoft.com/office/word/2012/wordml" xmlns:w16cex="http://schemas.microsoft.com/office/word/2018/wordml/cex" xmlns:w16cid="http://schemas.microsoft.com/office/word/2016/wordml/cid" xmlns:w16="http://schemas.microsoft.com/office/word/2018/wordml" xmlns:w16du="http://schemas.microsoft.com/office/word/2023/wordml/word16du" xmlns:w16sdtdh="http://schemas.microsoft.com/office/word/2020/wordml/sdtdatahash" xmlns:w16sdtfl="http://schemas.microsoft.com/office/word/2024/wordml/sdtformatlock" xmlns:w16se="http://schemas.microsoft.com/office/word/2015/wordml/symex" xmlns:wpg="http://schemas.microsoft.com/office/word/2010/wordprocessingGroup" xmlns:wpi="http://schemas.microsoft.com/office/word/2010/wordprocessingInk" xmlns:wne="http://schemas.microsoft.com/office/word/2006/wordml" xmlns:wps="http://schemas.microsoft.com/office/word/2010/wordprocessingShape" mc:Ignorable="w14 w15 w16se w16cid w16 w16cex w16sdtdh w16sdtfl w16du wp14">
+<w:endnotes xmlns:wpc="http://schemas.microsoft.com/office/word/2010/wordprocessingCanvas" xmlns:cx="http://schemas.microsoft.com/office/drawing/2014/chartex" xmlns:cx1="http://schemas.microsoft.com/office/drawing/2015/9/8/chartex" xmlns:cx2="http://schemas.microsoft.com/office/drawing/2015/10/21/chartex" xmlns:cx3="http://schemas.microsoft.com/office/drawing/2016/5/9/chartex" xmlns:cx4="http://schemas.microsoft.com/office/drawing/2016/5/10/chartex" xmlns:cx5="http://schemas.microsoft.com/office/drawing/2016/5/11/chartex" xmlns:cx6="http://schemas.microsoft.com/office/drawing/2016/5/12/chartex" xmlns:cx7="http://schemas.microsoft.com/office/drawing/2016/5/13/chartex" xmlns:cx8="http://schemas.microsoft.com/office/drawing/2016/5/14/chartex" xmlns:mc="http://schemas.openxmlformats.org/markup-compatibility/2006" xmlns:aink="http://schemas.microsoft.com/office/drawing/2016/ink" xmlns:am3d="http://schemas.microsoft.com/office/drawing/2017/model3d" xmlns:o="urn:schemas-microsoft-com:office:office" xmlns:oel="http://schemas.microsoft.com/office/2019/extlst" xmlns:r="http://schemas.openxmlformats.org/officeDocument/2006/relationships" xmlns:m="http://schemas.openxmlformats.org/officeDocument/2006/math" xmlns:v="urn:schemas-microsoft-com:vml" xmlns:wp14="http://schemas.microsoft.com/office/word/2010/wordprocessingDrawing" xmlns:wp="http://schemas.openxmlformats.org/drawingml/2006/wordprocessingDrawing" xmlns:w10="urn:schemas-microsoft-com:office:word" xmlns:w="http://schemas.openxmlformats.org/wordprocessingml/2006/main" xmlns:w14="http://schemas.microsoft.com/office/word/2010/wordml" xmlns:w15="http://schemas.microsoft.com/office/word/2012/wordml" xmlns:w16cei="http://schemas.microsoft.com/office/word/2026/wordml/cei" xmlns:w16cex="http://schemas.microsoft.com/office/word/2018/wordml/cex" xmlns:w16cid="http://schemas.microsoft.com/office/word/2016/wordml/cid" xmlns:w16="http://schemas.microsoft.com/office/word/2018/wordml" xmlns:w16du="http://schemas.microsoft.com/office/word/2023/wordml/word16du" xmlns:w16sdtdh="http://schemas.microsoft.com/office/word/2020/wordml/sdtdatahash" xmlns:w16sdtfl="http://schemas.microsoft.com/office/word/2024/wordml/sdtformatlock" xmlns:w16se="http://schemas.microsoft.com/office/word/2015/wordml/symex" xmlns:wpg="http://schemas.microsoft.com/office/word/2010/wordprocessingGroup" xmlns:wpi="http://schemas.microsoft.com/office/word/2010/wordprocessingInk" xmlns:wne="http://schemas.microsoft.com/office/word/2006/wordml" xmlns:wps="http://schemas.microsoft.com/office/word/2010/wordprocessingShape" mc:Ignorable="w14 w15 w16se w16cid w16 w16cex w16sdtdh w16sdtfl w16du wp14">
   <w:endnote w:type="separator" w:id="-1">
     <w:p>
       <w:r>
@@ -3576,7 +3926,7 @@
 </file>
 
 <file path=word/footer1.xml><?xml version="1.0" encoding="utf-8"?>
-<w:ftr xmlns:wpc="http://schemas.microsoft.com/office/word/2010/wordprocessingCanvas" xmlns:cx="http://schemas.microsoft.com/office/drawing/2014/chartex" xmlns:cx1="http://schemas.microsoft.com/office/drawing/2015/9/8/chartex" xmlns:cx2="http://schemas.microsoft.com/office/drawing/2015/10/21/chartex" xmlns:cx3="http://schemas.microsoft.com/office/drawing/2016/5/9/chartex" xmlns:cx4="http://schemas.microsoft.com/office/drawing/2016/5/10/chartex" xmlns:cx5="http://schemas.microsoft.com/office/drawing/2016/5/11/chartex" xmlns:cx6="http://schemas.microsoft.com/office/drawing/2016/5/12/chartex" xmlns:cx7="http://schemas.microsoft.com/office/drawing/2016/5/13/chartex" xmlns:cx8="http://schemas.microsoft.com/office/drawing/2016/5/14/chartex" xmlns:mc="http://schemas.openxmlformats.org/markup-compatibility/2006" xmlns:aink="http://schemas.microsoft.com/office/drawing/2016/ink" xmlns:am3d="http://schemas.microsoft.com/office/drawing/2017/model3d" xmlns:o="urn:schemas-microsoft-com:office:office" xmlns:oel="http://schemas.microsoft.com/office/2019/extlst" xmlns:r="http://schemas.openxmlformats.org/officeDocument/2006/relationships" xmlns:m="http://schemas.openxmlformats.org/officeDocument/2006/math" xmlns:v="urn:schemas-microsoft-com:vml" xmlns:wp14="http://schemas.microsoft.com/office/word/2010/wordprocessingDrawing" xmlns:wp="http://schemas.openxmlformats.org/drawingml/2006/wordprocessingDrawing" xmlns:w10="urn:schemas-microsoft-com:office:word" xmlns:w="http://schemas.openxmlformats.org/wordprocessingml/2006/main" xmlns:w14="http://schemas.microsoft.com/office/word/2010/wordml" xmlns:w15="http://schemas.microsoft.com/office/word/2012/wordml" xmlns:w16cex="http://schemas.microsoft.com/office/word/2018/wordml/cex" xmlns:w16cid="http://schemas.microsoft.com/office/word/2016/wordml/cid" xmlns:w16="http://schemas.microsoft.com/office/word/2018/wordml" xmlns:w16du="http://schemas.microsoft.com/office/word/2023/wordml/word16du" xmlns:w16sdtdh="http://schemas.microsoft.com/office/word/2020/wordml/sdtdatahash" xmlns:w16sdtfl="http://schemas.microsoft.com/office/word/2024/wordml/sdtformatlock" xmlns:w16se="http://schemas.microsoft.com/office/word/2015/wordml/symex" xmlns:wpg="http://schemas.microsoft.com/office/word/2010/wordprocessingGroup" xmlns:wpi="http://schemas.microsoft.com/office/word/2010/wordprocessingInk" xmlns:wne="http://schemas.microsoft.com/office/word/2006/wordml" xmlns:wps="http://schemas.microsoft.com/office/word/2010/wordprocessingShape" mc:Ignorable="w14 w15 w16se w16cid w16 w16cex w16sdtdh w16sdtfl w16du wp14">
+<w:ftr xmlns:wpc="http://schemas.microsoft.com/office/word/2010/wordprocessingCanvas" xmlns:cx="http://schemas.microsoft.com/office/drawing/2014/chartex" xmlns:cx1="http://schemas.microsoft.com/office/drawing/2015/9/8/chartex" xmlns:cx2="http://schemas.microsoft.com/office/drawing/2015/10/21/chartex" xmlns:cx3="http://schemas.microsoft.com/office/drawing/2016/5/9/chartex" xmlns:cx4="http://schemas.microsoft.com/office/drawing/2016/5/10/chartex" xmlns:cx5="http://schemas.microsoft.com/office/drawing/2016/5/11/chartex" xmlns:cx6="http://schemas.microsoft.com/office/drawing/2016/5/12/chartex" xmlns:cx7="http://schemas.microsoft.com/office/drawing/2016/5/13/chartex" xmlns:cx8="http://schemas.microsoft.com/office/drawing/2016/5/14/chartex" xmlns:mc="http://schemas.openxmlformats.org/markup-compatibility/2006" xmlns:aink="http://schemas.microsoft.com/office/drawing/2016/ink" xmlns:am3d="http://schemas.microsoft.com/office/drawing/2017/model3d" xmlns:o="urn:schemas-microsoft-com:office:office" xmlns:oel="http://schemas.microsoft.com/office/2019/extlst" xmlns:r="http://schemas.openxmlformats.org/officeDocument/2006/relationships" xmlns:m="http://schemas.openxmlformats.org/officeDocument/2006/math" xmlns:v="urn:schemas-microsoft-com:vml" xmlns:wp14="http://schemas.microsoft.com/office/word/2010/wordprocessingDrawing" xmlns:wp="http://schemas.openxmlformats.org/drawingml/2006/wordprocessingDrawing" xmlns:w10="urn:schemas-microsoft-com:office:word" xmlns:w="http://schemas.openxmlformats.org/wordprocessingml/2006/main" xmlns:w14="http://schemas.microsoft.com/office/word/2010/wordml" xmlns:w15="http://schemas.microsoft.com/office/word/2012/wordml" xmlns:w16cei="http://schemas.microsoft.com/office/word/2026/wordml/cei" xmlns:w16cex="http://schemas.microsoft.com/office/word/2018/wordml/cex" xmlns:w16cid="http://schemas.microsoft.com/office/word/2016/wordml/cid" xmlns:w16="http://schemas.microsoft.com/office/word/2018/wordml" xmlns:w16du="http://schemas.microsoft.com/office/word/2023/wordml/word16du" xmlns:w16sdtdh="http://schemas.microsoft.com/office/word/2020/wordml/sdtdatahash" xmlns:w16sdtfl="http://schemas.microsoft.com/office/word/2024/wordml/sdtformatlock" xmlns:w16se="http://schemas.microsoft.com/office/word/2015/wordml/symex" xmlns:wpg="http://schemas.microsoft.com/office/word/2010/wordprocessingGroup" xmlns:wpi="http://schemas.microsoft.com/office/word/2010/wordprocessingInk" xmlns:wne="http://schemas.microsoft.com/office/word/2006/wordml" xmlns:wps="http://schemas.microsoft.com/office/word/2010/wordprocessingShape" mc:Ignorable="w14 w15 w16se w16cid w16 w16cex w16sdtdh w16sdtfl w16du wp14">
   <w:p>
     <w:pPr>
       <w:pStyle w:val="Footer"/>
@@ -3868,7 +4218,7 @@
 </file>
 
 <file path=word/footnotes.xml><?xml version="1.0" encoding="utf-8"?>
-<w:footnotes xmlns:wpc="http://schemas.microsoft.com/office/word/2010/wordprocessingCanvas" xmlns:cx="http://schemas.microsoft.com/office/drawing/2014/chartex" xmlns:cx1="http://schemas.microsoft.com/office/drawing/2015/9/8/chartex" xmlns:cx2="http://schemas.microsoft.com/office/drawing/2015/10/21/chartex" xmlns:cx3="http://schemas.microsoft.com/office/drawing/2016/5/9/chartex" xmlns:cx4="http://schemas.microsoft.com/office/drawing/2016/5/10/chartex" xmlns:cx5="http://schemas.microsoft.com/office/drawing/2016/5/11/chartex" xmlns:cx6="http://schemas.microsoft.com/office/drawing/2016/5/12/chartex" xmlns:cx7="http://schemas.microsoft.com/office/drawing/2016/5/13/chartex" xmlns:cx8="http://schemas.microsoft.com/office/drawing/2016/5/14/chartex" xmlns:mc="http://schemas.openxmlformats.org/markup-compatibility/2006" xmlns:aink="http://schemas.microsoft.com/office/drawing/2016/ink" xmlns:am3d="http://schemas.microsoft.com/office/drawing/2017/model3d" xmlns:o="urn:schemas-microsoft-com:office:office" xmlns:oel="http://schemas.microsoft.com/office/2019/extlst" xmlns:r="http://schemas.openxmlformats.org/officeDocument/2006/relationships" xmlns:m="http://schemas.openxmlformats.org/officeDocument/2006/math" xmlns:v="urn:schemas-microsoft-com:vml" xmlns:wp14="http://schemas.microsoft.com/office/word/2010/wordprocessingDrawing" xmlns:wp="http://schemas.openxmlformats.org/drawingml/2006/wordprocessingDrawing" xmlns:w10="urn:schemas-microsoft-com:office:word" xmlns:w="http://schemas.openxmlformats.org/wordprocessingml/2006/main" xmlns:w14="http://schemas.microsoft.com/office/word/2010/wordml" xmlns:w15="http://schemas.microsoft.com/office/word/2012/wordml" xmlns:w16cex="http://schemas.microsoft.com/office/word/2018/wordml/cex" xmlns:w16cid="http://schemas.microsoft.com/office/word/2016/wordml/cid" xmlns:w16="http://schemas.microsoft.com/office/word/2018/wordml" xmlns:w16du="http://schemas.microsoft.com/office/word/2023/wordml/word16du" xmlns:w16sdtdh="http://schemas.microsoft.com/office/word/2020/wordml/sdtdatahash" xmlns:w16sdtfl="http://schemas.microsoft.com/office/word/2024/wordml/sdtformatlock" xmlns:w16se="http://schemas.microsoft.com/office/word/2015/wordml/symex" xmlns:wpg="http://schemas.microsoft.com/office/word/2010/wordprocessingGroup" xmlns:wpi="http://schemas.microsoft.com/office/word/2010/wordprocessingInk" xmlns:wne="http://schemas.microsoft.com/office/word/2006/wordml" xmlns:wps="http://schemas.microsoft.com/office/word/2010/wordprocessingShape" mc:Ignorable="w14 w15 w16se w16cid w16 w16cex w16sdtdh w16sdtfl w16du wp14">
+<w:footnotes xmlns:wpc="http://schemas.microsoft.com/office/word/2010/wordprocessingCanvas" xmlns:cx="http://schemas.microsoft.com/office/drawing/2014/chartex" xmlns:cx1="http://schemas.microsoft.com/office/drawing/2015/9/8/chartex" xmlns:cx2="http://schemas.microsoft.com/office/drawing/2015/10/21/chartex" xmlns:cx3="http://schemas.microsoft.com/office/drawing/2016/5/9/chartex" xmlns:cx4="http://schemas.microsoft.com/office/drawing/2016/5/10/chartex" xmlns:cx5="http://schemas.microsoft.com/office/drawing/2016/5/11/chartex" xmlns:cx6="http://schemas.microsoft.com/office/drawing/2016/5/12/chartex" xmlns:cx7="http://schemas.microsoft.com/office/drawing/2016/5/13/chartex" xmlns:cx8="http://schemas.microsoft.com/office/drawing/2016/5/14/chartex" xmlns:mc="http://schemas.openxmlformats.org/markup-compatibility/2006" xmlns:aink="http://schemas.microsoft.com/office/drawing/2016/ink" xmlns:am3d="http://schemas.microsoft.com/office/drawing/2017/model3d" xmlns:o="urn:schemas-microsoft-com:office:office" xmlns:oel="http://schemas.microsoft.com/office/2019/extlst" xmlns:r="http://schemas.openxmlformats.org/officeDocument/2006/relationships" xmlns:m="http://schemas.openxmlformats.org/officeDocument/2006/math" xmlns:v="urn:schemas-microsoft-com:vml" xmlns:wp14="http://schemas.microsoft.com/office/word/2010/wordprocessingDrawing" xmlns:wp="http://schemas.openxmlformats.org/drawingml/2006/wordprocessingDrawing" xmlns:w10="urn:schemas-microsoft-com:office:word" xmlns:w="http://schemas.openxmlformats.org/wordprocessingml/2006/main" xmlns:w14="http://schemas.microsoft.com/office/word/2010/wordml" xmlns:w15="http://schemas.microsoft.com/office/word/2012/wordml" xmlns:w16cei="http://schemas.microsoft.com/office/word/2026/wordml/cei" xmlns:w16cex="http://schemas.microsoft.com/office/word/2018/wordml/cex" xmlns:w16cid="http://schemas.microsoft.com/office/word/2016/wordml/cid" xmlns:w16="http://schemas.microsoft.com/office/word/2018/wordml" xmlns:w16du="http://schemas.microsoft.com/office/word/2023/wordml/word16du" xmlns:w16sdtdh="http://schemas.microsoft.com/office/word/2020/wordml/sdtdatahash" xmlns:w16sdtfl="http://schemas.microsoft.com/office/word/2024/wordml/sdtformatlock" xmlns:w16se="http://schemas.microsoft.com/office/word/2015/wordml/symex" xmlns:wpg="http://schemas.microsoft.com/office/word/2010/wordprocessingGroup" xmlns:wpi="http://schemas.microsoft.com/office/word/2010/wordprocessingInk" xmlns:wne="http://schemas.microsoft.com/office/word/2006/wordml" xmlns:wps="http://schemas.microsoft.com/office/word/2010/wordprocessingShape" mc:Ignorable="w14 w15 w16se w16cid w16 w16cex w16sdtdh w16sdtfl w16du wp14">
   <w:footnote w:type="separator" w:id="-1">
     <w:p>
       <w:r>
@@ -3887,7 +4237,7 @@
 </file>
 
 <file path=word/header1.xml><?xml version="1.0" encoding="utf-8"?>
-<w:hdr xmlns:wpc="http://schemas.microsoft.com/office/word/2010/wordprocessingCanvas" xmlns:cx="http://schemas.microsoft.com/office/drawing/2014/chartex" xmlns:cx1="http://schemas.microsoft.com/office/drawing/2015/9/8/chartex" xmlns:cx2="http://schemas.microsoft.com/office/drawing/2015/10/21/chartex" xmlns:cx3="http://schemas.microsoft.com/office/drawing/2016/5/9/chartex" xmlns:cx4="http://schemas.microsoft.com/office/drawing/2016/5/10/chartex" xmlns:cx5="http://schemas.microsoft.com/office/drawing/2016/5/11/chartex" xmlns:cx6="http://schemas.microsoft.com/office/drawing/2016/5/12/chartex" xmlns:cx7="http://schemas.microsoft.com/office/drawing/2016/5/13/chartex" xmlns:cx8="http://schemas.microsoft.com/office/drawing/2016/5/14/chartex" xmlns:mc="http://schemas.openxmlformats.org/markup-compatibility/2006" xmlns:aink="http://schemas.microsoft.com/office/drawing/2016/ink" xmlns:am3d="http://schemas.microsoft.com/office/drawing/2017/model3d" xmlns:o="urn:schemas-microsoft-com:office:office" xmlns:oel="http://schemas.microsoft.com/office/2019/extlst" xmlns:r="http://schemas.openxmlformats.org/officeDocument/2006/relationships" xmlns:m="http://schemas.openxmlformats.org/officeDocument/2006/math" xmlns:v="urn:schemas-microsoft-com:vml" xmlns:wp14="http://schemas.microsoft.com/office/word/2010/wordprocessingDrawing" xmlns:wp="http://schemas.openxmlformats.org/drawingml/2006/wordprocessingDrawing" xmlns:w10="urn:schemas-microsoft-com:office:word" xmlns:w="http://schemas.openxmlformats.org/wordprocessingml/2006/main" xmlns:w14="http://schemas.microsoft.com/office/word/2010/wordml" xmlns:w15="http://schemas.microsoft.com/office/word/2012/wordml" xmlns:w16cex="http://schemas.microsoft.com/office/word/2018/wordml/cex" xmlns:w16cid="http://schemas.microsoft.com/office/word/2016/wordml/cid" xmlns:w16="http://schemas.microsoft.com/office/word/2018/wordml" xmlns:w16du="http://schemas.microsoft.com/office/word/2023/wordml/word16du" xmlns:w16sdtdh="http://schemas.microsoft.com/office/word/2020/wordml/sdtdatahash" xmlns:w16sdtfl="http://schemas.microsoft.com/office/word/2024/wordml/sdtformatlock" xmlns:w16se="http://schemas.microsoft.com/office/word/2015/wordml/symex" xmlns:wpg="http://schemas.microsoft.com/office/word/2010/wordprocessingGroup" xmlns:wpi="http://schemas.microsoft.com/office/word/2010/wordprocessingInk" xmlns:wne="http://schemas.microsoft.com/office/word/2006/wordml" xmlns:wps="http://schemas.microsoft.com/office/word/2010/wordprocessingShape" mc:Ignorable="w14 w15 w16se w16cid w16 w16cex w16sdtdh w16sdtfl w16du wp14">
+<w:hdr xmlns:wpc="http://schemas.microsoft.com/office/word/2010/wordprocessingCanvas" xmlns:cx="http://schemas.microsoft.com/office/drawing/2014/chartex" xmlns:cx1="http://schemas.microsoft.com/office/drawing/2015/9/8/chartex" xmlns:cx2="http://schemas.microsoft.com/office/drawing/2015/10/21/chartex" xmlns:cx3="http://schemas.microsoft.com/office/drawing/2016/5/9/chartex" xmlns:cx4="http://schemas.microsoft.com/office/drawing/2016/5/10/chartex" xmlns:cx5="http://schemas.microsoft.com/office/drawing/2016/5/11/chartex" xmlns:cx6="http://schemas.microsoft.com/office/drawing/2016/5/12/chartex" xmlns:cx7="http://schemas.microsoft.com/office/drawing/2016/5/13/chartex" xmlns:cx8="http://schemas.microsoft.com/office/drawing/2016/5/14/chartex" xmlns:mc="http://schemas.openxmlformats.org/markup-compatibility/2006" xmlns:aink="http://schemas.microsoft.com/office/drawing/2016/ink" xmlns:am3d="http://schemas.microsoft.com/office/drawing/2017/model3d" xmlns:o="urn:schemas-microsoft-com:office:office" xmlns:oel="http://schemas.microsoft.com/office/2019/extlst" xmlns:r="http://schemas.openxmlformats.org/officeDocument/2006/relationships" xmlns:m="http://schemas.openxmlformats.org/officeDocument/2006/math" xmlns:v="urn:schemas-microsoft-com:vml" xmlns:wp14="http://schemas.microsoft.com/office/word/2010/wordprocessingDrawing" xmlns:wp="http://schemas.openxmlformats.org/drawingml/2006/wordprocessingDrawing" xmlns:w10="urn:schemas-microsoft-com:office:word" xmlns:w="http://schemas.openxmlformats.org/wordprocessingml/2006/main" xmlns:w14="http://schemas.microsoft.com/office/word/2010/wordml" xmlns:w15="http://schemas.microsoft.com/office/word/2012/wordml" xmlns:w16cei="http://schemas.microsoft.com/office/word/2026/wordml/cei" xmlns:w16cex="http://schemas.microsoft.com/office/word/2018/wordml/cex" xmlns:w16cid="http://schemas.microsoft.com/office/word/2016/wordml/cid" xmlns:w16="http://schemas.microsoft.com/office/word/2018/wordml" xmlns:w16du="http://schemas.microsoft.com/office/word/2023/wordml/word16du" xmlns:w16sdtdh="http://schemas.microsoft.com/office/word/2020/wordml/sdtdatahash" xmlns:w16sdtfl="http://schemas.microsoft.com/office/word/2024/wordml/sdtformatlock" xmlns:w16se="http://schemas.microsoft.com/office/word/2015/wordml/symex" xmlns:wpg="http://schemas.microsoft.com/office/word/2010/wordprocessingGroup" xmlns:wpi="http://schemas.microsoft.com/office/word/2010/wordprocessingInk" xmlns:wne="http://schemas.microsoft.com/office/word/2006/wordml" xmlns:wps="http://schemas.microsoft.com/office/word/2010/wordprocessingShape" mc:Ignorable="w14 w15 w16se w16cid w16 w16cex w16sdtdh w16sdtfl w16du wp14">
   <w:p>
     <w:pPr>
       <w:pStyle w:val="Header"/>
@@ -4218,7 +4568,7 @@
 </file>
 
 <file path=word/numbering.xml><?xml version="1.0" encoding="utf-8"?>
-<w:numbering xmlns:wpc="http://schemas.microsoft.com/office/word/2010/wordprocessingCanvas" xmlns:cx="http://schemas.microsoft.com/office/drawing/2014/chartex" xmlns:cx1="http://schemas.microsoft.com/office/drawing/2015/9/8/chartex" xmlns:cx2="http://schemas.microsoft.com/office/drawing/2015/10/21/chartex" xmlns:cx3="http://schemas.microsoft.com/office/drawing/2016/5/9/chartex" xmlns:cx4="http://schemas.microsoft.com/office/drawing/2016/5/10/chartex" xmlns:cx5="http://schemas.microsoft.com/office/drawing/2016/5/11/chartex" xmlns:cx6="http://schemas.microsoft.com/office/drawing/2016/5/12/chartex" xmlns:cx7="http://schemas.microsoft.com/office/drawing/2016/5/13/chartex" xmlns:cx8="http://schemas.microsoft.com/office/drawing/2016/5/14/chartex" xmlns:mc="http://schemas.openxmlformats.org/markup-compatibility/2006" xmlns:aink="http://schemas.microsoft.com/office/drawing/2016/ink" xmlns:am3d="http://schemas.microsoft.com/office/drawing/2017/model3d" xmlns:o="urn:schemas-microsoft-com:office:office" xmlns:oel="http://schemas.microsoft.com/office/2019/extlst" xmlns:r="http://schemas.openxmlformats.org/officeDocument/2006/relationships" xmlns:m="http://schemas.openxmlformats.org/officeDocument/2006/math" xmlns:v="urn:schemas-microsoft-com:vml" xmlns:wp14="http://schemas.microsoft.com/office/word/2010/wordprocessingDrawing" xmlns:wp="http://schemas.openxmlformats.org/drawingml/2006/wordprocessingDrawing" xmlns:w10="urn:schemas-microsoft-com:office:word" xmlns:w="http://schemas.openxmlformats.org/wordprocessingml/2006/main" xmlns:w14="http://schemas.microsoft.com/office/word/2010/wordml" xmlns:w15="http://schemas.microsoft.com/office/word/2012/wordml" xmlns:w16cex="http://schemas.microsoft.com/office/word/2018/wordml/cex" xmlns:w16cid="http://schemas.microsoft.com/office/word/2016/wordml/cid" xmlns:w16="http://schemas.microsoft.com/office/word/2018/wordml" xmlns:w16du="http://schemas.microsoft.com/office/word/2023/wordml/word16du" xmlns:w16sdtdh="http://schemas.microsoft.com/office/word/2020/wordml/sdtdatahash" xmlns:w16sdtfl="http://schemas.microsoft.com/office/word/2024/wordml/sdtformatlock" xmlns:w16se="http://schemas.microsoft.com/office/word/2015/wordml/symex" xmlns:wpg="http://schemas.microsoft.com/office/word/2010/wordprocessingGroup" xmlns:wpi="http://schemas.microsoft.com/office/word/2010/wordprocessingInk" xmlns:wne="http://schemas.microsoft.com/office/word/2006/wordml" xmlns:wps="http://schemas.microsoft.com/office/word/2010/wordprocessingShape" mc:Ignorable="w14 w15 w16se w16cid w16 w16cex w16sdtdh w16sdtfl w16du wp14">
+<w:numbering xmlns:wpc="http://schemas.microsoft.com/office/word/2010/wordprocessingCanvas" xmlns:cx="http://schemas.microsoft.com/office/drawing/2014/chartex" xmlns:cx1="http://schemas.microsoft.com/office/drawing/2015/9/8/chartex" xmlns:cx2="http://schemas.microsoft.com/office/drawing/2015/10/21/chartex" xmlns:cx3="http://schemas.microsoft.com/office/drawing/2016/5/9/chartex" xmlns:cx4="http://schemas.microsoft.com/office/drawing/2016/5/10/chartex" xmlns:cx5="http://schemas.microsoft.com/office/drawing/2016/5/11/chartex" xmlns:cx6="http://schemas.microsoft.com/office/drawing/2016/5/12/chartex" xmlns:cx7="http://schemas.microsoft.com/office/drawing/2016/5/13/chartex" xmlns:cx8="http://schemas.microsoft.com/office/drawing/2016/5/14/chartex" xmlns:mc="http://schemas.openxmlformats.org/markup-compatibility/2006" xmlns:aink="http://schemas.microsoft.com/office/drawing/2016/ink" xmlns:am3d="http://schemas.microsoft.com/office/drawing/2017/model3d" xmlns:o="urn:schemas-microsoft-com:office:office" xmlns:oel="http://schemas.microsoft.com/office/2019/extlst" xmlns:r="http://schemas.openxmlformats.org/officeDocument/2006/relationships" xmlns:m="http://schemas.openxmlformats.org/officeDocument/2006/math" xmlns:v="urn:schemas-microsoft-com:vml" xmlns:wp14="http://schemas.microsoft.com/office/word/2010/wordprocessingDrawing" xmlns:wp="http://schemas.openxmlformats.org/drawingml/2006/wordprocessingDrawing" xmlns:w10="urn:schemas-microsoft-com:office:word" xmlns:w="http://schemas.openxmlformats.org/wordprocessingml/2006/main" xmlns:w14="http://schemas.microsoft.com/office/word/2010/wordml" xmlns:w15="http://schemas.microsoft.com/office/word/2012/wordml" xmlns:w16cei="http://schemas.microsoft.com/office/word/2026/wordml/cei" xmlns:w16cex="http://schemas.microsoft.com/office/word/2018/wordml/cex" xmlns:w16cid="http://schemas.microsoft.com/office/word/2016/wordml/cid" xmlns:w16="http://schemas.microsoft.com/office/word/2018/wordml" xmlns:w16du="http://schemas.microsoft.com/office/word/2023/wordml/word16du" xmlns:w16sdtdh="http://schemas.microsoft.com/office/word/2020/wordml/sdtdatahash" xmlns:w16sdtfl="http://schemas.microsoft.com/office/word/2024/wordml/sdtformatlock" xmlns:w16se="http://schemas.microsoft.com/office/word/2015/wordml/symex" xmlns:wpg="http://schemas.microsoft.com/office/word/2010/wordprocessingGroup" xmlns:wpi="http://schemas.microsoft.com/office/word/2010/wordprocessingInk" xmlns:wne="http://schemas.microsoft.com/office/word/2006/wordml" xmlns:wps="http://schemas.microsoft.com/office/word/2010/wordprocessingShape" mc:Ignorable="w14 w15 w16se w16cid w16 w16cex w16sdtdh w16sdtfl w16du wp14">
   <w:abstractNum w:abstractNumId="0" w15:restartNumberingAfterBreak="0">
     <w:nsid w:val="01606FDA"/>
     <w:multiLevelType w:val="hybridMultilevel"/>
@@ -7337,6 +7687,7 @@
   <w:style w:type="character" w:default="1" w:styleId="DefaultParagraphFont">
     <w:name w:val="Default Paragraph Font"/>
     <w:uiPriority w:val="1"/>
+    <w:semiHidden/>
     <w:unhideWhenUsed/>
   </w:style>
   <w:style w:type="table" w:default="1" w:styleId="TableNormal">
